--- a/downloads/student/ai-5-week-12.docx
+++ b/downloads/student/ai-5-week-12.docx
@@ -1126,6 +1126,16 @@
     <w:p>
       <w:r>
         <w:t>A zero loss on one example is memorised fit to that example, not proof of a generally useful image classifier.</w:t>
+      </w:r>
+    </w:p>
+    <w:p>
+      <w:r>
+        <w:t>Read the labelled picture: Which parameter changed, and which part was not trained? Point to the relevant step in the picture, then write the changed result and the rule or evidence that supports it.</w:t>
+      </w:r>
+    </w:p>
+    <w:p>
+      <w:r>
+        <w:t>Change one thing: Change target from 3 to6 and restart v = 0 with the same rate. Predict the result before checking the explanation. What remains the same?</w:t>
       </w:r>
     </w:p>
     <w:p>
@@ -2283,6 +2293,187 @@
         <w:t>Attempt the independent case before hints. Record whether you worked alone, used a hint or followed a model. After feedback, fix the first unsupported step and explain why it changed. A later check uses a changed case, not a copied answer.</w:t>
       </w:r>
     </w:p>
+    <w:p>
+      <w:pPr>
+        <w:pStyle w:val="Heading1"/>
+      </w:pPr>
+      <w:r>
+        <w:t>15. Your lesson route</w:t>
+      </w:r>
+    </w:p>
+    <w:p>
+      <w:r>
+        <w:t>Start with this question: Train a single output weight while clearly marking the frozen hidden computation.</w:t>
+      </w:r>
+    </w:p>
+    <w:tbl>
+      <w:tblPr>
+        <w:tblStyle w:val="LightShading-Accent1"/>
+        <w:tblW w:type="auto" w:w="0"/>
+        <w:tblLook w:firstColumn="1" w:firstRow="1" w:lastColumn="0" w:lastRow="0" w:noHBand="0" w:noVBand="1" w:val="04A0"/>
+      </w:tblPr>
+      <w:tblGrid>
+        <w:gridCol w:w="5112"/>
+        <w:gridCol w:w="5112"/>
+      </w:tblGrid>
+      <w:tr>
+        <w:trPr>
+          <w:tblHeader/>
+        </w:trPr>
+        <w:tc>
+          <w:tcPr>
+            <w:tcW w:type="dxa" w:w="5112"/>
+          </w:tcPr>
+          <w:p>
+            <w:r>
+              <w:t>By the end, I can</w:t>
+            </w:r>
+          </w:p>
+        </w:tc>
+        <w:tc>
+          <w:tcPr>
+            <w:tcW w:type="dxa" w:w="5112"/>
+          </w:tcPr>
+          <w:p>
+            <w:r>
+              <w:t>How I will show it</w:t>
+            </w:r>
+          </w:p>
+        </w:tc>
+      </w:tr>
+      <w:tr>
+        <w:tc>
+          <w:tcPr>
+            <w:tcW w:type="dxa" w:w="5112"/>
+          </w:tcPr>
+          <w:p>
+            <w:r>
+              <w:t>Trace repeated forward loss gradient and update steps</w:t>
+            </w:r>
+          </w:p>
+        </w:tc>
+        <w:tc>
+          <w:tcPr>
+            <w:tcW w:type="dxa" w:w="5112"/>
+          </w:tcPr>
+          <w:p>
+            <w:r>
+              <w:t>Explain the deciding step, show a trace or test, and state one limit.</w:t>
+            </w:r>
+          </w:p>
+        </w:tc>
+      </w:tr>
+      <w:tr>
+        <w:tc>
+          <w:tcPr>
+            <w:tcW w:type="dxa" w:w="5112"/>
+          </w:tcPr>
+          <w:p>
+            <w:r>
+              <w:t>Keep frozen parameters distinct from the trained parameter</w:t>
+            </w:r>
+          </w:p>
+        </w:tc>
+        <w:tc>
+          <w:tcPr>
+            <w:tcW w:type="dxa" w:w="5112"/>
+          </w:tcPr>
+          <w:p>
+            <w:r>
+              <w:t>Explain the deciding step, show a trace or test, and state one limit.</w:t>
+            </w:r>
+          </w:p>
+        </w:tc>
+      </w:tr>
+      <w:tr>
+        <w:tc>
+          <w:tcPr>
+            <w:tcW w:type="dxa" w:w="5112"/>
+          </w:tcPr>
+          <w:p>
+            <w:r>
+              <w:t>Report training results with their evaluation limits</w:t>
+            </w:r>
+          </w:p>
+        </w:tc>
+        <w:tc>
+          <w:tcPr>
+            <w:tcW w:type="dxa" w:w="5112"/>
+          </w:tcPr>
+          <w:p>
+            <w:r>
+              <w:t>Explain the deciding step, show a trace or test, and state one limit.</w:t>
+            </w:r>
+          </w:p>
+        </w:tc>
+      </w:tr>
+    </w:tbl>
+    <w:p>
+      <w:r>
+        <w:t>Remember → watch and explain → try with help → investigate → try independently → keep project evidence. Your teacher may spread this lesson across several classes.</w:t>
+      </w:r>
+    </w:p>
+    <w:p>
+      <w:r>
+        <w:t>Keep your first prediction. Compare it with what the evidence shows and explain any change.</w:t>
+      </w:r>
+    </w:p>
+    <w:p>
+      <w:pPr>
+        <w:pStyle w:val="Heading1"/>
+      </w:pPr>
+      <w:r>
+        <w:t>16. Finish and return</w:t>
+      </w:r>
+    </w:p>
+    <w:p>
+      <w:r>
+        <w:t>Close your notes. Explain this goal in your own words: Trace repeated forward loss gradient and update steps</w:t>
+      </w:r>
+    </w:p>
+    <w:p>
+      <w:pPr>
+        <w:pStyle w:val="Heading3"/>
+      </w:pPr>
+      <w:r>
+        <w:t>My deciding step, evidence and one remaining question</w:t>
+      </w:r>
+    </w:p>
+    <w:p>
+      <w:r>
+        <w:t>________________________________________________________________</w:t>
+      </w:r>
+    </w:p>
+    <w:p>
+      <w:r>
+        <w:t>________________________________________________________________</w:t>
+      </w:r>
+    </w:p>
+    <w:p>
+      <w:r>
+        <w:t>________________________________________________________________</w:t>
+      </w:r>
+    </w:p>
+    <w:p>
+      <w:r>
+        <w:t>________________________________________________________________</w:t>
+      </w:r>
+    </w:p>
+    <w:p>
+      <w:r>
+        <w:t>________________________________________________________________</w:t>
+      </w:r>
+    </w:p>
+    <w:p>
+      <w:r>
+        <w:t>If you are unsure, return to the worked picture and explain one arrow. If you are ready, change an input or assumption and justify your prediction.</w:t>
+      </w:r>
+    </w:p>
+    <w:p>
+      <w:r>
+        <w:t>Save your workbook evidence. At the next review, try a different case before opening your old answer.</w:t>
+      </w:r>
+    </w:p>
     <w:sectPr>
       <w:pgSz w:w="12240" w:h="15840"/>
       <w:pgMar w:top="936" w:right="1008" w:bottom="936" w:left="1008" w:header="720" w:footer="720" w:gutter="0"/>

--- a/downloads/student/ai-5-week-12.docx
+++ b/downloads/student/ai-5-week-12.docx
@@ -2474,6 +2474,215 @@
         <w:t>Save your workbook evidence. At the next review, try a different case before opening your old answer.</w:t>
       </w:r>
     </w:p>
+    <w:p>
+      <w:pPr>
+        <w:pStyle w:val="Heading1"/>
+      </w:pPr>
+      <w:r>
+        <w:t>17. Supported practice, repair and portfolio</w:t>
+      </w:r>
+    </w:p>
+    <w:p>
+      <w:r>
+        <w:t>Use this supported practice once, in the browser or on paper. Keep the reserved independent assessment for a separate first attempt before teacher feedback.</w:t>
+      </w:r>
+    </w:p>
+    <w:p>
+      <w:r>
+        <w:t>Train a single output weight while clearly marking the frozen hidden computation.</w:t>
+      </w:r>
+    </w:p>
+    <w:p>
+      <w:pPr>
+        <w:pStyle w:val="Heading3"/>
+      </w:pPr>
+      <w:r>
+        <w:t>Practice 1: explain the deciding evidence</w:t>
+      </w:r>
+    </w:p>
+    <w:p>
+      <w:r>
+        <w:t>Which labelled step matches this detail? v becomes1; prediction 3 and loss 0. Next gradient is 0.</w:t>
+      </w:r>
+    </w:p>
+    <w:p>
+      <w:r>
+        <w:t>1. Freeze hidden step</w:t>
+      </w:r>
+    </w:p>
+    <w:p>
+      <w:r>
+        <w:t>2. Update and verify</w:t>
+      </w:r>
+    </w:p>
+    <w:p>
+      <w:r>
+        <w:t>3. Compute initial gradient</w:t>
+      </w:r>
+    </w:p>
+    <w:p>
+      <w:pPr>
+        <w:pStyle w:val="Heading3"/>
+      </w:pPr>
+      <w:r>
+        <w:t>My selected conclusion, deciding fact and explanation</w:t>
+      </w:r>
+    </w:p>
+    <w:p>
+      <w:r>
+        <w:t>________________________________________________________________</w:t>
+      </w:r>
+    </w:p>
+    <w:p>
+      <w:r>
+        <w:t>________________________________________________________________</w:t>
+      </w:r>
+    </w:p>
+    <w:p>
+      <w:r>
+        <w:t>________________________________________________________________</w:t>
+      </w:r>
+    </w:p>
+    <w:p>
+      <w:r>
+        <w:t>________________________________________________________________</w:t>
+      </w:r>
+    </w:p>
+    <w:p>
+      <w:r>
+        <w:t>________________________________________________________________</w:t>
+      </w:r>
+    </w:p>
+    <w:p>
+      <w:r>
+        <w:t>Hint if needed: Read the steps in the pictorial case. Match the supplied detail to the stage that performs or records it.</w:t>
+      </w:r>
+    </w:p>
+    <w:p>
+      <w:r>
+        <w:t>After your attempt, compare with the supported explanation: Update and verify v becomes1; prediction 3 and loss 0. Next gradient is 0. Only the output weight v is being fitted in this toy network; the hidden ReLU is fixed. The training input gives hidden value three. Squared-error slope points v from zero towards one, and this specially chosen rate reaches one in a single update. Zero loss on one training pair is exact fitting of that pair, not evidence about other inputs.</w:t>
+      </w:r>
+    </w:p>
+    <w:p>
+      <w:pPr>
+        <w:pStyle w:val="Heading3"/>
+      </w:pPr>
+      <w:r>
+        <w:t>Practice 2: explain the deciding evidence</w:t>
+      </w:r>
+    </w:p>
+    <w:p>
+      <w:r>
+        <w:t>Changed-case practice: Change target from 3 to6 and restart v = 0 with the same rate. Which conclusion is supported by the supplied facts?</w:t>
+      </w:r>
+    </w:p>
+    <w:p>
+      <w:r>
+        <w:t>1. First gradient=-36; v becomes2; prediction 6 and loss 0.</w:t>
+      </w:r>
+    </w:p>
+    <w:p>
+      <w:r>
+        <w:t>2. We can decide the result without examining the changed input or the procedure.</w:t>
+      </w:r>
+    </w:p>
+    <w:p>
+      <w:r>
+        <w:t>3. This one example guarantees correct results for every future input.</w:t>
+      </w:r>
+    </w:p>
+    <w:p>
+      <w:pPr>
+        <w:pStyle w:val="Heading3"/>
+      </w:pPr>
+      <w:r>
+        <w:t>My selected conclusion, deciding fact and explanation</w:t>
+      </w:r>
+    </w:p>
+    <w:p>
+      <w:r>
+        <w:t>________________________________________________________________</w:t>
+      </w:r>
+    </w:p>
+    <w:p>
+      <w:r>
+        <w:t>________________________________________________________________</w:t>
+      </w:r>
+    </w:p>
+    <w:p>
+      <w:r>
+        <w:t>________________________________________________________________</w:t>
+      </w:r>
+    </w:p>
+    <w:p>
+      <w:r>
+        <w:t>________________________________________________________________</w:t>
+      </w:r>
+    </w:p>
+    <w:p>
+      <w:r>
+        <w:t>________________________________________________________________</w:t>
+      </w:r>
+    </w:p>
+    <w:p>
+      <w:r>
+        <w:t>Hint if needed: Use the changed condition and the deciding step in the pictorial trace. The answer must say what follows from those facts.</w:t>
+      </w:r>
+    </w:p>
+    <w:p>
+      <w:r>
+        <w:t>After your attempt, compare with the supported explanation: First gradient=-36; v becomes2; prediction 6 and loss 0. The hidden value remains3, but the target residual and required output weight double.</w:t>
+      </w:r>
+    </w:p>
+    <w:p>
+      <w:pPr>
+        <w:pStyle w:val="Heading3"/>
+      </w:pPr>
+      <w:r>
+        <w:t>Repair a missing building block</w:t>
+      </w:r>
+    </w:p>
+    <w:p>
+      <w:r>
+        <w:t>Review Updating parameters (ai-5/11). Goal: Apply a learning rate to an ordered gradient. Short practice: Why must new loss be recomputed rather than assumed smaller? Point to the relevant step in the picture, then write the changed result and the rule or evidence that supports it.. Return to this week and explain what you changed.</w:t>
+      </w:r>
+    </w:p>
+    <w:p>
+      <w:r>
+        <w:t>Review Slopes and local change (ai-5/9). Goal: Calculate an average rate of change over a stated interval. Short practice: Which calculation disproves “any increase helps”? Point to the relevant step in the picture, then write the changed result and the rule or evidence that supports it.. Return to this week and explain what you changed.</w:t>
+      </w:r>
+    </w:p>
+    <w:p>
+      <w:r>
+        <w:t>Review Forward passes by hand (ai-5/6). Goal: Record scores and activations in dependency order. Short practice: Why should feedback identify h before correcting only y? Point to the relevant step in the picture, then write the changed result and the rule or evidence that supports it.. Return to this week and explain what you changed.</w:t>
+      </w:r>
+    </w:p>
+    <w:p>
+      <w:pPr>
+        <w:pStyle w:val="Heading3"/>
+      </w:pPr>
+      <w:r>
+        <w:t>Predict, run and debug</w:t>
+      </w:r>
+    </w:p>
+    <w:p>
+      <w:r>
+        <w:t>The browser lab lets you edit the supported Python examples already included in this lesson. Predict first, run, inspect the actual output or error, change one input, then run again. Keep code, predictions, actual results and a reasoned revision together. On paper, label your result as a trace rather than an execution.</w:t>
+      </w:r>
+    </w:p>
+    <w:p>
+      <w:pPr>
+        <w:pStyle w:val="Heading3"/>
+      </w:pPr>
+      <w:r>
+        <w:t>Keep your completed work</w:t>
+      </w:r>
+    </w:p>
+    <w:p>
+      <w:r>
+        <w:t>Use Download completed work in the hosted lesson to export your answers, reflections, practice feedback and code-run evidence. Open the HTML copy to read or print it. Drafts stay in this browser when storage is available; clear drafts on a shared device.</w:t>
+      </w:r>
+    </w:p>
     <w:sectPr>
       <w:pgSz w:w="12240" w:h="15840"/>
       <w:pgMar w:top="936" w:right="1008" w:bottom="936" w:left="1008" w:header="720" w:footer="720" w:gutter="0"/>

--- a/downloads/student/ai-5-week-12.docx
+++ b/downloads/student/ai-5-week-12.docx
@@ -42,6 +42,11 @@
       </w:r>
     </w:p>
     <w:p>
+      <w:r>
+        <w:t>Start with the target: Trace repeated forward loss gradient and update steps. Try the recall before opening notes.</w:t>
+      </w:r>
+    </w:p>
+    <w:p>
       <w:pPr>
         <w:pStyle w:val="Heading3"/>
       </w:pPr>
@@ -50,18 +55,60 @@
       </w:r>
     </w:p>
     <w:p>
-      <w:r>
+      <w:pPr>
+        <w:spacing w:line="336" w:lineRule="auto" w:after="180"/>
+      </w:pPr>
+      <w:r>
+        <w:rPr>
+          <w:b w:val="0"/>
+        </w:rPr>
         <w:t>I can trace repeated forward loss gradient and update steps.</w:t>
       </w:r>
     </w:p>
     <w:p>
-      <w:r>
-        <w:t>I can keep frozen parameters distinct from the trained parameter.</w:t>
-      </w:r>
-    </w:p>
-    <w:p>
-      <w:r>
-        <w:t>I can report training results with their evaluation limits.</w:t>
+      <w:pPr>
+        <w:spacing w:line="336" w:lineRule="auto" w:after="180"/>
+      </w:pPr>
+      <w:r>
+        <w:rPr>
+          <w:b w:val="0"/>
+        </w:rPr>
+        <w:t xml:space="preserve">I can keep </w:t>
+      </w:r>
+      <w:r>
+        <w:rPr>
+          <w:b/>
+        </w:rPr>
+        <w:t>frozen parameter</w:t>
+      </w:r>
+      <w:r>
+        <w:rPr>
+          <w:b w:val="0"/>
+        </w:rPr>
+        <w:t>s distinct from the trained parameter.</w:t>
+      </w:r>
+    </w:p>
+    <w:p>
+      <w:pPr>
+        <w:spacing w:line="336" w:lineRule="auto" w:after="180"/>
+      </w:pPr>
+      <w:r>
+        <w:rPr>
+          <w:b w:val="0"/>
+        </w:rPr>
+        <w:t xml:space="preserve">I can report </w:t>
+      </w:r>
+      <w:r>
+        <w:rPr>
+          <w:b/>
+        </w:rPr>
+        <w:t>training</w:t>
+      </w:r>
+      <w:r>
+        <w:rPr>
+          <w:b w:val="0"/>
+        </w:rPr>
+        <w:t xml:space="preserve"> results with their evaluation limits.</w:t>
       </w:r>
     </w:p>
     <w:p>
@@ -73,48 +120,138 @@
       </w:r>
     </w:p>
     <w:p>
-      <w:r>
+      <w:pPr>
+        <w:spacing w:line="336" w:lineRule="auto" w:after="180"/>
+      </w:pPr>
+      <w:r>
+        <w:rPr>
+          <w:b w:val="0"/>
+        </w:rPr>
         <w:t>Close your notes first. A rough first answer helps us choose the right starting point; it is not a score for your ability.</w:t>
       </w:r>
     </w:p>
     <w:p>
-      <w:r>
+      <w:pPr>
+        <w:spacing w:line="336" w:lineRule="auto" w:after="180"/>
+      </w:pPr>
+      <w:r>
+        <w:rPr>
+          <w:b w:val="0"/>
+        </w:rPr>
         <w:t>Without opening the old lesson, explain one key idea from Updating parameters. Give an example and a mistake that the idea helps you avoid.</w:t>
       </w:r>
     </w:p>
     <w:p>
-      <w:r>
+      <w:pPr>
+        <w:spacing w:line="336" w:lineRule="auto" w:after="180"/>
+      </w:pPr>
+      <w:r>
+        <w:rPr>
+          <w:b w:val="0"/>
+        </w:rPr>
         <w:t>Without opening the old lesson, explain one key idea from Slopes and local change. Give an example and a mistake that the idea helps you avoid.</w:t>
       </w:r>
     </w:p>
     <w:p>
-      <w:r>
+      <w:pPr>
+        <w:spacing w:line="336" w:lineRule="auto" w:after="180"/>
+      </w:pPr>
+      <w:r>
+        <w:rPr>
+          <w:b w:val="0"/>
+        </w:rPr>
         <w:t>Without opening the old lesson, explain one key idea from Forward passes by hand. Give an example and a mistake that the idea helps you avoid.</w:t>
       </w:r>
     </w:p>
     <w:p>
-      <w:r>
-        <w:t>After trying, check the relevant lesson or ask your teacher. Change the part of your explanation that the evidence shows was wrong.</w:t>
-      </w:r>
-    </w:p>
-    <w:p>
-      <w:r>
+      <w:pPr>
+        <w:spacing w:line="336" w:lineRule="auto" w:after="180"/>
+      </w:pPr>
+      <w:r>
+        <w:rPr>
+          <w:b w:val="0"/>
+        </w:rPr>
+        <w:t xml:space="preserve">After trying, check the relevant lesson or ask your teacher. Change the part of your explanation that the </w:t>
+      </w:r>
+      <w:r>
+        <w:rPr>
+          <w:b/>
+        </w:rPr>
+        <w:t>evidence</w:t>
+      </w:r>
+      <w:r>
+        <w:rPr>
+          <w:b w:val="0"/>
+        </w:rPr>
+        <w:t xml:space="preserve"> shows was wrong.</w:t>
+      </w:r>
+    </w:p>
+    <w:p>
+      <w:pPr>
+        <w:spacing w:line="336" w:lineRule="auto" w:after="180"/>
+      </w:pPr>
+      <w:r>
+        <w:rPr>
+          <w:b w:val="0"/>
+        </w:rPr>
         <w:t>This week you will practise:</w:t>
       </w:r>
     </w:p>
     <w:p>
-      <w:r>
+      <w:pPr>
+        <w:spacing w:line="336" w:lineRule="auto" w:after="180"/>
+      </w:pPr>
+      <w:r>
+        <w:rPr>
+          <w:b w:val="0"/>
+        </w:rPr>
         <w:t>Trace repeated forward loss gradient and update steps</w:t>
       </w:r>
     </w:p>
     <w:p>
-      <w:r>
-        <w:t>Keep frozen parameters distinct from the trained parameter</w:t>
-      </w:r>
-    </w:p>
-    <w:p>
-      <w:r>
-        <w:t>Report training results with their evaluation limits</w:t>
+      <w:pPr>
+        <w:spacing w:line="336" w:lineRule="auto" w:after="180"/>
+      </w:pPr>
+      <w:r>
+        <w:rPr>
+          <w:b w:val="0"/>
+        </w:rPr>
+        <w:t xml:space="preserve">Keep </w:t>
+      </w:r>
+      <w:r>
+        <w:rPr>
+          <w:b/>
+        </w:rPr>
+        <w:t>frozen parameter</w:t>
+      </w:r>
+      <w:r>
+        <w:rPr>
+          <w:b w:val="0"/>
+        </w:rPr>
+        <w:t>s distinct from the trained parameter</w:t>
+      </w:r>
+    </w:p>
+    <w:p>
+      <w:pPr>
+        <w:spacing w:line="336" w:lineRule="auto" w:after="180"/>
+      </w:pPr>
+      <w:r>
+        <w:rPr>
+          <w:b w:val="0"/>
+        </w:rPr>
+        <w:t xml:space="preserve">Report </w:t>
+      </w:r>
+      <w:r>
+        <w:rPr>
+          <w:b/>
+        </w:rPr>
+        <w:t>training</w:t>
+      </w:r>
+      <w:r>
+        <w:rPr>
+          <w:b w:val="0"/>
+        </w:rPr>
+        <w:t xml:space="preserve"> results with their evaluation limits</w:t>
       </w:r>
     </w:p>
     <w:p>
@@ -126,7 +263,14 @@
       </w:r>
     </w:p>
     <w:p>
-      <w:r>
+      <w:pPr>
+        <w:spacing w:line="336" w:lineRule="auto" w:after="180"/>
+        <w:shd w:fill="F5F1FB"/>
+      </w:pPr>
+      <w:r>
+        <w:rPr>
+          <w:b w:val="0"/>
+        </w:rPr>
         <w:t>Why should all parameters in one simultaneous update use the same saved gradient?</w:t>
       </w:r>
     </w:p>
@@ -162,8 +306,26 @@
       </w:r>
     </w:p>
     <w:p>
-      <w:r>
-        <w:t>By the end, I can explain training a small network using a traced example and a stated limitation.</w:t>
+      <w:pPr>
+        <w:spacing w:line="336" w:lineRule="auto" w:after="180"/>
+      </w:pPr>
+      <w:r>
+        <w:rPr>
+          <w:b w:val="0"/>
+        </w:rPr>
+        <w:t xml:space="preserve">By the end, I can explain </w:t>
+      </w:r>
+      <w:r>
+        <w:rPr>
+          <w:b/>
+        </w:rPr>
+        <w:t>training</w:t>
+      </w:r>
+      <w:r>
+        <w:rPr>
+          <w:b w:val="0"/>
+        </w:rPr>
+        <w:t xml:space="preserve"> a small network using a traced example and a stated limitation.</w:t>
       </w:r>
     </w:p>
     <w:p>
@@ -176,12 +338,117 @@
     </w:p>
     <w:p>
       <w:r>
-        <w:t>Use one hidden ReLU unit h = ReLU(x) and an output y = vh. The hidden input weight is fixed at 1, its bias is fixed at 0, and the output bias is fixed at 0. Only output weight v is trained. This is a restricted two-layer network, not training every parameter of a general network.</w:t>
-      </w:r>
-    </w:p>
-    <w:p>
-      <w:r>
-        <w:t>Training pairs are (x, target) = (1, 2) and (2, 4). Both x values are positive, so hidden activations are 1 and 2. Define ordinary MSE over both rows. Start at v = 0 and use learning rate 0.1 for exactly four full-data updates. The declared budget prevents stopping only when a preferred result appears.</w:t>
+        <w:t>Investigate the supplied Training a small network case. Separate observations, given facts and assumptions before choosing an explanation.</w:t>
+      </w:r>
+    </w:p>
+    <w:p>
+      <w:pPr>
+        <w:spacing w:line="336" w:lineRule="auto" w:after="180"/>
+      </w:pPr>
+      <w:r>
+        <w:rPr>
+          <w:b w:val="0"/>
+        </w:rPr>
+        <w:t xml:space="preserve">Use one hidden ReLU unit h = ReLU(x) and an </w:t>
+      </w:r>
+      <w:r>
+        <w:rPr>
+          <w:b/>
+        </w:rPr>
+        <w:t>output</w:t>
+      </w:r>
+      <w:r>
+        <w:rPr>
+          <w:b w:val="0"/>
+        </w:rPr>
+        <w:t xml:space="preserve"> y = vh. The hidden </w:t>
+      </w:r>
+      <w:r>
+        <w:rPr>
+          <w:b/>
+        </w:rPr>
+        <w:t>input</w:t>
+      </w:r>
+      <w:r>
+        <w:rPr>
+          <w:b w:val="0"/>
+        </w:rPr>
+        <w:t xml:space="preserve"> weight is fixed at 1, its bias is fixed at 0, and the </w:t>
+      </w:r>
+      <w:r>
+        <w:rPr>
+          <w:b/>
+        </w:rPr>
+        <w:t>output</w:t>
+      </w:r>
+      <w:r>
+        <w:rPr>
+          <w:b w:val="0"/>
+        </w:rPr>
+        <w:t xml:space="preserve"> bias is fixed at 0. Only </w:t>
+      </w:r>
+      <w:r>
+        <w:rPr>
+          <w:b/>
+        </w:rPr>
+        <w:t>output</w:t>
+      </w:r>
+      <w:r>
+        <w:rPr>
+          <w:b w:val="0"/>
+        </w:rPr>
+        <w:t xml:space="preserve"> weight v is trained.</w:t>
+      </w:r>
+    </w:p>
+    <w:p>
+      <w:pPr>
+        <w:spacing w:line="336" w:lineRule="auto" w:after="180"/>
+      </w:pPr>
+      <w:r>
+        <w:rPr>
+          <w:b w:val="0"/>
+        </w:rPr>
+        <w:t xml:space="preserve">This is a restricted two-layer network, not </w:t>
+      </w:r>
+      <w:r>
+        <w:rPr>
+          <w:b/>
+        </w:rPr>
+        <w:t>training</w:t>
+      </w:r>
+      <w:r>
+        <w:rPr>
+          <w:b w:val="0"/>
+        </w:rPr>
+        <w:t xml:space="preserve"> every parameter of a general network.</w:t>
+      </w:r>
+    </w:p>
+    <w:p>
+      <w:pPr>
+        <w:spacing w:line="336" w:lineRule="auto" w:after="180"/>
+      </w:pPr>
+      <w:r>
+        <w:rPr>
+          <w:b/>
+        </w:rPr>
+        <w:t>Training</w:t>
+      </w:r>
+      <w:r>
+        <w:rPr>
+          <w:b w:val="0"/>
+        </w:rPr>
+        <w:t xml:space="preserve"> pairs are (x, target) = (1, 2) and (2, 4). Both x values are positive, so hidden activations are 1 and 2. Define ordinary MSE over both rows.</w:t>
+      </w:r>
+    </w:p>
+    <w:p>
+      <w:pPr>
+        <w:spacing w:line="336" w:lineRule="auto" w:after="180"/>
+      </w:pPr>
+      <w:r>
+        <w:rPr>
+          <w:b w:val="0"/>
+        </w:rPr>
+        <w:t>Start at v = 0 and use learning rate 0.1 for exactly four full-data updates. The declared budget prevents stopping only when a preferred result appears.</w:t>
       </w:r>
     </w:p>
     <w:tbl>
@@ -392,7 +659,13 @@
       </w:tr>
     </w:tbl>
     <w:p>
-      <w:r>
+      <w:pPr>
+        <w:spacing w:line="336" w:lineRule="auto" w:after="180"/>
+      </w:pPr>
+      <w:r>
+        <w:rPr>
+          <w:b w:val="0"/>
+        </w:rPr>
         <w:t>Each row evaluates the parameter value after that many updates. Row zero records the starting model. The loss decreases in this specific experiment; that pattern is not a promise for all networks or rates.</w:t>
       </w:r>
     </w:p>
@@ -429,7 +702,29 @@
     </w:p>
     <w:p>
       <w:r>
-        <w:t>Let errors be v - 2 and 2v - 4. MSE is their squared sum divided by 2, which simplifies to 2.5 times (v - 2) squared. Its gradient with respect to v is 5 times (v - 2). At v = 0 the gradient is -10, so the first update gives v = 0 - 0.1 times -10 = 1.</w:t>
+        <w:t>Follow the mechanism for Training a small network. Connect each labelled input, deciding step and result.</w:t>
+      </w:r>
+    </w:p>
+    <w:p>
+      <w:pPr>
+        <w:spacing w:line="336" w:lineRule="auto" w:after="180"/>
+      </w:pPr>
+      <w:r>
+        <w:rPr>
+          <w:b w:val="0"/>
+        </w:rPr>
+        <w:t>Let errors be v - 2 and 2v - 4. MSE is their squared sum divided by 2, which simplifies to 2.5 times (v - 2) squared. Its gradient with respect to v is 5 times (v - 2).</w:t>
+      </w:r>
+    </w:p>
+    <w:p>
+      <w:pPr>
+        <w:spacing w:line="336" w:lineRule="auto" w:after="180"/>
+      </w:pPr>
+      <w:r>
+        <w:rPr>
+          <w:b w:val="0"/>
+        </w:rPr>
+        <w:t>At v = 0 the gradient is -10, so the first update gives v = 0 - 0.1 times -10 = 1.</w:t>
       </w:r>
     </w:p>
     <w:p>
@@ -466,8 +761,37 @@
       </w:r>
     </w:p>
     <w:p>
-      <w:r>
-        <w:t>The factor 2 comes from squared error; division by the number of rows makes this the gradient of the mean, not the sum. The code uses every training row for each update. It prints five states but performs only four updates. All data are supplied fictional numbers.</w:t>
+      <w:pPr>
+        <w:spacing w:line="336" w:lineRule="auto" w:after="180"/>
+      </w:pPr>
+      <w:r>
+        <w:rPr>
+          <w:b w:val="0"/>
+        </w:rPr>
+        <w:t xml:space="preserve">The factor 2 comes from squared error; division by the number of rows makes this the gradient of the mean, not the sum. The code uses every </w:t>
+      </w:r>
+      <w:r>
+        <w:rPr>
+          <w:b/>
+        </w:rPr>
+        <w:t>training</w:t>
+      </w:r>
+      <w:r>
+        <w:rPr>
+          <w:b w:val="0"/>
+        </w:rPr>
+        <w:t xml:space="preserve"> row for each update. It prints five states but performs only four updates.</w:t>
+      </w:r>
+    </w:p>
+    <w:p>
+      <w:pPr>
+        <w:spacing w:line="336" w:lineRule="auto" w:after="180"/>
+      </w:pPr>
+      <w:r>
+        <w:rPr>
+          <w:b w:val="0"/>
+        </w:rPr>
+        <w:t>All data are supplied fictional numbers.</w:t>
       </w:r>
     </w:p>
     <w:p>
@@ -479,8 +803,26 @@
       </w:r>
     </w:p>
     <w:p>
-      <w:r>
-        <w:t>Point to the input, the deciding step and the result in this week’s visual. Explain the same step in ordinary words. A picture helps when you can say what each part represents.</w:t>
+      <w:pPr>
+        <w:spacing w:line="336" w:lineRule="auto" w:after="180"/>
+      </w:pPr>
+      <w:r>
+        <w:rPr>
+          <w:b w:val="0"/>
+        </w:rPr>
+        <w:t xml:space="preserve">Point to the </w:t>
+      </w:r>
+      <w:r>
+        <w:rPr>
+          <w:b/>
+        </w:rPr>
+        <w:t>input</w:t>
+      </w:r>
+      <w:r>
+        <w:rPr>
+          <w:b w:val="0"/>
+        </w:rPr>
+        <w:t>, the deciding step and the result in this week’s visual. Explain the same step in ordinary words. A picture helps when you can say what each part represents.</w:t>
       </w:r>
     </w:p>
     <w:p>
@@ -492,6 +834,11 @@
       </w:r>
     </w:p>
     <w:p>
+      <w:r>
+        <w:t>Compare the supplied cases for Training a small network. Identify the detail that changes the conclusion.</w:t>
+      </w:r>
+    </w:p>
+    <w:p>
       <w:pPr>
         <w:pStyle w:val="Heading3"/>
       </w:pPr>
@@ -500,7 +847,13 @@
       </w:r>
     </w:p>
     <w:p>
-      <w:r>
+      <w:pPr>
+        <w:spacing w:line="336" w:lineRule="auto" w:after="180"/>
+      </w:pPr>
+      <w:r>
+        <w:rPr>
+          <w:b w:val="0"/>
+        </w:rPr>
         <w:t>At v = 1, the sum of squared errors is 5. A learner uses gradient -10 with rate 0.1. Explain the mismatch with this lesson and give the next v under MSE.</w:t>
       </w:r>
     </w:p>
@@ -546,18 +899,93 @@
       </w:r>
     </w:p>
     <w:p>
-      <w:r>
+      <w:pPr>
+        <w:pStyle w:val="Heading3"/>
+      </w:pPr>
+      <w:r>
+        <w:t>Change one thing</w:t>
+      </w:r>
+    </w:p>
+    <w:p>
+      <w:pPr>
+        <w:spacing w:line="336" w:lineRule="auto" w:after="180"/>
+        <w:shd w:fill="F5F1FB"/>
+      </w:pPr>
+      <w:r>
+        <w:rPr>
+          <w:b w:val="0"/>
+        </w:rPr>
         <w:t>Change: Change target from 3 to6 and restart v = 0 with the same rate.</w:t>
       </w:r>
     </w:p>
     <w:p>
-      <w:r>
-        <w:t>Prediction: First gradient=-36; v becomes2; prediction 6 and loss 0.</w:t>
-      </w:r>
-    </w:p>
-    <w:p>
-      <w:r>
-        <w:t>Reason: The hidden value remains3, but the target residual and required output weight double.</w:t>
+      <w:pPr>
+        <w:pStyle w:val="Heading3"/>
+      </w:pPr>
+      <w:r>
+        <w:t>Predicted result</w:t>
+      </w:r>
+    </w:p>
+    <w:p>
+      <w:pPr>
+        <w:spacing w:line="336" w:lineRule="auto" w:after="180"/>
+        <w:shd w:fill="F1F6FC"/>
+      </w:pPr>
+      <w:r>
+        <w:rPr>
+          <w:b/>
+        </w:rPr>
+        <w:t>Prediction</w:t>
+      </w:r>
+      <w:r>
+        <w:rPr>
+          <w:b w:val="0"/>
+        </w:rPr>
+        <w:t xml:space="preserve">: First gradient=-36; v becomes2; </w:t>
+      </w:r>
+      <w:r>
+        <w:rPr>
+          <w:b/>
+        </w:rPr>
+        <w:t>prediction</w:t>
+      </w:r>
+      <w:r>
+        <w:rPr>
+          <w:b w:val="0"/>
+        </w:rPr>
+        <w:t xml:space="preserve"> 6 and loss 0.</w:t>
+      </w:r>
+    </w:p>
+    <w:p>
+      <w:pPr>
+        <w:pStyle w:val="Heading3"/>
+      </w:pPr>
+      <w:r>
+        <w:t>Why the result follows</w:t>
+      </w:r>
+    </w:p>
+    <w:p>
+      <w:pPr>
+        <w:spacing w:line="336" w:lineRule="auto" w:after="180"/>
+        <w:shd w:fill="F1F6FC"/>
+      </w:pPr>
+      <w:r>
+        <w:rPr>
+          <w:b w:val="0"/>
+        </w:rPr>
+        <w:t xml:space="preserve">Reason: The hidden value remains3, but the target residual and required </w:t>
+      </w:r>
+      <w:r>
+        <w:rPr>
+          <w:b/>
+        </w:rPr>
+        <w:t>output</w:t>
+      </w:r>
+      <w:r>
+        <w:rPr>
+          <w:b w:val="0"/>
+        </w:rPr>
+        <w:t xml:space="preserve"> weight double.</w:t>
       </w:r>
     </w:p>
     <w:p>
@@ -566,6 +994,11 @@
       </w:pPr>
       <w:r>
         <w:t>05. Words that unlock the idea</w:t>
+      </w:r>
+    </w:p>
+    <w:p>
+      <w:r>
+        <w:t>Use the vocabulary of Training a small network to explain a concrete decision, rather than only memorising definitions.</w:t>
       </w:r>
     </w:p>
     <w:tbl>
@@ -721,6 +1154,11 @@
       </w:pPr>
       <w:r>
         <w:t>06. Follow a worked example</w:t>
+      </w:r>
+    </w:p>
+    <w:p>
+      <w:r>
+        <w:t>Follow the worked trace for Training a small network, predict a step, then compare with its explanation.</w:t>
       </w:r>
     </w:p>
     <w:p>
@@ -916,7 +1354,13 @@
       </w:r>
     </w:p>
     <w:p>
-      <w:r>
+      <w:pPr>
+        <w:spacing w:line="336" w:lineRule="auto" w:after="180"/>
+      </w:pPr>
+      <w:r>
+        <w:rPr>
+          <w:b w:val="0"/>
+        </w:rPr>
         <w:t>Cover the result before checking it. Say what is given, choose the procedure, and follow one step at a time. Then uncover the result and explain your first mismatch. Ask why a step is allowed, not only what number it produces.</w:t>
       </w:r>
     </w:p>
@@ -929,8 +1373,26 @@
       </w:r>
     </w:p>
     <w:p>
-      <w:r>
-        <w:t>Train a single output weight while clearly marking the frozen hidden computation.</w:t>
+      <w:pPr>
+        <w:spacing w:line="336" w:lineRule="auto" w:after="180"/>
+      </w:pPr>
+      <w:r>
+        <w:rPr>
+          <w:b w:val="0"/>
+        </w:rPr>
+        <w:t xml:space="preserve">Train a single </w:t>
+      </w:r>
+      <w:r>
+        <w:rPr>
+          <w:b/>
+        </w:rPr>
+        <w:t>output</w:t>
+      </w:r>
+      <w:r>
+        <w:rPr>
+          <w:b w:val="0"/>
+        </w:rPr>
+        <w:t xml:space="preserve"> weight while clearly marking the frozen hidden computation.</w:t>
       </w:r>
     </w:p>
     <w:p>
@@ -942,13 +1404,67 @@
       </w:r>
     </w:p>
     <w:p>
-      <w:r>
-        <w:t>Toy h=ReLU(x), y=vh. One training pair x = 3, target 3; start v = 0; squared loss; rate 1/18.</w:t>
-      </w:r>
-    </w:p>
-    <w:p>
-      <w:r>
-        <w:t>All inputs and outcomes in this worked example are invented classroom data; no real model run is claimed.</w:t>
+      <w:pPr>
+        <w:pStyle w:val="Heading3"/>
+      </w:pPr>
+      <w:r>
+        <w:t>Supplied facts</w:t>
+      </w:r>
+    </w:p>
+    <w:p>
+      <w:pPr>
+        <w:spacing w:line="336" w:lineRule="auto" w:after="180"/>
+        <w:shd w:fill="F1F6FC"/>
+      </w:pPr>
+      <w:r>
+        <w:rPr>
+          <w:b w:val="0"/>
+        </w:rPr>
+        <w:t xml:space="preserve">Toy h=ReLU(x), y=vh. One </w:t>
+      </w:r>
+      <w:r>
+        <w:rPr>
+          <w:b/>
+        </w:rPr>
+        <w:t>training</w:t>
+      </w:r>
+      <w:r>
+        <w:rPr>
+          <w:b w:val="0"/>
+        </w:rPr>
+        <w:t xml:space="preserve"> pair x = 3, target 3; start v = 0; squared loss; rate 1/18.</w:t>
+      </w:r>
+    </w:p>
+    <w:p>
+      <w:pPr>
+        <w:pStyle w:val="Heading3"/>
+      </w:pPr>
+      <w:r>
+        <w:t>Supplied facts</w:t>
+      </w:r>
+    </w:p>
+    <w:p>
+      <w:pPr>
+        <w:spacing w:line="336" w:lineRule="auto" w:after="180"/>
+        <w:shd w:fill="F1F6FC"/>
+      </w:pPr>
+      <w:r>
+        <w:rPr>
+          <w:b w:val="0"/>
+        </w:rPr>
+        <w:t xml:space="preserve">All </w:t>
+      </w:r>
+      <w:r>
+        <w:rPr>
+          <w:b/>
+        </w:rPr>
+        <w:t>input</w:t>
+      </w:r>
+      <w:r>
+        <w:rPr>
+          <w:b w:val="0"/>
+        </w:rPr>
+        <w:t>s and outcomes in this worked example are invented classroom data; no real model run is claimed.</w:t>
       </w:r>
     </w:p>
     <w:p>
@@ -1111,30 +1627,198 @@
       </w:r>
     </w:p>
     <w:p>
-      <w:r>
-        <w:t>Only the output weight v is being fitted in this toy network; the hidden ReLU is fixed. The training input gives hidden value three. Squared-error slope points v from zero towards one, and this specially chosen rate reaches one in a single update. Zero loss on one training pair is exact fitting of that pair, not evidence about other inputs.</w:t>
-      </w:r>
-    </w:p>
-    <w:p>
       <w:pPr>
         <w:pStyle w:val="Heading3"/>
       </w:pPr>
       <w:r>
+        <w:t>Why the result follows</w:t>
+      </w:r>
+    </w:p>
+    <w:p>
+      <w:pPr>
+        <w:spacing w:line="336" w:lineRule="auto" w:after="180"/>
+        <w:shd w:fill="F1F6FC"/>
+      </w:pPr>
+      <w:r>
+        <w:rPr>
+          <w:b w:val="0"/>
+        </w:rPr>
+        <w:t xml:space="preserve">Only the </w:t>
+      </w:r>
+      <w:r>
+        <w:rPr>
+          <w:b/>
+        </w:rPr>
+        <w:t>output</w:t>
+      </w:r>
+      <w:r>
+        <w:rPr>
+          <w:b w:val="0"/>
+        </w:rPr>
+        <w:t xml:space="preserve"> weight v is being fitted in this toy network; the hidden ReLU is fixed. The </w:t>
+      </w:r>
+      <w:r>
+        <w:rPr>
+          <w:b/>
+        </w:rPr>
+        <w:t>training</w:t>
+      </w:r>
+      <w:r>
+        <w:rPr>
+          <w:b w:val="0"/>
+        </w:rPr>
+        <w:t xml:space="preserve"> </w:t>
+      </w:r>
+      <w:r>
+        <w:rPr>
+          <w:b/>
+        </w:rPr>
+        <w:t>input</w:t>
+      </w:r>
+      <w:r>
+        <w:rPr>
+          <w:b w:val="0"/>
+        </w:rPr>
+        <w:t xml:space="preserve"> gives hidden value three.</w:t>
+      </w:r>
+    </w:p>
+    <w:p>
+      <w:pPr>
+        <w:spacing w:line="336" w:lineRule="auto" w:after="180"/>
+        <w:shd w:fill="F1F6FC"/>
+      </w:pPr>
+      <w:r>
+        <w:rPr>
+          <w:b w:val="0"/>
+        </w:rPr>
+        <w:t xml:space="preserve">Squared-error slope points v from zero towards one, and this specially chosen rate reaches one in a single update. Zero loss on one </w:t>
+      </w:r>
+      <w:r>
+        <w:rPr>
+          <w:b/>
+        </w:rPr>
+        <w:t>training</w:t>
+      </w:r>
+      <w:r>
+        <w:rPr>
+          <w:b w:val="0"/>
+        </w:rPr>
+        <w:t xml:space="preserve"> pair is exact </w:t>
+      </w:r>
+      <w:r>
+        <w:rPr>
+          <w:b/>
+        </w:rPr>
+        <w:t>fitting</w:t>
+      </w:r>
+      <w:r>
+        <w:rPr>
+          <w:b w:val="0"/>
+        </w:rPr>
+        <w:t xml:space="preserve"> of that pair, not </w:t>
+      </w:r>
+      <w:r>
+        <w:rPr>
+          <w:b/>
+        </w:rPr>
+        <w:t>evidence</w:t>
+      </w:r>
+      <w:r>
+        <w:rPr>
+          <w:b w:val="0"/>
+        </w:rPr>
+        <w:t xml:space="preserve"> about other </w:t>
+      </w:r>
+      <w:r>
+        <w:rPr>
+          <w:b/>
+        </w:rPr>
+        <w:t>input</w:t>
+      </w:r>
+      <w:r>
+        <w:rPr>
+          <w:b w:val="0"/>
+        </w:rPr>
+        <w:t>s.</w:t>
+      </w:r>
+    </w:p>
+    <w:p>
+      <w:pPr>
+        <w:pStyle w:val="Heading3"/>
+      </w:pPr>
+      <w:r>
         <w:t>What this example does not establish</w:t>
       </w:r>
     </w:p>
     <w:p>
-      <w:r>
+      <w:pPr>
+        <w:pStyle w:val="Heading3"/>
+      </w:pPr>
+      <w:r>
+        <w:t>Keep the stated limit</w:t>
+      </w:r>
+    </w:p>
+    <w:p>
+      <w:pPr>
+        <w:spacing w:line="336" w:lineRule="auto" w:after="180"/>
+        <w:shd w:fill="FFF5E6"/>
+      </w:pPr>
+      <w:r>
+        <w:rPr>
+          <w:b w:val="0"/>
+        </w:rPr>
         <w:t>A zero loss on one example is memorised fit to that example, not proof of a generally useful image classifier.</w:t>
       </w:r>
     </w:p>
     <w:p>
-      <w:r>
-        <w:t>Read the labelled picture: Which parameter changed, and which part was not trained? Point to the relevant step in the picture, then write the changed result and the rule or evidence that supports it.</w:t>
-      </w:r>
-    </w:p>
-    <w:p>
-      <w:r>
+      <w:pPr>
+        <w:pStyle w:val="Heading3"/>
+      </w:pPr>
+      <w:r>
+        <w:t>Keep the stated limit</w:t>
+      </w:r>
+    </w:p>
+    <w:p>
+      <w:pPr>
+        <w:spacing w:line="336" w:lineRule="auto" w:after="180"/>
+        <w:shd w:fill="FFF5E6"/>
+      </w:pPr>
+      <w:r>
+        <w:rPr>
+          <w:b w:val="0"/>
+        </w:rPr>
+        <w:t xml:space="preserve">Read the labelled picture: Which parameter changed, and which part was not trained? Point to the relevant step in the picture, then write the changed result and the rule or </w:t>
+      </w:r>
+      <w:r>
+        <w:rPr>
+          <w:b/>
+        </w:rPr>
+        <w:t>evidence</w:t>
+      </w:r>
+      <w:r>
+        <w:rPr>
+          <w:b w:val="0"/>
+        </w:rPr>
+        <w:t xml:space="preserve"> that supports it.</w:t>
+      </w:r>
+    </w:p>
+    <w:p>
+      <w:pPr>
+        <w:pStyle w:val="Heading3"/>
+      </w:pPr>
+      <w:r>
+        <w:t>Keep the stated limit</w:t>
+      </w:r>
+    </w:p>
+    <w:p>
+      <w:pPr>
+        <w:spacing w:line="336" w:lineRule="auto" w:after="180"/>
+        <w:shd w:fill="FFF5E6"/>
+      </w:pPr>
+      <w:r>
+        <w:rPr>
+          <w:b w:val="0"/>
+        </w:rPr>
         <w:t>Change one thing: Change target from 3 to6 and restart v = 0 with the same rate. Predict the result before checking the explanation. What remains the same?</w:t>
       </w:r>
     </w:p>
@@ -1148,12 +1832,7 @@
     </w:p>
     <w:p>
       <w:r>
-        <w:t>After four updates, freeze v = 1.875. A reserved demonstration pair (3, 6), not used in the updates, receives prediction 5.625 and squared error 0.140625. Report it separately from training MSE 0.0390625. One synthetic held-out example is a small demonstration, not evidence of broad real-world reliability.</w:t>
-      </w:r>
-    </w:p>
-    <w:p>
-      <w:r>
-        <w:t>The frozen representation has a limit: for any negative x, ReLU gives h = 0 and the output is always 0. If the intended task were y = 2x for all real inputs, x = -1 would need target -2, so this model would fail there regardless of v. Training cannot recover distinctions that the fixed hidden representation removes.</w:t>
+        <w:t>Find the unsupported step in the Training a small network claim and explain a repair using the supplied evidence.</w:t>
       </w:r>
     </w:p>
     <w:p>
@@ -1161,12 +1840,179 @@
         <w:pStyle w:val="Heading3"/>
       </w:pPr>
       <w:r>
+        <w:t>Check the claim against the facts</w:t>
+      </w:r>
+    </w:p>
+    <w:p>
+      <w:pPr>
+        <w:spacing w:line="336" w:lineRule="auto" w:after="180"/>
+        <w:shd w:fill="FFF5E6"/>
+      </w:pPr>
+      <w:r>
+        <w:rPr>
+          <w:b w:val="0"/>
+        </w:rPr>
+        <w:t xml:space="preserve">After four updates, freeze v = 1.875. A reserved demonstration pair (3, 6), not used in the updates, receives </w:t>
+      </w:r>
+      <w:r>
+        <w:rPr>
+          <w:b/>
+        </w:rPr>
+        <w:t>prediction</w:t>
+      </w:r>
+      <w:r>
+        <w:rPr>
+          <w:b w:val="0"/>
+        </w:rPr>
+        <w:t xml:space="preserve"> 5.625 and squared error 0.140625. Report it separately from </w:t>
+      </w:r>
+      <w:r>
+        <w:rPr>
+          <w:b/>
+        </w:rPr>
+        <w:t>training</w:t>
+      </w:r>
+      <w:r>
+        <w:rPr>
+          <w:b w:val="0"/>
+        </w:rPr>
+        <w:t xml:space="preserve"> MSE 0.0390625.</w:t>
+      </w:r>
+    </w:p>
+    <w:p>
+      <w:pPr>
+        <w:spacing w:line="336" w:lineRule="auto" w:after="180"/>
+        <w:shd w:fill="FFF5E6"/>
+      </w:pPr>
+      <w:r>
+        <w:rPr>
+          <w:b w:val="0"/>
+        </w:rPr>
+        <w:t xml:space="preserve">One synthetic held-out example is a small demonstration, not </w:t>
+      </w:r>
+      <w:r>
+        <w:rPr>
+          <w:b/>
+        </w:rPr>
+        <w:t>evidence</w:t>
+      </w:r>
+      <w:r>
+        <w:rPr>
+          <w:b w:val="0"/>
+        </w:rPr>
+        <w:t xml:space="preserve"> of broad real-world reliability.</w:t>
+      </w:r>
+    </w:p>
+    <w:p>
+      <w:pPr>
+        <w:pStyle w:val="Heading3"/>
+      </w:pPr>
+      <w:r>
+        <w:t>Check the claim against the facts</w:t>
+      </w:r>
+    </w:p>
+    <w:p>
+      <w:pPr>
+        <w:spacing w:line="336" w:lineRule="auto" w:after="180"/>
+        <w:shd w:fill="FFF5E6"/>
+      </w:pPr>
+      <w:r>
+        <w:rPr>
+          <w:b w:val="0"/>
+        </w:rPr>
+        <w:t xml:space="preserve">The frozen representation has a limit: for any negative x, ReLU gives h = 0 and the </w:t>
+      </w:r>
+      <w:r>
+        <w:rPr>
+          <w:b/>
+        </w:rPr>
+        <w:t>output</w:t>
+      </w:r>
+      <w:r>
+        <w:rPr>
+          <w:b w:val="0"/>
+        </w:rPr>
+        <w:t xml:space="preserve"> is always 0.</w:t>
+      </w:r>
+    </w:p>
+    <w:p>
+      <w:pPr>
+        <w:spacing w:line="336" w:lineRule="auto" w:after="180"/>
+        <w:shd w:fill="FFF5E6"/>
+      </w:pPr>
+      <w:r>
+        <w:rPr>
+          <w:b w:val="0"/>
+        </w:rPr>
+        <w:t xml:space="preserve">If the intended task were y = 2x for all real </w:t>
+      </w:r>
+      <w:r>
+        <w:rPr>
+          <w:b/>
+        </w:rPr>
+        <w:t>input</w:t>
+      </w:r>
+      <w:r>
+        <w:rPr>
+          <w:b w:val="0"/>
+        </w:rPr>
+        <w:t xml:space="preserve">s, x = -1 would need target -2, so this model would fail there regardless of v. </w:t>
+      </w:r>
+      <w:r>
+        <w:rPr>
+          <w:b/>
+        </w:rPr>
+        <w:t>Training</w:t>
+      </w:r>
+      <w:r>
+        <w:rPr>
+          <w:b w:val="0"/>
+        </w:rPr>
+        <w:t xml:space="preserve"> cannot recover distinctions that the fixed hidden representation removes.</w:t>
+      </w:r>
+    </w:p>
+    <w:p>
+      <w:pPr>
+        <w:pStyle w:val="Heading3"/>
+      </w:pPr>
+      <w:r>
         <w:t>Locate the earliest unsupported step</w:t>
       </w:r>
     </w:p>
     <w:p>
-      <w:r>
-        <w:t>At final v = 1.875, calculate the prediction and squared error on reserved pair (3, 6). May its target be included in the four reported training updates?</w:t>
+      <w:pPr>
+        <w:spacing w:line="336" w:lineRule="auto" w:after="180"/>
+        <w:shd w:fill="F5F1FB"/>
+      </w:pPr>
+      <w:r>
+        <w:rPr>
+          <w:b w:val="0"/>
+        </w:rPr>
+        <w:t xml:space="preserve">At final v = 1.875, calculate the </w:t>
+      </w:r>
+      <w:r>
+        <w:rPr>
+          <w:b/>
+        </w:rPr>
+        <w:t>prediction</w:t>
+      </w:r>
+      <w:r>
+        <w:rPr>
+          <w:b w:val="0"/>
+        </w:rPr>
+        <w:t xml:space="preserve"> and squared error on reserved pair (3, 6). May its target be included in the four reported </w:t>
+      </w:r>
+      <w:r>
+        <w:rPr>
+          <w:b/>
+        </w:rPr>
+        <w:t>training</w:t>
+      </w:r>
+      <w:r>
+        <w:rPr>
+          <w:b w:val="0"/>
+        </w:rPr>
+        <w:t xml:space="preserve"> updates?</w:t>
       </w:r>
     </w:p>
     <w:p>
@@ -1217,7 +2063,30 @@
     </w:p>
     <w:p>
       <w:r>
-        <w:t>At v = 0, calculate both predictions, errors, MSE and gradient, then update at rate 0.1.</w:t>
+        <w:t>Practise Training a small network with support, then explain the deciding step in your own words.</w:t>
+      </w:r>
+    </w:p>
+    <w:p>
+      <w:pPr>
+        <w:spacing w:line="336" w:lineRule="auto" w:after="180"/>
+      </w:pPr>
+      <w:r>
+        <w:rPr>
+          <w:b w:val="0"/>
+        </w:rPr>
+        <w:t xml:space="preserve">At v = 0, calculate both </w:t>
+      </w:r>
+      <w:r>
+        <w:rPr>
+          <w:b/>
+        </w:rPr>
+        <w:t>prediction</w:t>
+      </w:r>
+      <w:r>
+        <w:rPr>
+          <w:b w:val="0"/>
+        </w:rPr>
+        <w:t>s, errors, MSE and gradient, then update at rate 0.1.</w:t>
       </w:r>
     </w:p>
     <w:p>
@@ -1285,8 +2154,38 @@
       </w:r>
     </w:p>
     <w:p>
-      <w:r>
-        <w:t>Use workbook W2 for the connected example “Training a small network”. First fill the input and rule boxes. Try the middle steps before asking for a hint. After a hint, try the next step yourself.</w:t>
+      <w:pPr>
+        <w:spacing w:line="336" w:lineRule="auto" w:after="180"/>
+      </w:pPr>
+      <w:r>
+        <w:rPr>
+          <w:b w:val="0"/>
+        </w:rPr>
+        <w:t>Use workbook W2 for the connected example “</w:t>
+      </w:r>
+      <w:r>
+        <w:rPr>
+          <w:b/>
+        </w:rPr>
+        <w:t>Training</w:t>
+      </w:r>
+      <w:r>
+        <w:rPr>
+          <w:b w:val="0"/>
+        </w:rPr>
+        <w:t xml:space="preserve"> a small network”. First fill the </w:t>
+      </w:r>
+      <w:r>
+        <w:rPr>
+          <w:b/>
+        </w:rPr>
+        <w:t>input</w:t>
+      </w:r>
+      <w:r>
+        <w:rPr>
+          <w:b w:val="0"/>
+        </w:rPr>
+        <w:t xml:space="preserve"> and rule boxes. Try the middle steps before asking for a hint. After a hint, try the next step yourself.</w:t>
       </w:r>
     </w:p>
     <w:tbl>
@@ -1369,7 +2268,13 @@
       </w:tr>
     </w:tbl>
     <w:p>
-      <w:r>
+      <w:pPr>
+        <w:spacing w:line="336" w:lineRule="auto" w:after="180"/>
+      </w:pPr>
+      <w:r>
+        <w:rPr>
+          <w:b w:val="0"/>
+        </w:rPr>
         <w:t>Explain your trace to a partner. Your partner points to one step to check. Swap roles on the next case. Each person writes their own explanation.</w:t>
       </w:r>
     </w:p>
@@ -1382,12 +2287,47 @@
       </w:r>
     </w:p>
     <w:p>
-      <w:r>
-        <w:t>Use the worked case for Training a small network. Proposed explanation: “Every parameter was trained”. Decide whether this explanation is supported. Point to the step or supplied fact that decides; explain your repair if needed.</w:t>
-      </w:r>
-    </w:p>
-    <w:p>
-      <w:r>
+      <w:pPr>
+        <w:spacing w:line="336" w:lineRule="auto" w:after="180"/>
+      </w:pPr>
+      <w:r>
+        <w:rPr>
+          <w:b w:val="0"/>
+        </w:rPr>
+        <w:t xml:space="preserve">Use the worked case for </w:t>
+      </w:r>
+      <w:r>
+        <w:rPr>
+          <w:b/>
+        </w:rPr>
+        <w:t>Training</w:t>
+      </w:r>
+      <w:r>
+        <w:rPr>
+          <w:b w:val="0"/>
+        </w:rPr>
+        <w:t xml:space="preserve"> a small network. Proposed explanation: “Every parameter was trained”. Decide whether this explanation is supported.</w:t>
+      </w:r>
+    </w:p>
+    <w:p>
+      <w:pPr>
+        <w:spacing w:line="336" w:lineRule="auto" w:after="180"/>
+      </w:pPr>
+      <w:r>
+        <w:rPr>
+          <w:b w:val="0"/>
+        </w:rPr>
+        <w:t>Point to the step or supplied fact that decides; explain your repair if needed.</w:t>
+      </w:r>
+    </w:p>
+    <w:p>
+      <w:pPr>
+        <w:spacing w:line="336" w:lineRule="auto" w:after="180"/>
+      </w:pPr>
+      <w:r>
+        <w:rPr>
+          <w:b w:val="0"/>
+        </w:rPr>
         <w:t>Answer on your own before discussion. If you are unsure, say which step you need help with.</w:t>
       </w:r>
     </w:p>
@@ -1400,8 +2340,26 @@
       </w:r>
     </w:p>
     <w:p>
-      <w:r>
-        <w:t>Which parameter changed, and which part was not trained? Point to the relevant step in the picture, then write the changed result and the rule or evidence that supports it.</w:t>
+      <w:pPr>
+        <w:spacing w:line="336" w:lineRule="auto" w:after="180"/>
+      </w:pPr>
+      <w:r>
+        <w:rPr>
+          <w:b w:val="0"/>
+        </w:rPr>
+        <w:t xml:space="preserve">Which parameter changed, and which part was not trained? Point to the relevant step in the picture, then write the changed result and the rule or </w:t>
+      </w:r>
+      <w:r>
+        <w:rPr>
+          <w:b/>
+        </w:rPr>
+        <w:t>evidence</w:t>
+      </w:r>
+      <w:r>
+        <w:rPr>
+          <w:b w:val="0"/>
+        </w:rPr>
+        <w:t xml:space="preserve"> that supports it.</w:t>
       </w:r>
     </w:p>
     <w:p>
@@ -1433,7 +2391,13 @@
       </w:r>
     </w:p>
     <w:p>
-      <w:r>
+      <w:pPr>
+        <w:spacing w:line="336" w:lineRule="auto" w:after="180"/>
+      </w:pPr>
+      <w:r>
+        <w:rPr>
+          <w:b w:val="0"/>
+        </w:rPr>
         <w:t>This is supported practice. Keep the separately named independent case for an attempt before feedback.</w:t>
       </w:r>
     </w:p>
@@ -1446,6 +2410,11 @@
       </w:r>
     </w:p>
     <w:p>
+      <w:r>
+        <w:t>Investigate Training a small network. Record the prediction, actual observation or labelled paper trace, explanation and next test separately.</w:t>
+      </w:r>
+    </w:p>
+    <w:p>
       <w:pPr>
         <w:pStyle w:val="Heading3"/>
       </w:pPr>
@@ -1454,7 +2423,13 @@
       </w:r>
     </w:p>
     <w:p>
-      <w:r>
+      <w:pPr>
+        <w:spacing w:line="336" w:lineRule="auto" w:after="180"/>
+      </w:pPr>
+      <w:r>
+        <w:rPr>
+          <w:b w:val="0"/>
+        </w:rPr>
         <w:t>At v = 1, the sum of squared errors is 5. A learner uses gradient -10 with rate 0.1. Explain the mismatch with this lesson and give the next v under MSE.</w:t>
       </w:r>
     </w:p>
@@ -1628,7 +2603,13 @@
       </w:tr>
     </w:tbl>
     <w:p>
-      <w:r>
+      <w:pPr>
+        <w:spacing w:line="336" w:lineRule="auto" w:after="180"/>
+      </w:pPr>
+      <w:r>
+        <w:rPr>
+          <w:b w:val="0"/>
+        </w:rPr>
         <w:t>On paper, trace the supplied procedure. If code is provided, predict before running it in a local practice file. Never write an expected answer as though it were an observed run.</w:t>
       </w:r>
     </w:p>
@@ -1641,7 +2622,13 @@
       </w:r>
     </w:p>
     <w:p>
-      <w:r>
+      <w:pPr>
+        <w:spacing w:line="336" w:lineRule="auto" w:after="180"/>
+      </w:pPr>
+      <w:r>
+        <w:rPr>
+          <w:b w:val="0"/>
+        </w:rPr>
         <w:t>Before trying: what do I expect, and why? While trying: which step could first go wrong? Afterwards: what did I actually observe, and what should change? Keep “not run” if you only traced the procedure.</w:t>
       </w:r>
     </w:p>
@@ -1654,6 +2641,11 @@
       </w:r>
     </w:p>
     <w:p>
+      <w:r>
+        <w:t>Move from recall to tracing, diagnosis and transfer in Training a small network. Explain why each step is justified.</w:t>
+      </w:r>
+    </w:p>
+    <w:p>
       <w:pPr>
         <w:pStyle w:val="Heading3"/>
       </w:pPr>
@@ -1662,18 +2654,85 @@
       </w:r>
     </w:p>
     <w:p>
-      <w:r>
-        <w:t>At v = 0, calculate both predictions, errors, MSE and gradient, then update at rate 0.1.</w:t>
-      </w:r>
-    </w:p>
-    <w:p>
-      <w:r>
-        <w:t>At final v = 1.875, calculate the prediction and squared error on reserved pair (3, 6). May its target be included in the four reported training updates?</w:t>
-      </w:r>
-    </w:p>
-    <w:p>
-      <w:r>
-        <w:t>For the lesson architecture at x = -1, give h and prediction for any finite v. If target is -2, calculate squared error and explain why changing v cannot fix it.</w:t>
+      <w:pPr>
+        <w:spacing w:line="336" w:lineRule="auto" w:after="180"/>
+      </w:pPr>
+      <w:r>
+        <w:rPr>
+          <w:b w:val="0"/>
+        </w:rPr>
+        <w:t xml:space="preserve">At v = 0, calculate both </w:t>
+      </w:r>
+      <w:r>
+        <w:rPr>
+          <w:b/>
+        </w:rPr>
+        <w:t>prediction</w:t>
+      </w:r>
+      <w:r>
+        <w:rPr>
+          <w:b w:val="0"/>
+        </w:rPr>
+        <w:t>s, errors, MSE and gradient, then update at rate 0.1.</w:t>
+      </w:r>
+    </w:p>
+    <w:p>
+      <w:pPr>
+        <w:spacing w:line="336" w:lineRule="auto" w:after="180"/>
+        <w:shd w:fill="F5F1FB"/>
+      </w:pPr>
+      <w:r>
+        <w:rPr>
+          <w:b w:val="0"/>
+        </w:rPr>
+        <w:t xml:space="preserve">At final v = 1.875, calculate the </w:t>
+      </w:r>
+      <w:r>
+        <w:rPr>
+          <w:b/>
+        </w:rPr>
+        <w:t>prediction</w:t>
+      </w:r>
+      <w:r>
+        <w:rPr>
+          <w:b w:val="0"/>
+        </w:rPr>
+        <w:t xml:space="preserve"> and squared error on reserved pair (3, 6). May its target be included in the four reported </w:t>
+      </w:r>
+      <w:r>
+        <w:rPr>
+          <w:b/>
+        </w:rPr>
+        <w:t>training</w:t>
+      </w:r>
+      <w:r>
+        <w:rPr>
+          <w:b w:val="0"/>
+        </w:rPr>
+        <w:t xml:space="preserve"> updates?</w:t>
+      </w:r>
+    </w:p>
+    <w:p>
+      <w:pPr>
+        <w:spacing w:line="336" w:lineRule="auto" w:after="180"/>
+      </w:pPr>
+      <w:r>
+        <w:rPr>
+          <w:b w:val="0"/>
+        </w:rPr>
+        <w:t xml:space="preserve">For the lesson architecture at x = -1, give h and </w:t>
+      </w:r>
+      <w:r>
+        <w:rPr>
+          <w:b/>
+        </w:rPr>
+        <w:t>prediction</w:t>
+      </w:r>
+      <w:r>
+        <w:rPr>
+          <w:b w:val="0"/>
+        </w:rPr>
+        <w:t xml:space="preserve"> for any finite v. If target is -2, calculate squared error and explain why changing v cannot fix it.</w:t>
       </w:r>
     </w:p>
     <w:p>
@@ -1719,7 +2778,77 @@
     </w:p>
     <w:p>
       <w:r>
-        <w:t>Add a labelled training a small network evidence sheet to Image-pattern Network Investigation. Show how you can trace repeated forward loss gradient and update steps. Use the supplied fictional case and keep its inputs, intermediate steps, calculation or prediction, and limitation. Connect this record to last week’s record; a matching answer without a trace is insufficient.</w:t>
+        <w:t>Apply this week’s idea to Image-pattern Network Investigation. Keep an annotated decision and the evidence supporting it.</w:t>
+      </w:r>
+    </w:p>
+    <w:p>
+      <w:pPr>
+        <w:spacing w:line="336" w:lineRule="auto" w:after="180"/>
+      </w:pPr>
+      <w:r>
+        <w:rPr>
+          <w:b w:val="0"/>
+        </w:rPr>
+        <w:t xml:space="preserve">Add a labelled </w:t>
+      </w:r>
+      <w:r>
+        <w:rPr>
+          <w:b/>
+        </w:rPr>
+        <w:t>training</w:t>
+      </w:r>
+      <w:r>
+        <w:rPr>
+          <w:b w:val="0"/>
+        </w:rPr>
+        <w:t xml:space="preserve"> a small network </w:t>
+      </w:r>
+      <w:r>
+        <w:rPr>
+          <w:b/>
+        </w:rPr>
+        <w:t>evidence</w:t>
+      </w:r>
+      <w:r>
+        <w:rPr>
+          <w:b w:val="0"/>
+        </w:rPr>
+        <w:t xml:space="preserve"> sheet to Image-pattern Network Investigation. Show how you can trace repeated forward loss gradient and update steps.</w:t>
+      </w:r>
+    </w:p>
+    <w:p>
+      <w:pPr>
+        <w:spacing w:line="336" w:lineRule="auto" w:after="180"/>
+      </w:pPr>
+      <w:r>
+        <w:rPr>
+          <w:b w:val="0"/>
+        </w:rPr>
+        <w:t xml:space="preserve">Use the supplied fictional case and keep its </w:t>
+      </w:r>
+      <w:r>
+        <w:rPr>
+          <w:b/>
+        </w:rPr>
+        <w:t>input</w:t>
+      </w:r>
+      <w:r>
+        <w:rPr>
+          <w:b w:val="0"/>
+        </w:rPr>
+        <w:t xml:space="preserve">s, intermediate steps, calculation or </w:t>
+      </w:r>
+      <w:r>
+        <w:rPr>
+          <w:b/>
+        </w:rPr>
+        <w:t>prediction</w:t>
+      </w:r>
+      <w:r>
+        <w:rPr>
+          <w:b w:val="0"/>
+        </w:rPr>
+        <w:t>, and limitation. Connect this record to last week’s record; a matching answer without a trace is insufficient.</w:t>
       </w:r>
     </w:p>
     <w:tbl>
@@ -1847,8 +2976,37 @@
       </w:r>
     </w:p>
     <w:p>
-      <w:r>
-        <w:t>For your Image-pattern Network Investigation, save the input, procedure, observed result and limitation of this check. Label this worked example as practice; use a different, previously unreviewed case when checking independent understanding.</w:t>
+      <w:pPr>
+        <w:spacing w:line="336" w:lineRule="auto" w:after="180"/>
+      </w:pPr>
+      <w:r>
+        <w:rPr>
+          <w:b w:val="0"/>
+        </w:rPr>
+        <w:t xml:space="preserve">For your Image-pattern Network Investigation, save the </w:t>
+      </w:r>
+      <w:r>
+        <w:rPr>
+          <w:b/>
+        </w:rPr>
+        <w:t>input</w:t>
+      </w:r>
+      <w:r>
+        <w:rPr>
+          <w:b w:val="0"/>
+        </w:rPr>
+        <w:t>, procedure, observed result and limitation of this check.</w:t>
+      </w:r>
+    </w:p>
+    <w:p>
+      <w:pPr>
+        <w:spacing w:line="336" w:lineRule="auto" w:after="180"/>
+      </w:pPr>
+      <w:r>
+        <w:rPr>
+          <w:b w:val="0"/>
+        </w:rPr>
+        <w:t>Label this worked example as practice; use a different, previously unreviewed case when checking independent understanding.</w:t>
       </w:r>
     </w:p>
     <w:p>
@@ -1861,7 +3019,41 @@
     </w:p>
     <w:p>
       <w:r>
-        <w:t>Save the model formulas, frozen values, trained parameter, initial value, data pairs, loss definition, learning rate, update budget and the printed trace. State that these numbers are a classroom experiment. Changing a setting after seeing reserved outcomes makes those outcomes development evidence for that revision.</w:t>
+        <w:t>Use a genuinely new case for independent evidence. Previously discussed examples remain practice; use the separately named independent case before feedback.</w:t>
+      </w:r>
+    </w:p>
+    <w:p>
+      <w:pPr>
+        <w:spacing w:line="336" w:lineRule="auto" w:after="180"/>
+      </w:pPr>
+      <w:r>
+        <w:rPr>
+          <w:b w:val="0"/>
+        </w:rPr>
+        <w:t>Save the model formulas, frozen values, trained parameter, initial value, data pairs, loss definition, learning rate, update budget and the printed trace. State that these numbers are a classroom experiment.</w:t>
+      </w:r>
+    </w:p>
+    <w:p>
+      <w:pPr>
+        <w:spacing w:line="336" w:lineRule="auto" w:after="180"/>
+      </w:pPr>
+      <w:r>
+        <w:rPr>
+          <w:b w:val="0"/>
+        </w:rPr>
+        <w:t xml:space="preserve">Changing a setting after seeing reserved outcomes makes those outcomes development </w:t>
+      </w:r>
+      <w:r>
+        <w:rPr>
+          <w:b/>
+        </w:rPr>
+        <w:t>evidence</w:t>
+      </w:r>
+      <w:r>
+        <w:rPr>
+          <w:b w:val="0"/>
+        </w:rPr>
+        <w:t xml:space="preserve"> for that revision.</w:t>
       </w:r>
     </w:p>
     <w:p>
@@ -1893,13 +3085,49 @@
       </w:r>
     </w:p>
     <w:p>
-      <w:r>
-        <w:t>Next week separates an update, a batch and an epoch when training uses more than one group of examples.</w:t>
-      </w:r>
-    </w:p>
-    <w:p>
-      <w:r>
-        <w:t>For the lesson architecture at x = -1, give h and prediction for any finite v. If target is -2, calculate squared error and explain why changing v cannot fix it.</w:t>
+      <w:pPr>
+        <w:spacing w:line="336" w:lineRule="auto" w:after="180"/>
+      </w:pPr>
+      <w:r>
+        <w:rPr>
+          <w:b w:val="0"/>
+        </w:rPr>
+        <w:t xml:space="preserve">Next week separates an update, a batch and an epoch when </w:t>
+      </w:r>
+      <w:r>
+        <w:rPr>
+          <w:b/>
+        </w:rPr>
+        <w:t>training</w:t>
+      </w:r>
+      <w:r>
+        <w:rPr>
+          <w:b w:val="0"/>
+        </w:rPr>
+        <w:t xml:space="preserve"> uses more than one group of examples.</w:t>
+      </w:r>
+    </w:p>
+    <w:p>
+      <w:pPr>
+        <w:spacing w:line="336" w:lineRule="auto" w:after="180"/>
+      </w:pPr>
+      <w:r>
+        <w:rPr>
+          <w:b w:val="0"/>
+        </w:rPr>
+        <w:t xml:space="preserve">For the lesson architecture at x = -1, give h and </w:t>
+      </w:r>
+      <w:r>
+        <w:rPr>
+          <w:b/>
+        </w:rPr>
+        <w:t>prediction</w:t>
+      </w:r>
+      <w:r>
+        <w:rPr>
+          <w:b w:val="0"/>
+        </w:rPr>
+        <w:t xml:space="preserve"> for any finite v. If target is -2, calculate squared error and explain why changing v cannot fix it.</w:t>
       </w:r>
     </w:p>
     <w:p>
@@ -1936,6 +3164,11 @@
       </w:pPr>
       <w:r>
         <w:t>13. Study a complete case</w:t>
+      </w:r>
+    </w:p>
+    <w:p>
+      <w:r>
+        <w:t>Revisit the complete Training a small network case for supported practice. Repeated examples do not become fresh assessments.</w:t>
       </w:r>
     </w:p>
     <w:p>
@@ -2103,8 +3336,26 @@
       </w:r>
     </w:p>
     <w:p>
-      <w:r>
-        <w:t>Follow the input through the stated procedure to its result. Cover the result first, predict it, then explain every intermediate step. The text/table accompanies the figure so the example can be read without colour.</w:t>
+      <w:pPr>
+        <w:spacing w:line="336" w:lineRule="auto" w:after="180"/>
+      </w:pPr>
+      <w:r>
+        <w:rPr>
+          <w:b w:val="0"/>
+        </w:rPr>
+        <w:t xml:space="preserve">Follow the </w:t>
+      </w:r>
+      <w:r>
+        <w:rPr>
+          <w:b/>
+        </w:rPr>
+        <w:t>input</w:t>
+      </w:r>
+      <w:r>
+        <w:rPr>
+          <w:b w:val="0"/>
+        </w:rPr>
+        <w:t xml:space="preserve"> through the stated procedure to its result. Cover the result first, predict it, then explain every intermediate step. The text/table accompanies the figure so the example can be read without colour.</w:t>
       </w:r>
     </w:p>
     <w:p>
@@ -2154,6 +3405,11 @@
       </w:r>
     </w:p>
     <w:p>
+      <w:r>
+        <w:t>Attempt the reserved new case before feedback. Record support; the earlier examples below remain additional practice.</w:t>
+      </w:r>
+    </w:p>
+    <w:p>
       <w:pPr>
         <w:pStyle w:val="Heading3"/>
       </w:pPr>
@@ -2162,8 +3418,25 @@
       </w:r>
     </w:p>
     <w:p>
-      <w:r>
-        <w:t>Keep h = ReLU(x), train only v, and use one pair (2, 2), v = 0 and rate 0.125. Use squared error and gradient 2 times (2v - 2) times 2. Perform two updates, reporting each new v and loss. Explain why the second update changes nothing.</w:t>
+      <w:pPr>
+        <w:spacing w:line="336" w:lineRule="auto" w:after="180"/>
+      </w:pPr>
+      <w:r>
+        <w:rPr>
+          <w:b w:val="0"/>
+        </w:rPr>
+        <w:t>Keep h = ReLU(x), train only v, and use one pair (2, 2), v = 0 and rate 0.125. Use squared error and gradient 2 times (2v - 2) times 2. Perform two updates, reporting each new v and loss.</w:t>
+      </w:r>
+    </w:p>
+    <w:p>
+      <w:pPr>
+        <w:spacing w:line="336" w:lineRule="auto" w:after="180"/>
+      </w:pPr>
+      <w:r>
+        <w:rPr>
+          <w:b w:val="0"/>
+        </w:rPr>
+        <w:t>Explain why the second update changes nothing.</w:t>
       </w:r>
     </w:p>
     <w:p>
@@ -2210,7 +3483,13 @@
       </w:r>
     </w:p>
     <w:p>
-      <w:r>
+      <w:pPr>
+        <w:spacing w:line="336" w:lineRule="auto" w:after="180"/>
+      </w:pPr>
+      <w:r>
+        <w:rPr>
+          <w:b w:val="0"/>
+        </w:rPr>
         <w:t>Attempt this case before feedback. Record any help. Earlier examples below are further practice; a case already practised with feedback cannot establish fresh transfer.</w:t>
       </w:r>
     </w:p>
@@ -2223,8 +3502,25 @@
       </w:r>
     </w:p>
     <w:p>
-      <w:r>
-        <w:t>Keep h = ReLU(x), train only v, and use one pair (2, 2), v = 0 and rate 0.125. Use squared error and gradient 2 times (2v - 2) times 2. Perform two updates, reporting each new v and loss. Explain why the second update changes nothing.</w:t>
+      <w:pPr>
+        <w:spacing w:line="336" w:lineRule="auto" w:after="180"/>
+      </w:pPr>
+      <w:r>
+        <w:rPr>
+          <w:b w:val="0"/>
+        </w:rPr>
+        <w:t>Keep h = ReLU(x), train only v, and use one pair (2, 2), v = 0 and rate 0.125. Use squared error and gradient 2 times (2v - 2) times 2. Perform two updates, reporting each new v and loss.</w:t>
+      </w:r>
+    </w:p>
+    <w:p>
+      <w:pPr>
+        <w:spacing w:line="336" w:lineRule="auto" w:after="180"/>
+      </w:pPr>
+      <w:r>
+        <w:rPr>
+          <w:b w:val="0"/>
+        </w:rPr>
+        <w:t>Explain why the second update changes nothing.</w:t>
       </w:r>
     </w:p>
     <w:p>
@@ -2276,7 +3572,13 @@
       </w:r>
     </w:p>
     <w:p>
-      <w:r>
+      <w:pPr>
+        <w:spacing w:line="336" w:lineRule="auto" w:after="180"/>
+      </w:pPr>
+      <w:r>
+        <w:rPr>
+          <w:b w:val="0"/>
+        </w:rPr>
         <w:t>Record support used: none, hint or teacher explanation. After feedback, a different case is needed to demonstrate independence.</w:t>
       </w:r>
     </w:p>
@@ -2289,8 +3591,25 @@
       </w:r>
     </w:p>
     <w:p>
-      <w:r>
-        <w:t>Attempt the independent case before hints. Record whether you worked alone, used a hint or followed a model. After feedback, fix the first unsupported step and explain why it changed. A later check uses a changed case, not a copied answer.</w:t>
+      <w:pPr>
+        <w:spacing w:line="336" w:lineRule="auto" w:after="180"/>
+      </w:pPr>
+      <w:r>
+        <w:rPr>
+          <w:b w:val="0"/>
+        </w:rPr>
+        <w:t>Attempt the independent case before hints. Record whether you worked alone, used a hint or followed a model. After feedback, fix the first unsupported step and explain why it changed.</w:t>
+      </w:r>
+    </w:p>
+    <w:p>
+      <w:pPr>
+        <w:spacing w:line="336" w:lineRule="auto" w:after="180"/>
+      </w:pPr>
+      <w:r>
+        <w:rPr>
+          <w:b w:val="0"/>
+        </w:rPr>
+        <w:t>A later check uses a changed case, not a copied answer.</w:t>
       </w:r>
     </w:p>
     <w:p>
@@ -2303,7 +3622,30 @@
     </w:p>
     <w:p>
       <w:r>
-        <w:t>Start with this question: Train a single output weight while clearly marking the frozen hidden computation.</w:t>
+        <w:t>Use this map to navigate Training a small network, connect the goals to tasks and keep one evidence record for each attempt.</w:t>
+      </w:r>
+    </w:p>
+    <w:p>
+      <w:pPr>
+        <w:spacing w:line="336" w:lineRule="auto" w:after="180"/>
+      </w:pPr>
+      <w:r>
+        <w:rPr>
+          <w:b w:val="0"/>
+        </w:rPr>
+        <w:t xml:space="preserve">Start with this question: Train a single </w:t>
+      </w:r>
+      <w:r>
+        <w:rPr>
+          <w:b/>
+        </w:rPr>
+        <w:t>output</w:t>
+      </w:r>
+      <w:r>
+        <w:rPr>
+          <w:b w:val="0"/>
+        </w:rPr>
+        <w:t xml:space="preserve"> weight while clearly marking the frozen hidden computation.</w:t>
       </w:r>
     </w:p>
     <w:tbl>
@@ -2409,13 +3751,61 @@
       </w:tr>
     </w:tbl>
     <w:p>
-      <w:r>
-        <w:t>Remember → watch and explain → try with help → investigate → try independently → keep project evidence. Your teacher may spread this lesson across several classes.</w:t>
-      </w:r>
-    </w:p>
-    <w:p>
-      <w:r>
-        <w:t>Keep your first prediction. Compare it with what the evidence shows and explain any change.</w:t>
+      <w:pPr>
+        <w:spacing w:line="336" w:lineRule="auto" w:after="180"/>
+      </w:pPr>
+      <w:r>
+        <w:rPr>
+          <w:b w:val="0"/>
+        </w:rPr>
+        <w:t xml:space="preserve">Remember → watch and explain → try with help → investigate → try independently → keep project </w:t>
+      </w:r>
+      <w:r>
+        <w:rPr>
+          <w:b/>
+        </w:rPr>
+        <w:t>evidence</w:t>
+      </w:r>
+      <w:r>
+        <w:rPr>
+          <w:b w:val="0"/>
+        </w:rPr>
+        <w:t>. Your teacher may spread this lesson across several classes.</w:t>
+      </w:r>
+    </w:p>
+    <w:p>
+      <w:pPr>
+        <w:spacing w:line="336" w:lineRule="auto" w:after="180"/>
+      </w:pPr>
+      <w:r>
+        <w:rPr>
+          <w:b w:val="0"/>
+        </w:rPr>
+        <w:t xml:space="preserve">Keep your first </w:t>
+      </w:r>
+      <w:r>
+        <w:rPr>
+          <w:b/>
+        </w:rPr>
+        <w:t>prediction</w:t>
+      </w:r>
+      <w:r>
+        <w:rPr>
+          <w:b w:val="0"/>
+        </w:rPr>
+        <w:t xml:space="preserve">. Compare it with what the </w:t>
+      </w:r>
+      <w:r>
+        <w:rPr>
+          <w:b/>
+        </w:rPr>
+        <w:t>evidence</w:t>
+      </w:r>
+      <w:r>
+        <w:rPr>
+          <w:b w:val="0"/>
+        </w:rPr>
+        <w:t xml:space="preserve"> shows and explain any change.</w:t>
       </w:r>
     </w:p>
     <w:p>
@@ -2428,6 +3818,17 @@
     </w:p>
     <w:p>
       <w:r>
+        <w:t>Explain Training a small network without notes, identify a remaining question and plan a later check with a changed case.</w:t>
+      </w:r>
+    </w:p>
+    <w:p>
+      <w:pPr>
+        <w:spacing w:line="336" w:lineRule="auto" w:after="180"/>
+      </w:pPr>
+      <w:r>
+        <w:rPr>
+          <w:b w:val="0"/>
+        </w:rPr>
         <w:t>Close your notes. Explain this goal in your own words: Trace repeated forward loss gradient and update steps</w:t>
       </w:r>
     </w:p>
@@ -2465,13 +3866,61 @@
       </w:r>
     </w:p>
     <w:p>
-      <w:r>
-        <w:t>If you are unsure, return to the worked picture and explain one arrow. If you are ready, change an input or assumption and justify your prediction.</w:t>
-      </w:r>
-    </w:p>
-    <w:p>
-      <w:r>
-        <w:t>Save your workbook evidence. At the next review, try a different case before opening your old answer.</w:t>
+      <w:pPr>
+        <w:spacing w:line="336" w:lineRule="auto" w:after="180"/>
+      </w:pPr>
+      <w:r>
+        <w:rPr>
+          <w:b w:val="0"/>
+        </w:rPr>
+        <w:t xml:space="preserve">If you are unsure, return to the worked picture and explain one arrow. If you are ready, change an </w:t>
+      </w:r>
+      <w:r>
+        <w:rPr>
+          <w:b/>
+        </w:rPr>
+        <w:t>input</w:t>
+      </w:r>
+      <w:r>
+        <w:rPr>
+          <w:b w:val="0"/>
+        </w:rPr>
+        <w:t xml:space="preserve"> or assumption and justify your </w:t>
+      </w:r>
+      <w:r>
+        <w:rPr>
+          <w:b/>
+        </w:rPr>
+        <w:t>prediction</w:t>
+      </w:r>
+      <w:r>
+        <w:rPr>
+          <w:b w:val="0"/>
+        </w:rPr>
+        <w:t>.</w:t>
+      </w:r>
+    </w:p>
+    <w:p>
+      <w:pPr>
+        <w:spacing w:line="336" w:lineRule="auto" w:after="180"/>
+      </w:pPr>
+      <w:r>
+        <w:rPr>
+          <w:b w:val="0"/>
+        </w:rPr>
+        <w:t xml:space="preserve">Save your workbook </w:t>
+      </w:r>
+      <w:r>
+        <w:rPr>
+          <w:b/>
+        </w:rPr>
+        <w:t>evidence</w:t>
+      </w:r>
+      <w:r>
+        <w:rPr>
+          <w:b w:val="0"/>
+        </w:rPr>
+        <w:t>. At the next review, try a different case before opening your old answer.</w:t>
       </w:r>
     </w:p>
     <w:p>
@@ -2484,12 +3933,41 @@
     </w:p>
     <w:p>
       <w:r>
+        <w:t>Attempt supported questions before using hints or feedback. Review a missing building block, then keep the completed work.</w:t>
+      </w:r>
+    </w:p>
+    <w:p>
+      <w:pPr>
+        <w:spacing w:line="336" w:lineRule="auto" w:after="180"/>
+      </w:pPr>
+      <w:r>
+        <w:rPr>
+          <w:b w:val="0"/>
+        </w:rPr>
         <w:t>Use this supported practice once, in the browser or on paper. Keep the reserved independent assessment for a separate first attempt before teacher feedback.</w:t>
       </w:r>
     </w:p>
     <w:p>
-      <w:r>
-        <w:t>Train a single output weight while clearly marking the frozen hidden computation.</w:t>
+      <w:pPr>
+        <w:spacing w:line="336" w:lineRule="auto" w:after="180"/>
+      </w:pPr>
+      <w:r>
+        <w:rPr>
+          <w:b w:val="0"/>
+        </w:rPr>
+        <w:t xml:space="preserve">Train a single </w:t>
+      </w:r>
+      <w:r>
+        <w:rPr>
+          <w:b/>
+        </w:rPr>
+        <w:t>output</w:t>
+      </w:r>
+      <w:r>
+        <w:rPr>
+          <w:b w:val="0"/>
+        </w:rPr>
+        <w:t xml:space="preserve"> weight while clearly marking the frozen hidden computation.</w:t>
       </w:r>
     </w:p>
     <w:p>
@@ -2501,22 +3979,61 @@
       </w:r>
     </w:p>
     <w:p>
-      <w:r>
-        <w:t>Which labelled step matches this detail? v becomes1; prediction 3 and loss 0. Next gradient is 0.</w:t>
-      </w:r>
-    </w:p>
-    <w:p>
-      <w:r>
+      <w:pPr>
+        <w:spacing w:line="336" w:lineRule="auto" w:after="180"/>
+      </w:pPr>
+      <w:r>
+        <w:rPr>
+          <w:b w:val="0"/>
+        </w:rPr>
+        <w:t xml:space="preserve">Which labelled step matches this detail? v becomes1; </w:t>
+      </w:r>
+      <w:r>
+        <w:rPr>
+          <w:b/>
+        </w:rPr>
+        <w:t>prediction</w:t>
+      </w:r>
+      <w:r>
+        <w:rPr>
+          <w:b w:val="0"/>
+        </w:rPr>
+        <w:t xml:space="preserve"> 3 and loss 0. Next gradient is 0.</w:t>
+      </w:r>
+    </w:p>
+    <w:p>
+      <w:pPr>
+        <w:spacing w:line="336" w:lineRule="auto" w:after="180"/>
+        <w:shd w:fill="F4F9FC"/>
+      </w:pPr>
+      <w:r>
+        <w:rPr>
+          <w:b w:val="0"/>
+        </w:rPr>
         <w:t>1. Freeze hidden step</w:t>
       </w:r>
     </w:p>
     <w:p>
-      <w:r>
+      <w:pPr>
+        <w:spacing w:line="336" w:lineRule="auto" w:after="180"/>
+        <w:shd w:fill="F4F9FC"/>
+      </w:pPr>
+      <w:r>
+        <w:rPr>
+          <w:b w:val="0"/>
+        </w:rPr>
         <w:t>2. Update and verify</w:t>
       </w:r>
     </w:p>
     <w:p>
-      <w:r>
+      <w:pPr>
+        <w:spacing w:line="336" w:lineRule="auto" w:after="180"/>
+        <w:shd w:fill="F4F9FC"/>
+      </w:pPr>
+      <w:r>
+        <w:rPr>
+          <w:b w:val="0"/>
+        </w:rPr>
         <w:t>3. Compute initial gradient</w:t>
       </w:r>
     </w:p>
@@ -2554,41 +4071,263 @@
       </w:r>
     </w:p>
     <w:p>
-      <w:r>
+      <w:pPr>
+        <w:pStyle w:val="Heading3"/>
+      </w:pPr>
+      <w:r>
+        <w:t>Hint · try first</w:t>
+      </w:r>
+    </w:p>
+    <w:p>
+      <w:pPr>
+        <w:spacing w:line="336" w:lineRule="auto" w:after="180"/>
+        <w:shd w:fill="F1F6F8"/>
+      </w:pPr>
+      <w:r>
+        <w:rPr>
+          <w:b w:val="0"/>
+        </w:rPr>
         <w:t>Hint if needed: Read the steps in the pictorial case. Match the supplied detail to the stage that performs or records it.</w:t>
       </w:r>
     </w:p>
     <w:p>
-      <w:r>
-        <w:t>After your attempt, compare with the supported explanation: Update and verify v becomes1; prediction 3 and loss 0. Next gradient is 0. Only the output weight v is being fitted in this toy network; the hidden ReLU is fixed. The training input gives hidden value three. Squared-error slope points v from zero towards one, and this specially chosen rate reaches one in a single update. Zero loss on one training pair is exact fitting of that pair, not evidence about other inputs.</w:t>
-      </w:r>
-    </w:p>
-    <w:p>
       <w:pPr>
         <w:pStyle w:val="Heading3"/>
       </w:pPr>
       <w:r>
+        <w:t>Feedback · compare after trying</w:t>
+      </w:r>
+    </w:p>
+    <w:p>
+      <w:pPr>
+        <w:spacing w:line="336" w:lineRule="auto" w:after="180"/>
+        <w:shd w:fill="F1F6FC"/>
+      </w:pPr>
+      <w:r>
+        <w:rPr>
+          <w:b w:val="0"/>
+        </w:rPr>
+        <w:t xml:space="preserve">After your attempt, compare with the supported explanation: Update and verify v becomes1; </w:t>
+      </w:r>
+      <w:r>
+        <w:rPr>
+          <w:b/>
+        </w:rPr>
+        <w:t>prediction</w:t>
+      </w:r>
+      <w:r>
+        <w:rPr>
+          <w:b w:val="0"/>
+        </w:rPr>
+        <w:t xml:space="preserve"> 3 and loss 0. Next gradient is 0. Only the </w:t>
+      </w:r>
+      <w:r>
+        <w:rPr>
+          <w:b/>
+        </w:rPr>
+        <w:t>output</w:t>
+      </w:r>
+      <w:r>
+        <w:rPr>
+          <w:b w:val="0"/>
+        </w:rPr>
+        <w:t xml:space="preserve"> weight v is being fitted in this toy network; the hidden ReLU is fixed.</w:t>
+      </w:r>
+    </w:p>
+    <w:p>
+      <w:pPr>
+        <w:spacing w:line="336" w:lineRule="auto" w:after="180"/>
+        <w:shd w:fill="F1F6FC"/>
+      </w:pPr>
+      <w:r>
+        <w:rPr>
+          <w:b w:val="0"/>
+        </w:rPr>
+        <w:t xml:space="preserve">The </w:t>
+      </w:r>
+      <w:r>
+        <w:rPr>
+          <w:b/>
+        </w:rPr>
+        <w:t>training</w:t>
+      </w:r>
+      <w:r>
+        <w:rPr>
+          <w:b w:val="0"/>
+        </w:rPr>
+        <w:t xml:space="preserve"> </w:t>
+      </w:r>
+      <w:r>
+        <w:rPr>
+          <w:b/>
+        </w:rPr>
+        <w:t>input</w:t>
+      </w:r>
+      <w:r>
+        <w:rPr>
+          <w:b w:val="0"/>
+        </w:rPr>
+        <w:t xml:space="preserve"> gives hidden value three. Squared-error slope points v from zero towards one, and this specially chosen rate reaches one in a single update.</w:t>
+      </w:r>
+    </w:p>
+    <w:p>
+      <w:pPr>
+        <w:spacing w:line="336" w:lineRule="auto" w:after="180"/>
+        <w:shd w:fill="F1F6FC"/>
+      </w:pPr>
+      <w:r>
+        <w:rPr>
+          <w:b w:val="0"/>
+        </w:rPr>
+        <w:t xml:space="preserve">Zero loss on one </w:t>
+      </w:r>
+      <w:r>
+        <w:rPr>
+          <w:b/>
+        </w:rPr>
+        <w:t>training</w:t>
+      </w:r>
+      <w:r>
+        <w:rPr>
+          <w:b w:val="0"/>
+        </w:rPr>
+        <w:t xml:space="preserve"> pair is exact </w:t>
+      </w:r>
+      <w:r>
+        <w:rPr>
+          <w:b/>
+        </w:rPr>
+        <w:t>fitting</w:t>
+      </w:r>
+      <w:r>
+        <w:rPr>
+          <w:b w:val="0"/>
+        </w:rPr>
+        <w:t xml:space="preserve"> of that pair, not </w:t>
+      </w:r>
+      <w:r>
+        <w:rPr>
+          <w:b/>
+        </w:rPr>
+        <w:t>evidence</w:t>
+      </w:r>
+      <w:r>
+        <w:rPr>
+          <w:b w:val="0"/>
+        </w:rPr>
+        <w:t xml:space="preserve"> about other </w:t>
+      </w:r>
+      <w:r>
+        <w:rPr>
+          <w:b/>
+        </w:rPr>
+        <w:t>input</w:t>
+      </w:r>
+      <w:r>
+        <w:rPr>
+          <w:b w:val="0"/>
+        </w:rPr>
+        <w:t>s.</w:t>
+      </w:r>
+    </w:p>
+    <w:p>
+      <w:pPr>
+        <w:pStyle w:val="Heading3"/>
+      </w:pPr>
+      <w:r>
         <w:t>Practice 2: explain the deciding evidence</w:t>
       </w:r>
     </w:p>
     <w:p>
-      <w:r>
+      <w:pPr>
+        <w:pStyle w:val="Heading3"/>
+      </w:pPr>
+      <w:r>
+        <w:t>Changed case · predict first</w:t>
+      </w:r>
+    </w:p>
+    <w:p>
+      <w:pPr>
+        <w:spacing w:line="336" w:lineRule="auto" w:after="180"/>
+        <w:shd w:fill="F5F1FB"/>
+      </w:pPr>
+      <w:r>
+        <w:rPr>
+          <w:b w:val="0"/>
+        </w:rPr>
         <w:t>Changed-case practice: Change target from 3 to6 and restart v = 0 with the same rate. Which conclusion is supported by the supplied facts?</w:t>
       </w:r>
     </w:p>
     <w:p>
-      <w:r>
-        <w:t>1. First gradient=-36; v becomes2; prediction 6 and loss 0.</w:t>
-      </w:r>
-    </w:p>
-    <w:p>
-      <w:r>
-        <w:t>2. We can decide the result without examining the changed input or the procedure.</w:t>
-      </w:r>
-    </w:p>
-    <w:p>
-      <w:r>
-        <w:t>3. This one example guarantees correct results for every future input.</w:t>
+      <w:pPr>
+        <w:spacing w:line="336" w:lineRule="auto" w:after="180"/>
+        <w:shd w:fill="F4F9FC"/>
+      </w:pPr>
+      <w:r>
+        <w:rPr>
+          <w:b w:val="0"/>
+        </w:rPr>
+        <w:t xml:space="preserve">1. First gradient=-36; v becomes2; </w:t>
+      </w:r>
+      <w:r>
+        <w:rPr>
+          <w:b/>
+        </w:rPr>
+        <w:t>prediction</w:t>
+      </w:r>
+      <w:r>
+        <w:rPr>
+          <w:b w:val="0"/>
+        </w:rPr>
+        <w:t xml:space="preserve"> 6 and loss 0.</w:t>
+      </w:r>
+    </w:p>
+    <w:p>
+      <w:pPr>
+        <w:spacing w:line="336" w:lineRule="auto" w:after="180"/>
+        <w:shd w:fill="F4F9FC"/>
+      </w:pPr>
+      <w:r>
+        <w:rPr>
+          <w:b w:val="0"/>
+        </w:rPr>
+        <w:t xml:space="preserve">2. We can decide the result without examining the changed </w:t>
+      </w:r>
+      <w:r>
+        <w:rPr>
+          <w:b/>
+        </w:rPr>
+        <w:t>input</w:t>
+      </w:r>
+      <w:r>
+        <w:rPr>
+          <w:b w:val="0"/>
+        </w:rPr>
+        <w:t xml:space="preserve"> or the procedure.</w:t>
+      </w:r>
+    </w:p>
+    <w:p>
+      <w:pPr>
+        <w:spacing w:line="336" w:lineRule="auto" w:after="180"/>
+        <w:shd w:fill="F4F9FC"/>
+      </w:pPr>
+      <w:r>
+        <w:rPr>
+          <w:b w:val="0"/>
+        </w:rPr>
+        <w:t xml:space="preserve">3. This one example guarantees correct results for every future </w:t>
+      </w:r>
+      <w:r>
+        <w:rPr>
+          <w:b/>
+        </w:rPr>
+        <w:t>input</w:t>
+      </w:r>
+      <w:r>
+        <w:rPr>
+          <w:b w:val="0"/>
+        </w:rPr>
+        <w:t>.</w:t>
       </w:r>
     </w:p>
     <w:p>
@@ -2625,36 +4364,177 @@
       </w:r>
     </w:p>
     <w:p>
-      <w:r>
+      <w:pPr>
+        <w:pStyle w:val="Heading3"/>
+      </w:pPr>
+      <w:r>
+        <w:t>Hint · try first</w:t>
+      </w:r>
+    </w:p>
+    <w:p>
+      <w:pPr>
+        <w:spacing w:line="336" w:lineRule="auto" w:after="180"/>
+        <w:shd w:fill="F1F6F8"/>
+      </w:pPr>
+      <w:r>
+        <w:rPr>
+          <w:b w:val="0"/>
+        </w:rPr>
         <w:t>Hint if needed: Use the changed condition and the deciding step in the pictorial trace. The answer must say what follows from those facts.</w:t>
       </w:r>
     </w:p>
     <w:p>
-      <w:r>
-        <w:t>After your attempt, compare with the supported explanation: First gradient=-36; v becomes2; prediction 6 and loss 0. The hidden value remains3, but the target residual and required output weight double.</w:t>
-      </w:r>
-    </w:p>
-    <w:p>
       <w:pPr>
         <w:pStyle w:val="Heading3"/>
       </w:pPr>
       <w:r>
+        <w:t>Feedback · compare after trying</w:t>
+      </w:r>
+    </w:p>
+    <w:p>
+      <w:pPr>
+        <w:spacing w:line="336" w:lineRule="auto" w:after="180"/>
+        <w:shd w:fill="F1F6FC"/>
+      </w:pPr>
+      <w:r>
+        <w:rPr>
+          <w:b w:val="0"/>
+        </w:rPr>
+        <w:t xml:space="preserve">After your attempt, compare with the supported explanation: First gradient=-36; v becomes2; </w:t>
+      </w:r>
+      <w:r>
+        <w:rPr>
+          <w:b/>
+        </w:rPr>
+        <w:t>prediction</w:t>
+      </w:r>
+      <w:r>
+        <w:rPr>
+          <w:b w:val="0"/>
+        </w:rPr>
+        <w:t xml:space="preserve"> 6 and loss 0. The hidden value remains3, but the target residual and required </w:t>
+      </w:r>
+      <w:r>
+        <w:rPr>
+          <w:b/>
+        </w:rPr>
+        <w:t>output</w:t>
+      </w:r>
+      <w:r>
+        <w:rPr>
+          <w:b w:val="0"/>
+        </w:rPr>
+        <w:t xml:space="preserve"> weight double.</w:t>
+      </w:r>
+    </w:p>
+    <w:p>
+      <w:pPr>
+        <w:pStyle w:val="Heading3"/>
+      </w:pPr>
+      <w:r>
         <w:t>Repair a missing building block</w:t>
       </w:r>
     </w:p>
     <w:p>
-      <w:r>
-        <w:t>Review Updating parameters (ai-5/11). Goal: Apply a learning rate to an ordered gradient. Short practice: Why must new loss be recomputed rather than assumed smaller? Point to the relevant step in the picture, then write the changed result and the rule or evidence that supports it.. Return to this week and explain what you changed.</w:t>
-      </w:r>
-    </w:p>
-    <w:p>
-      <w:r>
-        <w:t>Review Slopes and local change (ai-5/9). Goal: Calculate an average rate of change over a stated interval. Short practice: Which calculation disproves “any increase helps”? Point to the relevant step in the picture, then write the changed result and the rule or evidence that supports it.. Return to this week and explain what you changed.</w:t>
-      </w:r>
-    </w:p>
-    <w:p>
-      <w:r>
-        <w:t>Review Forward passes by hand (ai-5/6). Goal: Record scores and activations in dependency order. Short practice: Why should feedback identify h before correcting only y? Point to the relevant step in the picture, then write the changed result and the rule or evidence that supports it.. Return to this week and explain what you changed.</w:t>
+      <w:pPr>
+        <w:spacing w:line="336" w:lineRule="auto" w:after="180"/>
+      </w:pPr>
+      <w:r>
+        <w:rPr>
+          <w:b w:val="0"/>
+        </w:rPr>
+        <w:t>Review Updating parameters (ai-5/11). Goal: Apply a learning rate to an ordered gradient. Short practice: Why must new loss be recomputed rather than assumed smaller?</w:t>
+      </w:r>
+    </w:p>
+    <w:p>
+      <w:pPr>
+        <w:spacing w:line="336" w:lineRule="auto" w:after="180"/>
+      </w:pPr>
+      <w:r>
+        <w:rPr>
+          <w:b w:val="0"/>
+        </w:rPr>
+        <w:t xml:space="preserve">Point to the relevant step in the picture, then write the changed result and the rule or </w:t>
+      </w:r>
+      <w:r>
+        <w:rPr>
+          <w:b/>
+        </w:rPr>
+        <w:t>evidence</w:t>
+      </w:r>
+      <w:r>
+        <w:rPr>
+          <w:b w:val="0"/>
+        </w:rPr>
+        <w:t xml:space="preserve"> that supports it.. Return to this week and explain what you changed.</w:t>
+      </w:r>
+    </w:p>
+    <w:p>
+      <w:pPr>
+        <w:spacing w:line="336" w:lineRule="auto" w:after="180"/>
+      </w:pPr>
+      <w:r>
+        <w:rPr>
+          <w:b w:val="0"/>
+        </w:rPr>
+        <w:t>Review Slopes and local change (ai-5/9). Goal: Calculate an average rate of change over a stated interval. Short practice: Which calculation disproves “any increase helps”?</w:t>
+      </w:r>
+    </w:p>
+    <w:p>
+      <w:pPr>
+        <w:spacing w:line="336" w:lineRule="auto" w:after="180"/>
+      </w:pPr>
+      <w:r>
+        <w:rPr>
+          <w:b w:val="0"/>
+        </w:rPr>
+        <w:t xml:space="preserve">Point to the relevant step in the picture, then write the changed result and the rule or </w:t>
+      </w:r>
+      <w:r>
+        <w:rPr>
+          <w:b/>
+        </w:rPr>
+        <w:t>evidence</w:t>
+      </w:r>
+      <w:r>
+        <w:rPr>
+          <w:b w:val="0"/>
+        </w:rPr>
+        <w:t xml:space="preserve"> that supports it.. Return to this week and explain what you changed.</w:t>
+      </w:r>
+    </w:p>
+    <w:p>
+      <w:pPr>
+        <w:spacing w:line="336" w:lineRule="auto" w:after="180"/>
+      </w:pPr>
+      <w:r>
+        <w:rPr>
+          <w:b w:val="0"/>
+        </w:rPr>
+        <w:t>Review Forward passes by hand (ai-5/6). Goal: Record scores and activations in dependency order. Short practice: Why should feedback identify h before correcting only y?</w:t>
+      </w:r>
+    </w:p>
+    <w:p>
+      <w:pPr>
+        <w:spacing w:line="336" w:lineRule="auto" w:after="180"/>
+      </w:pPr>
+      <w:r>
+        <w:rPr>
+          <w:b w:val="0"/>
+        </w:rPr>
+        <w:t xml:space="preserve">Point to the relevant step in the picture, then write the changed result and the rule or </w:t>
+      </w:r>
+      <w:r>
+        <w:rPr>
+          <w:b/>
+        </w:rPr>
+        <w:t>evidence</w:t>
+      </w:r>
+      <w:r>
+        <w:rPr>
+          <w:b w:val="0"/>
+        </w:rPr>
+        <w:t xml:space="preserve"> that supports it.. Return to this week and explain what you changed.</w:t>
       </w:r>
     </w:p>
     <w:p>
@@ -2666,8 +4546,61 @@
       </w:r>
     </w:p>
     <w:p>
-      <w:r>
-        <w:t>The browser lab lets you edit the supported Python examples already included in this lesson. Predict first, run, inspect the actual output or error, change one input, then run again. Keep code, predictions, actual results and a reasoned revision together. On paper, label your result as a trace rather than an execution.</w:t>
+      <w:pPr>
+        <w:spacing w:line="336" w:lineRule="auto" w:after="180"/>
+      </w:pPr>
+      <w:r>
+        <w:rPr>
+          <w:b w:val="0"/>
+        </w:rPr>
+        <w:t xml:space="preserve">The browser lab lets you edit the supported Python examples already included in this lesson. Predict first, run, inspect the actual </w:t>
+      </w:r>
+      <w:r>
+        <w:rPr>
+          <w:b/>
+        </w:rPr>
+        <w:t>output</w:t>
+      </w:r>
+      <w:r>
+        <w:rPr>
+          <w:b w:val="0"/>
+        </w:rPr>
+        <w:t xml:space="preserve"> or error, change one </w:t>
+      </w:r>
+      <w:r>
+        <w:rPr>
+          <w:b/>
+        </w:rPr>
+        <w:t>input</w:t>
+      </w:r>
+      <w:r>
+        <w:rPr>
+          <w:b w:val="0"/>
+        </w:rPr>
+        <w:t>, then run again.</w:t>
+      </w:r>
+    </w:p>
+    <w:p>
+      <w:pPr>
+        <w:spacing w:line="336" w:lineRule="auto" w:after="180"/>
+      </w:pPr>
+      <w:r>
+        <w:rPr>
+          <w:b w:val="0"/>
+        </w:rPr>
+        <w:t xml:space="preserve">Keep code, </w:t>
+      </w:r>
+      <w:r>
+        <w:rPr>
+          <w:b/>
+        </w:rPr>
+        <w:t>prediction</w:t>
+      </w:r>
+      <w:r>
+        <w:rPr>
+          <w:b w:val="0"/>
+        </w:rPr>
+        <w:t>s, actual results and a reasoned revision together. On paper, label your result as a trace rather than an execution.</w:t>
       </w:r>
     </w:p>
     <w:p>
@@ -2679,8 +4612,769 @@
       </w:r>
     </w:p>
     <w:p>
-      <w:r>
-        <w:t>Use Download completed work in the hosted lesson to export your answers, reflections, practice feedback and code-run evidence. Open the HTML copy to read or print it. Drafts stay in this browser when storage is available; clear drafts on a shared device.</w:t>
+      <w:pPr>
+        <w:spacing w:line="336" w:lineRule="auto" w:after="180"/>
+      </w:pPr>
+      <w:r>
+        <w:rPr>
+          <w:b w:val="0"/>
+        </w:rPr>
+        <w:t xml:space="preserve">Use Download completed work in the hosted lesson to export your answers, reflections, practice feedback and code-run </w:t>
+      </w:r>
+      <w:r>
+        <w:rPr>
+          <w:b/>
+        </w:rPr>
+        <w:t>evidence</w:t>
+      </w:r>
+      <w:r>
+        <w:rPr>
+          <w:b w:val="0"/>
+        </w:rPr>
+        <w:t>. Open the HTML copy to read or print it.</w:t>
+      </w:r>
+    </w:p>
+    <w:p>
+      <w:pPr>
+        <w:spacing w:line="336" w:lineRule="auto" w:after="180"/>
+      </w:pPr>
+      <w:r>
+        <w:rPr>
+          <w:b w:val="0"/>
+        </w:rPr>
+        <w:t>Drafts stay in this browser when storage is available; clear drafts on a shared device.</w:t>
+      </w:r>
+    </w:p>
+    <w:p>
+      <w:pPr>
+        <w:pStyle w:val="Heading1"/>
+      </w:pPr>
+      <w:r>
+        <w:t>18. Visual concept journey</w:t>
+      </w:r>
+    </w:p>
+    <w:p>
+      <w:r>
+        <w:t>Explain each Training a small network graphic using its labels, deciding evidence and relevant limitation.</w:t>
+      </w:r>
+    </w:p>
+    <w:p>
+      <w:pPr>
+        <w:pStyle w:val="Heading3"/>
+      </w:pPr>
+      <w:r>
+        <w:t>01. Training a small network: the case</w:t>
+      </w:r>
+    </w:p>
+    <w:p>
+      <w:r>
+        <w:drawing>
+          <wp:inline xmlns:a="http://schemas.openxmlformats.org/drawingml/2006/main" xmlns:pic="http://schemas.openxmlformats.org/drawingml/2006/picture">
+            <wp:extent cx="5486400" cy="2990088"/>
+            <wp:docPr id="2" name="Picture 2" descr="Train a single output weight while clearly marking the frozen hidden computation. Supplied facts: Toy h=ReLU(x), y=vh. One training pair x = 3, target 3; start v = 0; squared loss; rate 1/18. All inputs and outcomes in this worked example are invented classroom data; no real model run is claimed."/>
+            <wp:cNvGraphicFramePr>
+              <a:graphicFrameLocks noChangeAspect="1"/>
+            </wp:cNvGraphicFramePr>
+            <a:graphic>
+              <a:graphicData uri="http://schemas.openxmlformats.org/drawingml/2006/picture">
+                <pic:pic>
+                  <pic:nvPicPr>
+                    <pic:cNvPr id="0" name="academy-story-ai-5-12-01.png"/>
+                    <pic:cNvPicPr/>
+                  </pic:nvPicPr>
+                  <pic:blipFill>
+                    <a:blip r:embed="rId10"/>
+                    <a:stretch>
+                      <a:fillRect/>
+                    </a:stretch>
+                  </pic:blipFill>
+                  <pic:spPr>
+                    <a:xfrm>
+                      <a:off x="0" y="0"/>
+                      <a:ext cx="5486400" cy="2990088"/>
+                    </a:xfrm>
+                    <a:prstGeom prst="rect"/>
+                  </pic:spPr>
+                </pic:pic>
+              </a:graphicData>
+            </a:graphic>
+          </wp:inline>
+        </w:drawing>
+      </w:r>
+    </w:p>
+    <w:p>
+      <w:pPr>
+        <w:spacing w:line="336" w:lineRule="auto" w:after="180"/>
+      </w:pPr>
+      <w:r>
+        <w:rPr>
+          <w:b w:val="0"/>
+        </w:rPr>
+        <w:t xml:space="preserve">Train a single </w:t>
+      </w:r>
+      <w:r>
+        <w:rPr>
+          <w:b/>
+        </w:rPr>
+        <w:t>output</w:t>
+      </w:r>
+      <w:r>
+        <w:rPr>
+          <w:b w:val="0"/>
+        </w:rPr>
+        <w:t xml:space="preserve"> weight while clearly marking the frozen hidden computation. Supplied facts: Toy h=ReLU(x), y=vh. One </w:t>
+      </w:r>
+      <w:r>
+        <w:rPr>
+          <w:b/>
+        </w:rPr>
+        <w:t>training</w:t>
+      </w:r>
+      <w:r>
+        <w:rPr>
+          <w:b w:val="0"/>
+        </w:rPr>
+        <w:t xml:space="preserve"> pair x = 3, target 3; start v = 0; squared loss; rate 1/18.</w:t>
+      </w:r>
+    </w:p>
+    <w:p>
+      <w:pPr>
+        <w:spacing w:line="336" w:lineRule="auto" w:after="180"/>
+      </w:pPr>
+      <w:r>
+        <w:rPr>
+          <w:b w:val="0"/>
+        </w:rPr>
+        <w:t xml:space="preserve">All </w:t>
+      </w:r>
+      <w:r>
+        <w:rPr>
+          <w:b/>
+        </w:rPr>
+        <w:t>input</w:t>
+      </w:r>
+      <w:r>
+        <w:rPr>
+          <w:b w:val="0"/>
+        </w:rPr>
+        <w:t>s and outcomes in this worked example are invented classroom data; no real model run is claimed.</w:t>
+      </w:r>
+    </w:p>
+    <w:p>
+      <w:pPr>
+        <w:spacing w:line="336" w:lineRule="auto" w:after="180"/>
+        <w:shd w:fill="F5F1FB"/>
+      </w:pPr>
+      <w:r>
+        <w:rPr>
+          <w:b w:val="0"/>
+        </w:rPr>
+        <w:t>Point to the given fact that matters most. Explain why it matters.</w:t>
+      </w:r>
+    </w:p>
+    <w:p>
+      <w:pPr>
+        <w:pStyle w:val="Heading3"/>
+      </w:pPr>
+      <w:r>
+        <w:t>02. Follow the deciding steps</w:t>
+      </w:r>
+    </w:p>
+    <w:p>
+      <w:r>
+        <w:drawing>
+          <wp:inline xmlns:a="http://schemas.openxmlformats.org/drawingml/2006/main" xmlns:pic="http://schemas.openxmlformats.org/drawingml/2006/picture">
+            <wp:extent cx="5486400" cy="3182112"/>
+            <wp:docPr id="3" name="Picture 3" descr="Freeze hidden step: h=3 for this pair; only v is trainable. → Compute initial gradient: Loss9; gradient 2(3v-3)×3=-18 at v=0. → Update and verify: v becomes1; prediction 3 and loss 0. Next gradient is 0."/>
+            <wp:cNvGraphicFramePr>
+              <a:graphicFrameLocks noChangeAspect="1"/>
+            </wp:cNvGraphicFramePr>
+            <a:graphic>
+              <a:graphicData uri="http://schemas.openxmlformats.org/drawingml/2006/picture">
+                <pic:pic>
+                  <pic:nvPicPr>
+                    <pic:cNvPr id="0" name="academy-story-ai-5-12-02.png"/>
+                    <pic:cNvPicPr/>
+                  </pic:nvPicPr>
+                  <pic:blipFill>
+                    <a:blip r:embed="rId11"/>
+                    <a:stretch>
+                      <a:fillRect/>
+                    </a:stretch>
+                  </pic:blipFill>
+                  <pic:spPr>
+                    <a:xfrm>
+                      <a:off x="0" y="0"/>
+                      <a:ext cx="5486400" cy="3182112"/>
+                    </a:xfrm>
+                    <a:prstGeom prst="rect"/>
+                  </pic:spPr>
+                </pic:pic>
+              </a:graphicData>
+            </a:graphic>
+          </wp:inline>
+        </w:drawing>
+      </w:r>
+    </w:p>
+    <w:p>
+      <w:pPr>
+        <w:spacing w:line="336" w:lineRule="auto" w:after="180"/>
+      </w:pPr>
+      <w:r>
+        <w:rPr>
+          <w:b w:val="0"/>
+        </w:rPr>
+        <w:t xml:space="preserve">Freeze hidden step: h=3 for this pair; only v is trainable. → Compute initial gradient: Loss9; gradient 2(3v-3)×3=-18 at v=0. → Update and verify: v becomes1; </w:t>
+      </w:r>
+      <w:r>
+        <w:rPr>
+          <w:b/>
+        </w:rPr>
+        <w:t>prediction</w:t>
+      </w:r>
+      <w:r>
+        <w:rPr>
+          <w:b w:val="0"/>
+        </w:rPr>
+        <w:t xml:space="preserve"> 3 and loss 0. Next gradient is 0.</w:t>
+      </w:r>
+    </w:p>
+    <w:p>
+      <w:pPr>
+        <w:spacing w:line="336" w:lineRule="auto" w:after="180"/>
+        <w:shd w:fill="F5F1FB"/>
+      </w:pPr>
+      <w:r>
+        <w:rPr>
+          <w:b w:val="0"/>
+        </w:rPr>
+        <w:t xml:space="preserve">Point to each numbered stage and explain which recorded </w:t>
+      </w:r>
+      <w:r>
+        <w:rPr>
+          <w:b/>
+        </w:rPr>
+        <w:t>input</w:t>
+      </w:r>
+      <w:r>
+        <w:rPr>
+          <w:b w:val="0"/>
+        </w:rPr>
+        <w:t xml:space="preserve"> it uses.</w:t>
+      </w:r>
+    </w:p>
+    <w:p>
+      <w:pPr>
+        <w:pStyle w:val="Heading3"/>
+      </w:pPr>
+      <w:r>
+        <w:t>03. One full-data update from v is 1</w:t>
+      </w:r>
+    </w:p>
+    <w:p>
+      <w:r>
+        <w:drawing>
+          <wp:inline xmlns:a="http://schemas.openxmlformats.org/drawingml/2006/main" xmlns:pic="http://schemas.openxmlformats.org/drawingml/2006/picture">
+            <wp:extent cx="5486400" cy="2898648"/>
+            <wp:docPr id="4" name="Picture 4" descr="One full-data update from v is 1. Forward and loss | Predictions [1, 2] for targets [2, 4] | Errors [-1, -2], MSE 2.5. Gradient | 2 times (-1 times 1 - 2 times 2) / 2 | Gradient -5. Update with rate 0.1 | 1 - 0.1 times -5 | Next v is 1.5"/>
+            <wp:cNvGraphicFramePr>
+              <a:graphicFrameLocks noChangeAspect="1"/>
+            </wp:cNvGraphicFramePr>
+            <a:graphic>
+              <a:graphicData uri="http://schemas.openxmlformats.org/drawingml/2006/picture">
+                <pic:pic>
+                  <pic:nvPicPr>
+                    <pic:cNvPr id="0" name="academy-story-ai-5-12-03.png"/>
+                    <pic:cNvPicPr/>
+                  </pic:nvPicPr>
+                  <pic:blipFill>
+                    <a:blip r:embed="rId12"/>
+                    <a:stretch>
+                      <a:fillRect/>
+                    </a:stretch>
+                  </pic:blipFill>
+                  <pic:spPr>
+                    <a:xfrm>
+                      <a:off x="0" y="0"/>
+                      <a:ext cx="5486400" cy="2898648"/>
+                    </a:xfrm>
+                    <a:prstGeom prst="rect"/>
+                  </pic:spPr>
+                </pic:pic>
+              </a:graphicData>
+            </a:graphic>
+          </wp:inline>
+        </w:drawing>
+      </w:r>
+    </w:p>
+    <w:p>
+      <w:pPr>
+        <w:spacing w:line="336" w:lineRule="auto" w:after="180"/>
+      </w:pPr>
+      <w:r>
+        <w:rPr>
+          <w:b w:val="0"/>
+        </w:rPr>
+        <w:t xml:space="preserve">One full-data update from v is 1. Forward and loss | </w:t>
+      </w:r>
+      <w:r>
+        <w:rPr>
+          <w:b/>
+        </w:rPr>
+        <w:t>Prediction</w:t>
+      </w:r>
+      <w:r>
+        <w:rPr>
+          <w:b w:val="0"/>
+        </w:rPr>
+        <w:t>s [1, 2] for targets [2, 4] | Errors [-1, -2], MSE 2.5. Gradient | 2 times (-1 times 1 - 2 times 2) / 2 | Gradient -5.</w:t>
+      </w:r>
+    </w:p>
+    <w:p>
+      <w:pPr>
+        <w:spacing w:line="336" w:lineRule="auto" w:after="180"/>
+      </w:pPr>
+      <w:r>
+        <w:rPr>
+          <w:b w:val="0"/>
+        </w:rPr>
+        <w:t>Update with rate 0.1 | 1 - 0.1 times -5 | Next v is 1.5</w:t>
+      </w:r>
+    </w:p>
+    <w:p>
+      <w:pPr>
+        <w:spacing w:line="336" w:lineRule="auto" w:after="180"/>
+        <w:shd w:fill="F5F1FB"/>
+      </w:pPr>
+      <w:r>
+        <w:rPr>
+          <w:b w:val="0"/>
+        </w:rPr>
+        <w:t>Read the labels and values. Explain the relationship the model shows.</w:t>
+      </w:r>
+    </w:p>
+    <w:p>
+      <w:pPr>
+        <w:pStyle w:val="Heading3"/>
+      </w:pPr>
+      <w:r>
+        <w:t>04. Change one thing. Trace what follows.</w:t>
+      </w:r>
+    </w:p>
+    <w:p>
+      <w:r>
+        <w:drawing>
+          <wp:inline xmlns:a="http://schemas.openxmlformats.org/drawingml/2006/main" xmlns:pic="http://schemas.openxmlformats.org/drawingml/2006/picture">
+            <wp:extent cx="5486400" cy="3026664"/>
+            <wp:docPr id="5" name="Picture 5" descr="Original case: v becomes1; prediction 3 and loss 0. Next gradient is 0. Changed condition: Change target from 3 to6 and restart v = 0 with the same rate. Expected result: First gradient=-36; v becomes2; prediction 6 and loss 0. Reason: The hidden value remains3, but the target residual and required output weight double."/>
+            <wp:cNvGraphicFramePr>
+              <a:graphicFrameLocks noChangeAspect="1"/>
+            </wp:cNvGraphicFramePr>
+            <a:graphic>
+              <a:graphicData uri="http://schemas.openxmlformats.org/drawingml/2006/picture">
+                <pic:pic>
+                  <pic:nvPicPr>
+                    <pic:cNvPr id="0" name="academy-story-ai-5-12-04.png"/>
+                    <pic:cNvPicPr/>
+                  </pic:nvPicPr>
+                  <pic:blipFill>
+                    <a:blip r:embed="rId13"/>
+                    <a:stretch>
+                      <a:fillRect/>
+                    </a:stretch>
+                  </pic:blipFill>
+                  <pic:spPr>
+                    <a:xfrm>
+                      <a:off x="0" y="0"/>
+                      <a:ext cx="5486400" cy="3026664"/>
+                    </a:xfrm>
+                    <a:prstGeom prst="rect"/>
+                  </pic:spPr>
+                </pic:pic>
+              </a:graphicData>
+            </a:graphic>
+          </wp:inline>
+        </w:drawing>
+      </w:r>
+    </w:p>
+    <w:p>
+      <w:pPr>
+        <w:spacing w:line="336" w:lineRule="auto" w:after="180"/>
+      </w:pPr>
+      <w:r>
+        <w:rPr>
+          <w:b w:val="0"/>
+        </w:rPr>
+        <w:t xml:space="preserve">Original case: v becomes1; </w:t>
+      </w:r>
+      <w:r>
+        <w:rPr>
+          <w:b/>
+        </w:rPr>
+        <w:t>prediction</w:t>
+      </w:r>
+      <w:r>
+        <w:rPr>
+          <w:b w:val="0"/>
+        </w:rPr>
+        <w:t xml:space="preserve"> 3 and loss 0. Next gradient is 0. Changed condition: Change target from 3 to6 and restart v = 0 with the same rate.</w:t>
+      </w:r>
+    </w:p>
+    <w:p>
+      <w:pPr>
+        <w:spacing w:line="336" w:lineRule="auto" w:after="180"/>
+      </w:pPr>
+      <w:r>
+        <w:rPr>
+          <w:b w:val="0"/>
+        </w:rPr>
+        <w:t xml:space="preserve">Expected result: First gradient=-36; v becomes2; </w:t>
+      </w:r>
+      <w:r>
+        <w:rPr>
+          <w:b/>
+        </w:rPr>
+        <w:t>prediction</w:t>
+      </w:r>
+      <w:r>
+        <w:rPr>
+          <w:b w:val="0"/>
+        </w:rPr>
+        <w:t xml:space="preserve"> 6 and loss 0. Reason: The hidden value remains3, but the target residual and required </w:t>
+      </w:r>
+      <w:r>
+        <w:rPr>
+          <w:b/>
+        </w:rPr>
+        <w:t>output</w:t>
+      </w:r>
+      <w:r>
+        <w:rPr>
+          <w:b w:val="0"/>
+        </w:rPr>
+        <w:t xml:space="preserve"> weight double.</w:t>
+      </w:r>
+    </w:p>
+    <w:p>
+      <w:pPr>
+        <w:spacing w:line="336" w:lineRule="auto" w:after="180"/>
+        <w:shd w:fill="F5F1FB"/>
+      </w:pPr>
+      <w:r>
+        <w:rPr>
+          <w:b w:val="0"/>
+        </w:rPr>
+        <w:t>Predict before checking the worked changed-case result. Name what changed and what the supplied facts allow you to conclude.</w:t>
+      </w:r>
+    </w:p>
+    <w:p>
+      <w:pPr>
+        <w:pStyle w:val="Heading3"/>
+      </w:pPr>
+      <w:r>
+        <w:t>05. Connect the explanation to its limit</w:t>
+      </w:r>
+    </w:p>
+    <w:p>
+      <w:r>
+        <w:drawing>
+          <wp:inline xmlns:a="http://schemas.openxmlformats.org/drawingml/2006/main" xmlns:pic="http://schemas.openxmlformats.org/drawingml/2006/picture">
+            <wp:extent cx="5486400" cy="2834640"/>
+            <wp:docPr id="6" name="Picture 6" descr="Only the output weight v is being fitted in this toy network; the hidden ReLU is fixed. The training input gives hidden value three. Squared-error slope points v from zero towards one, and this specially chosen rate reaches one in a single update. Zero loss on one training pair is exact fitting of that pair, not evidence about other inputs. Limit: A zero loss on one example is memorised fit to that example, not proof of a generally useful image classifier."/>
+            <wp:cNvGraphicFramePr>
+              <a:graphicFrameLocks noChangeAspect="1"/>
+            </wp:cNvGraphicFramePr>
+            <a:graphic>
+              <a:graphicData uri="http://schemas.openxmlformats.org/drawingml/2006/picture">
+                <pic:pic>
+                  <pic:nvPicPr>
+                    <pic:cNvPr id="0" name="academy-story-ai-5-12-05.png"/>
+                    <pic:cNvPicPr/>
+                  </pic:nvPicPr>
+                  <pic:blipFill>
+                    <a:blip r:embed="rId14"/>
+                    <a:stretch>
+                      <a:fillRect/>
+                    </a:stretch>
+                  </pic:blipFill>
+                  <pic:spPr>
+                    <a:xfrm>
+                      <a:off x="0" y="0"/>
+                      <a:ext cx="5486400" cy="2834640"/>
+                    </a:xfrm>
+                    <a:prstGeom prst="rect"/>
+                  </pic:spPr>
+                </pic:pic>
+              </a:graphicData>
+            </a:graphic>
+          </wp:inline>
+        </w:drawing>
+      </w:r>
+    </w:p>
+    <w:p>
+      <w:pPr>
+        <w:spacing w:line="336" w:lineRule="auto" w:after="180"/>
+      </w:pPr>
+      <w:r>
+        <w:rPr>
+          <w:b w:val="0"/>
+        </w:rPr>
+        <w:t xml:space="preserve">Only the </w:t>
+      </w:r>
+      <w:r>
+        <w:rPr>
+          <w:b/>
+        </w:rPr>
+        <w:t>output</w:t>
+      </w:r>
+      <w:r>
+        <w:rPr>
+          <w:b w:val="0"/>
+        </w:rPr>
+        <w:t xml:space="preserve"> weight v is being fitted in this toy network; the hidden ReLU is fixed. The </w:t>
+      </w:r>
+      <w:r>
+        <w:rPr>
+          <w:b/>
+        </w:rPr>
+        <w:t>training</w:t>
+      </w:r>
+      <w:r>
+        <w:rPr>
+          <w:b w:val="0"/>
+        </w:rPr>
+        <w:t xml:space="preserve"> </w:t>
+      </w:r>
+      <w:r>
+        <w:rPr>
+          <w:b/>
+        </w:rPr>
+        <w:t>input</w:t>
+      </w:r>
+      <w:r>
+        <w:rPr>
+          <w:b w:val="0"/>
+        </w:rPr>
+        <w:t xml:space="preserve"> gives hidden value three.</w:t>
+      </w:r>
+    </w:p>
+    <w:p>
+      <w:pPr>
+        <w:spacing w:line="336" w:lineRule="auto" w:after="180"/>
+      </w:pPr>
+      <w:r>
+        <w:rPr>
+          <w:b w:val="0"/>
+        </w:rPr>
+        <w:t xml:space="preserve">Squared-error slope points v from zero towards one, and this specially chosen rate reaches one in a single update. Zero loss on one </w:t>
+      </w:r>
+      <w:r>
+        <w:rPr>
+          <w:b/>
+        </w:rPr>
+        <w:t>training</w:t>
+      </w:r>
+      <w:r>
+        <w:rPr>
+          <w:b w:val="0"/>
+        </w:rPr>
+        <w:t xml:space="preserve"> pair is exact </w:t>
+      </w:r>
+      <w:r>
+        <w:rPr>
+          <w:b/>
+        </w:rPr>
+        <w:t>fitting</w:t>
+      </w:r>
+      <w:r>
+        <w:rPr>
+          <w:b w:val="0"/>
+        </w:rPr>
+        <w:t xml:space="preserve"> of that pair, not </w:t>
+      </w:r>
+      <w:r>
+        <w:rPr>
+          <w:b/>
+        </w:rPr>
+        <w:t>evidence</w:t>
+      </w:r>
+      <w:r>
+        <w:rPr>
+          <w:b w:val="0"/>
+        </w:rPr>
+        <w:t xml:space="preserve"> about other </w:t>
+      </w:r>
+      <w:r>
+        <w:rPr>
+          <w:b/>
+        </w:rPr>
+        <w:t>input</w:t>
+      </w:r>
+      <w:r>
+        <w:rPr>
+          <w:b w:val="0"/>
+        </w:rPr>
+        <w:t>s.</w:t>
+      </w:r>
+    </w:p>
+    <w:p>
+      <w:pPr>
+        <w:spacing w:line="336" w:lineRule="auto" w:after="180"/>
+      </w:pPr>
+      <w:r>
+        <w:rPr>
+          <w:b w:val="0"/>
+        </w:rPr>
+        <w:t>Limit: A zero loss on one example is memorised fit to that example, not proof of a generally useful image classifier.</w:t>
+      </w:r>
+    </w:p>
+    <w:p>
+      <w:pPr>
+        <w:spacing w:line="336" w:lineRule="auto" w:after="180"/>
+        <w:shd w:fill="F5F1FB"/>
+      </w:pPr>
+      <w:r>
+        <w:rPr>
+          <w:b w:val="0"/>
+        </w:rPr>
+        <w:t>Explain the case, then point to a limit on the claim.</w:t>
+      </w:r>
+    </w:p>
+    <w:p>
+      <w:pPr>
+        <w:pStyle w:val="Heading3"/>
+      </w:pPr>
+      <w:r>
+        <w:t>06. Make the idea visible in your project</w:t>
+      </w:r>
+    </w:p>
+    <w:p>
+      <w:r>
+        <w:drawing>
+          <wp:inline xmlns:a="http://schemas.openxmlformats.org/drawingml/2006/main" xmlns:pic="http://schemas.openxmlformats.org/drawingml/2006/picture">
+            <wp:extent cx="5486400" cy="3681984"/>
+            <wp:docPr id="7" name="Picture 7" descr="For your Image-pattern Network Investigation, save the input, procedure, observed result and limitation of this check. Label this worked example as practice; use a different, previously unreviewed case when checking independent understanding. Draw your input, deciding step, result and limit. Supported question: Which parameter changed, and which part was not trained? Point to the relevant step in the picture, then write the changed result and the rule or evidence that supports it."/>
+            <wp:cNvGraphicFramePr>
+              <a:graphicFrameLocks noChangeAspect="1"/>
+            </wp:cNvGraphicFramePr>
+            <a:graphic>
+              <a:graphicData uri="http://schemas.openxmlformats.org/drawingml/2006/picture">
+                <pic:pic>
+                  <pic:nvPicPr>
+                    <pic:cNvPr id="0" name="academy-story-ai-5-12-06.png"/>
+                    <pic:cNvPicPr/>
+                  </pic:nvPicPr>
+                  <pic:blipFill>
+                    <a:blip r:embed="rId15"/>
+                    <a:stretch>
+                      <a:fillRect/>
+                    </a:stretch>
+                  </pic:blipFill>
+                  <pic:spPr>
+                    <a:xfrm>
+                      <a:off x="0" y="0"/>
+                      <a:ext cx="5486400" cy="3681984"/>
+                    </a:xfrm>
+                    <a:prstGeom prst="rect"/>
+                  </pic:spPr>
+                </pic:pic>
+              </a:graphicData>
+            </a:graphic>
+          </wp:inline>
+        </w:drawing>
+      </w:r>
+    </w:p>
+    <w:p>
+      <w:pPr>
+        <w:spacing w:line="336" w:lineRule="auto" w:after="180"/>
+      </w:pPr>
+      <w:r>
+        <w:rPr>
+          <w:b w:val="0"/>
+        </w:rPr>
+        <w:t xml:space="preserve">For your Image-pattern Network Investigation, save the </w:t>
+      </w:r>
+      <w:r>
+        <w:rPr>
+          <w:b/>
+        </w:rPr>
+        <w:t>input</w:t>
+      </w:r>
+      <w:r>
+        <w:rPr>
+          <w:b w:val="0"/>
+        </w:rPr>
+        <w:t>, procedure, observed result and limitation of this check.</w:t>
+      </w:r>
+    </w:p>
+    <w:p>
+      <w:pPr>
+        <w:spacing w:line="336" w:lineRule="auto" w:after="180"/>
+      </w:pPr>
+      <w:r>
+        <w:rPr>
+          <w:b w:val="0"/>
+        </w:rPr>
+        <w:t xml:space="preserve">Label this worked example as practice; use a different, previously unreviewed case when checking independent understanding. Draw your </w:t>
+      </w:r>
+      <w:r>
+        <w:rPr>
+          <w:b/>
+        </w:rPr>
+        <w:t>input</w:t>
+      </w:r>
+      <w:r>
+        <w:rPr>
+          <w:b w:val="0"/>
+        </w:rPr>
+        <w:t>, deciding step, result and limit.</w:t>
+      </w:r>
+    </w:p>
+    <w:p>
+      <w:pPr>
+        <w:spacing w:line="336" w:lineRule="auto" w:after="180"/>
+      </w:pPr>
+      <w:r>
+        <w:rPr>
+          <w:b w:val="0"/>
+        </w:rPr>
+        <w:t xml:space="preserve">Supported question: Which parameter changed, and which part was not trained? Point to the relevant step in the picture, then write the changed result and the rule or </w:t>
+      </w:r>
+      <w:r>
+        <w:rPr>
+          <w:b/>
+        </w:rPr>
+        <w:t>evidence</w:t>
+      </w:r>
+      <w:r>
+        <w:rPr>
+          <w:b w:val="0"/>
+        </w:rPr>
+        <w:t xml:space="preserve"> that supports it.</w:t>
+      </w:r>
+    </w:p>
+    <w:p>
+      <w:pPr>
+        <w:spacing w:line="336" w:lineRule="auto" w:after="180"/>
+        <w:shd w:fill="F5F1FB"/>
+      </w:pPr>
+      <w:r>
+        <w:rPr>
+          <w:b w:val="0"/>
+        </w:rPr>
+        <w:t xml:space="preserve">Draw your project trace and justify the deciding step using </w:t>
+      </w:r>
+      <w:r>
+        <w:rPr>
+          <w:b/>
+        </w:rPr>
+        <w:t>evidence</w:t>
+      </w:r>
+      <w:r>
+        <w:rPr>
+          <w:b w:val="0"/>
+        </w:rPr>
+        <w:t>.</w:t>
       </w:r>
     </w:p>
     <w:sectPr>

--- a/downloads/student/ai-5-week-12.docx
+++ b/downloads/student/ai-5-week-12.docx
@@ -941,7 +941,7 @@
         <w:rPr>
           <w:b w:val="0"/>
         </w:rPr>
-        <w:t xml:space="preserve">: First gradient=-36; v becomes2; </w:t>
+        <w:t xml:space="preserve">: First gradient=-36; v becomes 2; </w:t>
       </w:r>
       <w:r>
         <w:rPr>
@@ -973,7 +973,7 @@
         <w:rPr>
           <w:b w:val="0"/>
         </w:rPr>
-        <w:t xml:space="preserve">Reason: The hidden value remains3, but the target residual and required </w:t>
+        <w:t xml:space="preserve">Reason: The hidden value remains 3, but the target residual and required </w:t>
       </w:r>
       <w:r>
         <w:rPr>
@@ -1472,7 +1472,7 @@
         <w:drawing>
           <wp:inline xmlns:a="http://schemas.openxmlformats.org/drawingml/2006/main" xmlns:pic="http://schemas.openxmlformats.org/drawingml/2006/picture">
             <wp:extent cx="5486400" cy="5145314"/>
-            <wp:docPr id="1" name="Picture 1" descr="Training a small network. Freeze hidden step: h=3 for this pair; only v is trainable.. Compute initial gradient: Loss9; gradient 2(3v-3)×3=-18 at v=0.. Update and verify: v becomes1; prediction 3 and loss 0. Next gradient is 0."/>
+            <wp:docPr id="1" name="Picture 1" descr="Training a small network. Freeze hidden step: h=3 for this pair; only v is trainable.. Compute initial gradient: Loss 9; gradient 2(3v-3)×3=-18 at v=0.. Update and verify: v becomes 1; prediction 3 and loss 0. Next gradient is 0."/>
             <wp:cNvGraphicFramePr>
               <a:graphicFrameLocks noChangeAspect="1"/>
             </wp:cNvGraphicFramePr>
@@ -1585,7 +1585,7 @@
           </w:tcPr>
           <w:p>
             <w:r>
-              <w:t>Loss9; gradient 2(3v-3)×3=-18 at v=0.</w:t>
+              <w:t>Loss 9; gradient 2(3v-3)×3=-18 at v=0.</w:t>
             </w:r>
           </w:p>
         </w:tc>
@@ -1607,7 +1607,7 @@
           </w:tcPr>
           <w:p>
             <w:r>
-              <w:t>v becomes1; prediction 3 and loss 0. Next gradient is 0.</w:t>
+              <w:t>v becomes 1; prediction 3 and loss 0. Next gradient is 0.</w:t>
             </w:r>
           </w:p>
         </w:tc>
@@ -3986,7 +3986,7 @@
         <w:rPr>
           <w:b w:val="0"/>
         </w:rPr>
-        <w:t xml:space="preserve">Which labelled step matches this detail? v becomes1; </w:t>
+        <w:t xml:space="preserve">Which labelled step matches this detail? v becomes 1; </w:t>
       </w:r>
       <w:r>
         <w:rPr>
@@ -4107,7 +4107,7 @@
         <w:rPr>
           <w:b w:val="0"/>
         </w:rPr>
-        <w:t xml:space="preserve">After your attempt, compare with the supported explanation: Update and verify v becomes1; </w:t>
+        <w:t xml:space="preserve">After your attempt, compare with the supported explanation: Update and verify v becomes 1; </w:t>
       </w:r>
       <w:r>
         <w:rPr>
@@ -4267,7 +4267,7 @@
         <w:rPr>
           <w:b w:val="0"/>
         </w:rPr>
-        <w:t xml:space="preserve">1. First gradient=-36; v becomes2; </w:t>
+        <w:t xml:space="preserve">1. First gradient=-36; v becomes 2; </w:t>
       </w:r>
       <w:r>
         <w:rPr>
@@ -4400,7 +4400,7 @@
         <w:rPr>
           <w:b w:val="0"/>
         </w:rPr>
-        <w:t xml:space="preserve">After your attempt, compare with the supported explanation: First gradient=-36; v becomes2; </w:t>
+        <w:t xml:space="preserve">After your attempt, compare with the supported explanation: First gradient=-36; v becomes 2; </w:t>
       </w:r>
       <w:r>
         <w:rPr>
@@ -4412,7 +4412,7 @@
         <w:rPr>
           <w:b w:val="0"/>
         </w:rPr>
-        <w:t xml:space="preserve"> 6 and loss 0. The hidden value remains3, but the target residual and required </w:t>
+        <w:t xml:space="preserve"> 6 and loss 0. The hidden value remains 3, but the target residual and required </w:t>
       </w:r>
       <w:r>
         <w:rPr>
@@ -4785,7 +4785,7 @@
         <w:drawing>
           <wp:inline xmlns:a="http://schemas.openxmlformats.org/drawingml/2006/main" xmlns:pic="http://schemas.openxmlformats.org/drawingml/2006/picture">
             <wp:extent cx="5486400" cy="3182112"/>
-            <wp:docPr id="3" name="Picture 3" descr="Freeze hidden step: h=3 for this pair; only v is trainable. → Compute initial gradient: Loss9; gradient 2(3v-3)×3=-18 at v=0. → Update and verify: v becomes1; prediction 3 and loss 0. Next gradient is 0."/>
+            <wp:docPr id="3" name="Picture 3" descr="Freeze hidden step: h=3 for this pair; only v is trainable. → Compute initial gradient: Loss 9; gradient 2(3v-3)×3=-18 at v=0. → Update and verify: v becomes 1; prediction 3 and loss 0. Next gradient is 0."/>
             <wp:cNvGraphicFramePr>
               <a:graphicFrameLocks noChangeAspect="1"/>
             </wp:cNvGraphicFramePr>
@@ -4824,7 +4824,7 @@
         <w:rPr>
           <w:b w:val="0"/>
         </w:rPr>
-        <w:t xml:space="preserve">Freeze hidden step: h=3 for this pair; only v is trainable. → Compute initial gradient: Loss9; gradient 2(3v-3)×3=-18 at v=0. → Update and verify: v becomes1; </w:t>
+        <w:t xml:space="preserve">Freeze hidden step: h=3 for this pair; only v is trainable. → Compute initial gradient: Loss 9; gradient 2(3v-3)×3=-18 at v=0. → Update and verify: v becomes 1; </w:t>
       </w:r>
       <w:r>
         <w:rPr>
@@ -4966,7 +4966,7 @@
         <w:drawing>
           <wp:inline xmlns:a="http://schemas.openxmlformats.org/drawingml/2006/main" xmlns:pic="http://schemas.openxmlformats.org/drawingml/2006/picture">
             <wp:extent cx="5486400" cy="3026664"/>
-            <wp:docPr id="5" name="Picture 5" descr="Original case: v becomes1; prediction 3 and loss 0. Next gradient is 0. Changed condition: Change target from 3 to6 and restart v = 0 with the same rate. Expected result: First gradient=-36; v becomes2; prediction 6 and loss 0. Reason: The hidden value remains3, but the target residual and required output weight double."/>
+            <wp:docPr id="5" name="Picture 5" descr="Original case: v becomes 1; prediction 3 and loss 0. Next gradient is 0. Changed condition: Change target from 3 to6 and restart v = 0 with the same rate. Expected result: First gradient=-36; v becomes 2; prediction 6 and loss 0. Reason: The hidden value remains 3, but the target residual and required output weight double."/>
             <wp:cNvGraphicFramePr>
               <a:graphicFrameLocks noChangeAspect="1"/>
             </wp:cNvGraphicFramePr>
@@ -5005,7 +5005,7 @@
         <w:rPr>
           <w:b w:val="0"/>
         </w:rPr>
-        <w:t xml:space="preserve">Original case: v becomes1; </w:t>
+        <w:t xml:space="preserve">Original case: v becomes 1; </w:t>
       </w:r>
       <w:r>
         <w:rPr>
@@ -5028,7 +5028,7 @@
         <w:rPr>
           <w:b w:val="0"/>
         </w:rPr>
-        <w:t xml:space="preserve">Expected result: First gradient=-36; v becomes2; </w:t>
+        <w:t xml:space="preserve">Expected result: First gradient=-36; v becomes 2; </w:t>
       </w:r>
       <w:r>
         <w:rPr>
@@ -5040,7 +5040,7 @@
         <w:rPr>
           <w:b w:val="0"/>
         </w:rPr>
-        <w:t xml:space="preserve"> 6 and loss 0. Reason: The hidden value remains3, but the target residual and required </w:t>
+        <w:t xml:space="preserve"> 6 and loss 0. Reason: The hidden value remains 3, but the target residual and required </w:t>
       </w:r>
       <w:r>
         <w:rPr>

--- a/downloads/student/ai-5-week-12.docx
+++ b/downloads/student/ai-5-week-12.docx
@@ -25,12 +25,17 @@
         <w:pStyle w:val="Heading1"/>
       </w:pPr>
       <w:r>
-        <w:t>Before you start</w:t>
-      </w:r>
-    </w:p>
-    <w:p>
-      <w:r>
-        <w:t>Why should all parameters in one simultaneous update use the same saved gradient?</w:t>
+        <w:t>Freeze the hidden step. Train one weight. Record every state.</w:t>
+      </w:r>
+    </w:p>
+    <w:p>
+      <w:r>
+        <w:t>Trace a complete restricted-network training loop with honest update counts and evaluation limits.</w:t>
+      </w:r>
+    </w:p>
+    <w:p>
+      <w:r>
+        <w:t>Full configuration → five-state/four-update ledger → pictured one-pair fit → reserved/negative-input checks → independent new training pair.</w:t>
       </w:r>
     </w:p>
     <w:p>
@@ -38,20 +43,20 @@
         <w:pStyle w:val="Heading1"/>
       </w:pPr>
       <w:r>
-        <w:t>01. Your mission</w:t>
-      </w:r>
-    </w:p>
-    <w:p>
-      <w:r>
-        <w:t>Start with the target: Trace repeated forward loss gradient and update steps. Try the recall before opening notes.</w:t>
-      </w:r>
-    </w:p>
-    <w:p>
-      <w:pPr>
-        <w:pStyle w:val="Heading3"/>
-      </w:pPr>
-      <w:r>
-        <w:t>Your learning target</w:t>
+        <w:t>01. What actually changes during this training loop?</w:t>
+      </w:r>
+    </w:p>
+    <w:p>
+      <w:r>
+        <w:t>Repeat a complete calculation while keeping frozen values and the update budget explicit.</w:t>
+      </w:r>
+    </w:p>
+    <w:p>
+      <w:pPr>
+        <w:pStyle w:val="Heading2"/>
+      </w:pPr>
+      <w:r>
+        <w:t>Learning goals</w:t>
       </w:r>
     </w:p>
     <w:p>
@@ -113,10 +118,10 @@
     </w:p>
     <w:p>
       <w:pPr>
-        <w:pStyle w:val="Heading3"/>
-      </w:pPr>
-      <w:r>
-        <w:t>Remember before reading</w:t>
+        <w:pStyle w:val="Heading2"/>
+      </w:pPr>
+      <w:r>
+        <w:t>Retrieve the saved-state update</w:t>
       </w:r>
     </w:p>
     <w:p>
@@ -188,6 +193,100 @@
     </w:p>
     <w:p>
       <w:pPr>
+        <w:pStyle w:val="Heading2"/>
+      </w:pPr>
+      <w:r>
+        <w:t>Prerequisite and starting response</w:t>
+      </w:r>
+    </w:p>
+    <w:p>
+      <w:pPr>
+        <w:pStyle w:val="ListBullet"/>
+      </w:pPr>
+      <w:r>
+        <w:t>Why should all parameters in one simultaneous update use the same saved gradient?</w:t>
+      </w:r>
+    </w:p>
+    <w:p>
+      <w:pPr>
+        <w:pStyle w:val="Heading3"/>
+      </w:pPr>
+      <w:r>
+        <w:t>My starting explanation</w:t>
+      </w:r>
+    </w:p>
+    <w:p>
+      <w:r>
+        <w:t>________________________________________________________________</w:t>
+      </w:r>
+    </w:p>
+    <w:p>
+      <w:r>
+        <w:t>________________________________________________________________</w:t>
+      </w:r>
+    </w:p>
+    <w:p>
+      <w:r>
+        <w:t>________________________________________________________________</w:t>
+      </w:r>
+    </w:p>
+    <w:p>
+      <w:pPr>
+        <w:pStyle w:val="Heading2"/>
+      </w:pPr>
+      <w:r>
+        <w:t>End goal</w:t>
+      </w:r>
+    </w:p>
+    <w:p>
+      <w:pPr>
+        <w:spacing w:line="336" w:lineRule="auto" w:after="180"/>
+      </w:pPr>
+      <w:r>
+        <w:rPr>
+          <w:b w:val="0"/>
+        </w:rPr>
+        <w:t xml:space="preserve">By the end, I can explain </w:t>
+      </w:r>
+      <w:r>
+        <w:rPr>
+          <w:b/>
+        </w:rPr>
+        <w:t>training</w:t>
+      </w:r>
+      <w:r>
+        <w:rPr>
+          <w:b w:val="0"/>
+        </w:rPr>
+        <w:t xml:space="preserve"> a small network using a traced example and a stated limitation.</w:t>
+      </w:r>
+    </w:p>
+    <w:p>
+      <w:pPr>
+        <w:pStyle w:val="Heading2"/>
+      </w:pPr>
+      <w:r>
+        <w:t>Earlier wording, alternatives and picture transcripts · reference / check after trying</w:t>
+      </w:r>
+    </w:p>
+    <w:p>
+      <w:pPr>
+        <w:pStyle w:val="Heading3"/>
+      </w:pPr>
+      <w:r>
+        <w:t>Your learning target</w:t>
+      </w:r>
+    </w:p>
+    <w:p>
+      <w:pPr>
+        <w:pStyle w:val="Heading3"/>
+      </w:pPr>
+      <w:r>
+        <w:t>Remember before reading</w:t>
+      </w:r>
+    </w:p>
+    <w:p>
+      <w:pPr>
         <w:spacing w:line="336" w:lineRule="auto" w:after="180"/>
       </w:pPr>
       <w:r>
@@ -264,56 +363,101 @@
     </w:p>
     <w:p>
       <w:pPr>
+        <w:pStyle w:val="Heading3"/>
+      </w:pPr>
+      <w:r>
+        <w:t>This week’s end goal</w:t>
+      </w:r>
+    </w:p>
+    <w:p>
+      <w:pPr>
+        <w:pStyle w:val="Heading1"/>
+      </w:pPr>
+      <w:r>
+        <w:t>02. Train one output weight,not every network value</w:t>
+      </w:r>
+    </w:p>
+    <w:p>
+      <w:r>
+        <w:t>The hidden computation and both biases are frozen throughout this experiment.</w:t>
+      </w:r>
+    </w:p>
+    <w:p>
+      <w:pPr>
+        <w:pStyle w:val="Heading2"/>
+      </w:pPr>
+      <w:r>
+        <w:t>Complete model,data,objective,start,rate and budget</w:t>
+      </w:r>
+    </w:p>
+    <w:p>
+      <w:pPr>
         <w:spacing w:line="336" w:lineRule="auto" w:after="180"/>
-        <w:shd w:fill="F5F1FB"/>
       </w:pPr>
       <w:r>
         <w:rPr>
           <w:b w:val="0"/>
         </w:rPr>
-        <w:t>Why should all parameters in one simultaneous update use the same saved gradient?</w:t>
-      </w:r>
-    </w:p>
-    <w:p>
-      <w:pPr>
-        <w:pStyle w:val="Heading3"/>
-      </w:pPr>
-      <w:r>
-        <w:t>My starting explanation</w:t>
-      </w:r>
-    </w:p>
-    <w:p>
-      <w:r>
-        <w:t>________________________________________________________________</w:t>
-      </w:r>
-    </w:p>
-    <w:p>
-      <w:r>
-        <w:t>________________________________________________________________</w:t>
-      </w:r>
-    </w:p>
-    <w:p>
-      <w:r>
-        <w:t>________________________________________________________________</w:t>
-      </w:r>
-    </w:p>
-    <w:p>
-      <w:pPr>
-        <w:pStyle w:val="Heading3"/>
-      </w:pPr>
-      <w:r>
-        <w:t>This week’s end goal</w:t>
-      </w:r>
-    </w:p>
-    <w:p>
-      <w:pPr>
-        <w:spacing w:line="336" w:lineRule="auto" w:after="180"/>
-      </w:pPr>
+        <w:t xml:space="preserve">Use one hidden ReLU unit h = ReLU(x) and an </w:t>
+      </w:r>
+      <w:r>
+        <w:rPr>
+          <w:b/>
+        </w:rPr>
+        <w:t>output</w:t>
+      </w:r>
       <w:r>
         <w:rPr>
           <w:b w:val="0"/>
         </w:rPr>
-        <w:t xml:space="preserve">By the end, I can explain </w:t>
+        <w:t xml:space="preserve"> y = vh. The hidden </w:t>
+      </w:r>
+      <w:r>
+        <w:rPr>
+          <w:b/>
+        </w:rPr>
+        <w:t>input</w:t>
+      </w:r>
+      <w:r>
+        <w:rPr>
+          <w:b w:val="0"/>
+        </w:rPr>
+        <w:t xml:space="preserve"> weight is fixed at 1, its bias is fixed at 0, and the </w:t>
+      </w:r>
+      <w:r>
+        <w:rPr>
+          <w:b/>
+        </w:rPr>
+        <w:t>output</w:t>
+      </w:r>
+      <w:r>
+        <w:rPr>
+          <w:b w:val="0"/>
+        </w:rPr>
+        <w:t xml:space="preserve"> bias is fixed at 0. Only </w:t>
+      </w:r>
+      <w:r>
+        <w:rPr>
+          <w:b/>
+        </w:rPr>
+        <w:t>output</w:t>
+      </w:r>
+      <w:r>
+        <w:rPr>
+          <w:b w:val="0"/>
+        </w:rPr>
+        <w:t xml:space="preserve"> weight v is trained.</w:t>
+      </w:r>
+    </w:p>
+    <w:p>
+      <w:pPr>
+        <w:spacing w:line="336" w:lineRule="auto" w:after="180"/>
+      </w:pPr>
+      <w:r>
+        <w:rPr>
+          <w:b w:val="0"/>
+        </w:rPr>
+        <w:t xml:space="preserve">This is a restricted two-layer network, not </w:t>
       </w:r>
       <w:r>
         <w:rPr>
@@ -325,101 +469,6 @@
         <w:rPr>
           <w:b w:val="0"/>
         </w:rPr>
-        <w:t xml:space="preserve"> a small network using a traced example and a stated limitation.</w:t>
-      </w:r>
-    </w:p>
-    <w:p>
-      <w:pPr>
-        <w:pStyle w:val="Heading1"/>
-      </w:pPr>
-      <w:r>
-        <w:t>02. Notice the evidence</w:t>
-      </w:r>
-    </w:p>
-    <w:p>
-      <w:r>
-        <w:t>Investigate the supplied Training a small network case. Separate observations, given facts and assumptions before choosing an explanation.</w:t>
-      </w:r>
-    </w:p>
-    <w:p>
-      <w:pPr>
-        <w:spacing w:line="336" w:lineRule="auto" w:after="180"/>
-      </w:pPr>
-      <w:r>
-        <w:rPr>
-          <w:b w:val="0"/>
-        </w:rPr>
-        <w:t xml:space="preserve">Use one hidden ReLU unit h = ReLU(x) and an </w:t>
-      </w:r>
-      <w:r>
-        <w:rPr>
-          <w:b/>
-        </w:rPr>
-        <w:t>output</w:t>
-      </w:r>
-      <w:r>
-        <w:rPr>
-          <w:b w:val="0"/>
-        </w:rPr>
-        <w:t xml:space="preserve"> y = vh. The hidden </w:t>
-      </w:r>
-      <w:r>
-        <w:rPr>
-          <w:b/>
-        </w:rPr>
-        <w:t>input</w:t>
-      </w:r>
-      <w:r>
-        <w:rPr>
-          <w:b w:val="0"/>
-        </w:rPr>
-        <w:t xml:space="preserve"> weight is fixed at 1, its bias is fixed at 0, and the </w:t>
-      </w:r>
-      <w:r>
-        <w:rPr>
-          <w:b/>
-        </w:rPr>
-        <w:t>output</w:t>
-      </w:r>
-      <w:r>
-        <w:rPr>
-          <w:b w:val="0"/>
-        </w:rPr>
-        <w:t xml:space="preserve"> bias is fixed at 0. Only </w:t>
-      </w:r>
-      <w:r>
-        <w:rPr>
-          <w:b/>
-        </w:rPr>
-        <w:t>output</w:t>
-      </w:r>
-      <w:r>
-        <w:rPr>
-          <w:b w:val="0"/>
-        </w:rPr>
-        <w:t xml:space="preserve"> weight v is trained.</w:t>
-      </w:r>
-    </w:p>
-    <w:p>
-      <w:pPr>
-        <w:spacing w:line="336" w:lineRule="auto" w:after="180"/>
-      </w:pPr>
-      <w:r>
-        <w:rPr>
-          <w:b w:val="0"/>
-        </w:rPr>
-        <w:t xml:space="preserve">This is a restricted two-layer network, not </w:t>
-      </w:r>
-      <w:r>
-        <w:rPr>
-          <w:b/>
-        </w:rPr>
-        <w:t>training</w:t>
-      </w:r>
-      <w:r>
-        <w:rPr>
-          <w:b w:val="0"/>
-        </w:rPr>
         <w:t xml:space="preserve"> every parameter of a general network.</w:t>
       </w:r>
     </w:p>
@@ -449,6 +498,14 @@
           <w:b w:val="0"/>
         </w:rPr>
         <w:t>Start at v = 0 and use learning rate 0.1 for exactly four full-data updates. The declared budget prevents stopping only when a preferred result appears.</w:t>
+      </w:r>
+    </w:p>
+    <w:p>
+      <w:pPr>
+        <w:pStyle w:val="Heading2"/>
+      </w:pPr>
+      <w:r>
+        <w:t>All five recorded states for four updates</w:t>
       </w:r>
     </w:p>
     <w:tbl>
@@ -660,6 +717,14 @@
     </w:tbl>
     <w:p>
       <w:pPr>
+        <w:pStyle w:val="Heading2"/>
+      </w:pPr>
+      <w:r>
+        <w:t>Interpret the state and update counts</w:t>
+      </w:r>
+    </w:p>
+    <w:p>
+      <w:pPr>
         <w:spacing w:line="336" w:lineRule="auto" w:after="180"/>
       </w:pPr>
       <w:r>
@@ -671,6 +736,14 @@
     </w:p>
     <w:p>
       <w:pPr>
+        <w:pStyle w:val="Heading2"/>
+      </w:pPr>
+      <w:r>
+        <w:t>Name given and missing facts</w:t>
+      </w:r>
+    </w:p>
+    <w:p>
+      <w:pPr>
         <w:pStyle w:val="Heading3"/>
       </w:pPr>
       <w:r>
@@ -697,12 +770,20 @@
         <w:pStyle w:val="Heading1"/>
       </w:pPr>
       <w:r>
-        <w:t>03. See how it works</w:t>
-      </w:r>
-    </w:p>
-    <w:p>
-      <w:r>
-        <w:t>Follow the mechanism for Training a small network. Connect each labelled input, deciding step and result.</w:t>
+        <w:t>03. Trace forward,loss,gradient and update through every state</w:t>
+      </w:r>
+    </w:p>
+    <w:p>
+      <w:r>
+        <w:t>Five printed states do not mean five updates.</w:t>
+      </w:r>
+    </w:p>
+    <w:p>
+      <w:pPr>
+        <w:pStyle w:val="Heading2"/>
+      </w:pPr>
+      <w:r>
+        <w:t>Derive the mean-loss gradient</w:t>
       </w:r>
     </w:p>
     <w:p>
@@ -725,6 +806,649 @@
           <w:b w:val="0"/>
         </w:rPr>
         <w:t>At v = 0 the gradient is -10, so the first update gives v = 0 - 0.1 times -10 = 1.</w:t>
+      </w:r>
+    </w:p>
+    <w:p>
+      <w:pPr>
+        <w:pStyle w:val="Heading2"/>
+      </w:pPr>
+      <w:r>
+        <w:t>Complete five-state training ledger</w:t>
+      </w:r>
+    </w:p>
+    <w:tbl>
+      <w:tblPr>
+        <w:tblStyle w:val="LightShading-Accent1"/>
+        <w:tblW w:type="auto" w:w="0"/>
+        <w:tblLook w:firstColumn="1" w:firstRow="1" w:lastColumn="0" w:lastRow="0" w:noHBand="0" w:noVBand="1" w:val="04A0"/>
+      </w:tblPr>
+      <w:tblGrid>
+        <w:gridCol w:w="1461"/>
+        <w:gridCol w:w="1461"/>
+        <w:gridCol w:w="1461"/>
+        <w:gridCol w:w="1461"/>
+        <w:gridCol w:w="1461"/>
+        <w:gridCol w:w="1461"/>
+        <w:gridCol w:w="1461"/>
+      </w:tblGrid>
+      <w:tr>
+        <w:trPr>
+          <w:tblHeader/>
+        </w:trPr>
+        <w:tc>
+          <w:tcPr>
+            <w:tcW w:type="dxa" w:w="1461"/>
+          </w:tcPr>
+          <w:p>
+            <w:r>
+              <w:t>State after this many updates</w:t>
+            </w:r>
+          </w:p>
+        </w:tc>
+        <w:tc>
+          <w:tcPr>
+            <w:tcW w:type="dxa" w:w="1461"/>
+          </w:tcPr>
+          <w:p>
+            <w:r>
+              <w:t>v</w:t>
+            </w:r>
+          </w:p>
+        </w:tc>
+        <w:tc>
+          <w:tcPr>
+            <w:tcW w:type="dxa" w:w="1461"/>
+          </w:tcPr>
+          <w:p>
+            <w:r>
+              <w:t>Predictions on fixed h[1, 2]</w:t>
+            </w:r>
+          </w:p>
+        </w:tc>
+        <w:tc>
+          <w:tcPr>
+            <w:tcW w:type="dxa" w:w="1461"/>
+          </w:tcPr>
+          <w:p>
+            <w:r>
+              <w:t>Errors against[2, 4]</w:t>
+            </w:r>
+          </w:p>
+        </w:tc>
+        <w:tc>
+          <w:tcPr>
+            <w:tcW w:type="dxa" w:w="1461"/>
+          </w:tcPr>
+          <w:p>
+            <w:r>
+              <w:t>Training MSE</w:t>
+            </w:r>
+          </w:p>
+        </w:tc>
+        <w:tc>
+          <w:tcPr>
+            <w:tcW w:type="dxa" w:w="1461"/>
+          </w:tcPr>
+          <w:p>
+            <w:r>
+              <w:t>Gradient for next update</w:t>
+            </w:r>
+          </w:p>
+        </w:tc>
+        <w:tc>
+          <w:tcPr>
+            <w:tcW w:type="dxa" w:w="1461"/>
+          </w:tcPr>
+          <w:p>
+            <w:r>
+              <w:t>Next v</w:t>
+            </w:r>
+          </w:p>
+        </w:tc>
+      </w:tr>
+      <w:tr>
+        <w:tc>
+          <w:tcPr>
+            <w:tcW w:type="dxa" w:w="1461"/>
+          </w:tcPr>
+          <w:p>
+            <w:r>
+              <w:t>0</w:t>
+            </w:r>
+          </w:p>
+        </w:tc>
+        <w:tc>
+          <w:tcPr>
+            <w:tcW w:type="dxa" w:w="1461"/>
+          </w:tcPr>
+          <w:p>
+            <w:r>
+              <w:t>0</w:t>
+            </w:r>
+          </w:p>
+        </w:tc>
+        <w:tc>
+          <w:tcPr>
+            <w:tcW w:type="dxa" w:w="1461"/>
+          </w:tcPr>
+          <w:p>
+            <w:r>
+              <w:t>[0, 0]</w:t>
+            </w:r>
+          </w:p>
+        </w:tc>
+        <w:tc>
+          <w:tcPr>
+            <w:tcW w:type="dxa" w:w="1461"/>
+          </w:tcPr>
+          <w:p>
+            <w:r>
+              <w:t>[−2, −4]</w:t>
+            </w:r>
+          </w:p>
+        </w:tc>
+        <w:tc>
+          <w:tcPr>
+            <w:tcW w:type="dxa" w:w="1461"/>
+          </w:tcPr>
+          <w:p>
+            <w:r>
+              <w:t>10</w:t>
+            </w:r>
+          </w:p>
+        </w:tc>
+        <w:tc>
+          <w:tcPr>
+            <w:tcW w:type="dxa" w:w="1461"/>
+          </w:tcPr>
+          <w:p>
+            <w:r>
+              <w:t>-10</w:t>
+            </w:r>
+          </w:p>
+        </w:tc>
+        <w:tc>
+          <w:tcPr>
+            <w:tcW w:type="dxa" w:w="1461"/>
+          </w:tcPr>
+          <w:p>
+            <w:r>
+              <w:t>1</w:t>
+            </w:r>
+          </w:p>
+        </w:tc>
+      </w:tr>
+      <w:tr>
+        <w:tc>
+          <w:tcPr>
+            <w:tcW w:type="dxa" w:w="1461"/>
+          </w:tcPr>
+          <w:p>
+            <w:r>
+              <w:t>1</w:t>
+            </w:r>
+          </w:p>
+        </w:tc>
+        <w:tc>
+          <w:tcPr>
+            <w:tcW w:type="dxa" w:w="1461"/>
+          </w:tcPr>
+          <w:p>
+            <w:r>
+              <w:t>1</w:t>
+            </w:r>
+          </w:p>
+        </w:tc>
+        <w:tc>
+          <w:tcPr>
+            <w:tcW w:type="dxa" w:w="1461"/>
+          </w:tcPr>
+          <w:p>
+            <w:r>
+              <w:t>[1, 2]</w:t>
+            </w:r>
+          </w:p>
+        </w:tc>
+        <w:tc>
+          <w:tcPr>
+            <w:tcW w:type="dxa" w:w="1461"/>
+          </w:tcPr>
+          <w:p>
+            <w:r>
+              <w:t>[−1, −2]</w:t>
+            </w:r>
+          </w:p>
+        </w:tc>
+        <w:tc>
+          <w:tcPr>
+            <w:tcW w:type="dxa" w:w="1461"/>
+          </w:tcPr>
+          <w:p>
+            <w:r>
+              <w:t>2.5</w:t>
+            </w:r>
+          </w:p>
+        </w:tc>
+        <w:tc>
+          <w:tcPr>
+            <w:tcW w:type="dxa" w:w="1461"/>
+          </w:tcPr>
+          <w:p>
+            <w:r>
+              <w:t>-5</w:t>
+            </w:r>
+          </w:p>
+        </w:tc>
+        <w:tc>
+          <w:tcPr>
+            <w:tcW w:type="dxa" w:w="1461"/>
+          </w:tcPr>
+          <w:p>
+            <w:r>
+              <w:t>1.5</w:t>
+            </w:r>
+          </w:p>
+        </w:tc>
+      </w:tr>
+      <w:tr>
+        <w:tc>
+          <w:tcPr>
+            <w:tcW w:type="dxa" w:w="1461"/>
+          </w:tcPr>
+          <w:p>
+            <w:r>
+              <w:t>2</w:t>
+            </w:r>
+          </w:p>
+        </w:tc>
+        <w:tc>
+          <w:tcPr>
+            <w:tcW w:type="dxa" w:w="1461"/>
+          </w:tcPr>
+          <w:p>
+            <w:r>
+              <w:t>1.5</w:t>
+            </w:r>
+          </w:p>
+        </w:tc>
+        <w:tc>
+          <w:tcPr>
+            <w:tcW w:type="dxa" w:w="1461"/>
+          </w:tcPr>
+          <w:p>
+            <w:r>
+              <w:t>[1.5, 3]</w:t>
+            </w:r>
+          </w:p>
+        </w:tc>
+        <w:tc>
+          <w:tcPr>
+            <w:tcW w:type="dxa" w:w="1461"/>
+          </w:tcPr>
+          <w:p>
+            <w:r>
+              <w:t>[−.5, −1]</w:t>
+            </w:r>
+          </w:p>
+        </w:tc>
+        <w:tc>
+          <w:tcPr>
+            <w:tcW w:type="dxa" w:w="1461"/>
+          </w:tcPr>
+          <w:p>
+            <w:r>
+              <w:t>0.625</w:t>
+            </w:r>
+          </w:p>
+        </w:tc>
+        <w:tc>
+          <w:tcPr>
+            <w:tcW w:type="dxa" w:w="1461"/>
+          </w:tcPr>
+          <w:p>
+            <w:r>
+              <w:t>-2.5</w:t>
+            </w:r>
+          </w:p>
+        </w:tc>
+        <w:tc>
+          <w:tcPr>
+            <w:tcW w:type="dxa" w:w="1461"/>
+          </w:tcPr>
+          <w:p>
+            <w:r>
+              <w:t>1.75</w:t>
+            </w:r>
+          </w:p>
+        </w:tc>
+      </w:tr>
+      <w:tr>
+        <w:tc>
+          <w:tcPr>
+            <w:tcW w:type="dxa" w:w="1461"/>
+          </w:tcPr>
+          <w:p>
+            <w:r>
+              <w:t>3</w:t>
+            </w:r>
+          </w:p>
+        </w:tc>
+        <w:tc>
+          <w:tcPr>
+            <w:tcW w:type="dxa" w:w="1461"/>
+          </w:tcPr>
+          <w:p>
+            <w:r>
+              <w:t>1.75</w:t>
+            </w:r>
+          </w:p>
+        </w:tc>
+        <w:tc>
+          <w:tcPr>
+            <w:tcW w:type="dxa" w:w="1461"/>
+          </w:tcPr>
+          <w:p>
+            <w:r>
+              <w:t>[1.75, 3.5]</w:t>
+            </w:r>
+          </w:p>
+        </w:tc>
+        <w:tc>
+          <w:tcPr>
+            <w:tcW w:type="dxa" w:w="1461"/>
+          </w:tcPr>
+          <w:p>
+            <w:r>
+              <w:t>[−.25, −.5]</w:t>
+            </w:r>
+          </w:p>
+        </w:tc>
+        <w:tc>
+          <w:tcPr>
+            <w:tcW w:type="dxa" w:w="1461"/>
+          </w:tcPr>
+          <w:p>
+            <w:r>
+              <w:t>0.15625</w:t>
+            </w:r>
+          </w:p>
+        </w:tc>
+        <w:tc>
+          <w:tcPr>
+            <w:tcW w:type="dxa" w:w="1461"/>
+          </w:tcPr>
+          <w:p>
+            <w:r>
+              <w:t>-1.25</w:t>
+            </w:r>
+          </w:p>
+        </w:tc>
+        <w:tc>
+          <w:tcPr>
+            <w:tcW w:type="dxa" w:w="1461"/>
+          </w:tcPr>
+          <w:p>
+            <w:r>
+              <w:t>1.875</w:t>
+            </w:r>
+          </w:p>
+        </w:tc>
+      </w:tr>
+      <w:tr>
+        <w:tc>
+          <w:tcPr>
+            <w:tcW w:type="dxa" w:w="1461"/>
+          </w:tcPr>
+          <w:p>
+            <w:r>
+              <w:t>4</w:t>
+            </w:r>
+          </w:p>
+        </w:tc>
+        <w:tc>
+          <w:tcPr>
+            <w:tcW w:type="dxa" w:w="1461"/>
+          </w:tcPr>
+          <w:p>
+            <w:r>
+              <w:t>1.875</w:t>
+            </w:r>
+          </w:p>
+        </w:tc>
+        <w:tc>
+          <w:tcPr>
+            <w:tcW w:type="dxa" w:w="1461"/>
+          </w:tcPr>
+          <w:p>
+            <w:r>
+              <w:t>[1.875, 3.75]</w:t>
+            </w:r>
+          </w:p>
+        </w:tc>
+        <w:tc>
+          <w:tcPr>
+            <w:tcW w:type="dxa" w:w="1461"/>
+          </w:tcPr>
+          <w:p>
+            <w:r>
+              <w:t>[−.125, −.25]</w:t>
+            </w:r>
+          </w:p>
+        </w:tc>
+        <w:tc>
+          <w:tcPr>
+            <w:tcW w:type="dxa" w:w="1461"/>
+          </w:tcPr>
+          <w:p>
+            <w:r>
+              <w:t>0.0390625</w:t>
+            </w:r>
+          </w:p>
+        </w:tc>
+        <w:tc>
+          <w:tcPr>
+            <w:tcW w:type="dxa" w:w="1461"/>
+          </w:tcPr>
+          <w:p>
+            <w:r>
+              <w:t>Stop:four-update budget</w:t>
+            </w:r>
+          </w:p>
+        </w:tc>
+        <w:tc>
+          <w:tcPr>
+            <w:tcW w:type="dxa" w:w="1461"/>
+          </w:tcPr>
+          <w:p>
+            <w:r>
+              <w:t>No further update</w:t>
+            </w:r>
+          </w:p>
+        </w:tc>
+      </w:tr>
+    </w:tbl>
+    <w:p>
+      <w:pPr>
+        <w:pStyle w:val="Heading2"/>
+      </w:pPr>
+      <w:r>
+        <w:t>Frozen-versus-trained value register</w:t>
+      </w:r>
+    </w:p>
+    <w:tbl>
+      <w:tblPr>
+        <w:tblStyle w:val="LightShading-Accent1"/>
+        <w:tblW w:type="auto" w:w="0"/>
+        <w:tblLook w:firstColumn="1" w:firstRow="1" w:lastColumn="0" w:lastRow="0" w:noHBand="0" w:noVBand="1" w:val="04A0"/>
+      </w:tblPr>
+      <w:tblGrid>
+        <w:gridCol w:w="5112"/>
+        <w:gridCol w:w="5112"/>
+      </w:tblGrid>
+      <w:tr>
+        <w:trPr>
+          <w:tblHeader/>
+        </w:trPr>
+        <w:tc>
+          <w:tcPr>
+            <w:tcW w:type="dxa" w:w="5112"/>
+          </w:tcPr>
+          <w:p>
+            <w:r>
+              <w:t>Value in this restricted network</w:t>
+            </w:r>
+          </w:p>
+        </w:tc>
+        <w:tc>
+          <w:tcPr>
+            <w:tcW w:type="dxa" w:w="5112"/>
+          </w:tcPr>
+          <w:p>
+            <w:r>
+              <w:t>Training status</w:t>
+            </w:r>
+          </w:p>
+        </w:tc>
+      </w:tr>
+      <w:tr>
+        <w:tc>
+          <w:tcPr>
+            <w:tcW w:type="dxa" w:w="5112"/>
+          </w:tcPr>
+          <w:p>
+            <w:r>
+              <w:t>Hidden input weight 1</w:t>
+            </w:r>
+          </w:p>
+        </w:tc>
+        <w:tc>
+          <w:tcPr>
+            <w:tcW w:type="dxa" w:w="5112"/>
+          </w:tcPr>
+          <w:p>
+            <w:r>
+              <w:t>Frozen</w:t>
+            </w:r>
+          </w:p>
+        </w:tc>
+      </w:tr>
+      <w:tr>
+        <w:tc>
+          <w:tcPr>
+            <w:tcW w:type="dxa" w:w="5112"/>
+          </w:tcPr>
+          <w:p>
+            <w:r>
+              <w:t>Hidden bias 0</w:t>
+            </w:r>
+          </w:p>
+        </w:tc>
+        <w:tc>
+          <w:tcPr>
+            <w:tcW w:type="dxa" w:w="5112"/>
+          </w:tcPr>
+          <w:p>
+            <w:r>
+              <w:t>Frozen</w:t>
+            </w:r>
+          </w:p>
+        </w:tc>
+      </w:tr>
+      <w:tr>
+        <w:tc>
+          <w:tcPr>
+            <w:tcW w:type="dxa" w:w="5112"/>
+          </w:tcPr>
+          <w:p>
+            <w:r>
+              <w:t>ReLU function</w:t>
+            </w:r>
+          </w:p>
+        </w:tc>
+        <w:tc>
+          <w:tcPr>
+            <w:tcW w:type="dxa" w:w="5112"/>
+          </w:tcPr>
+          <w:p>
+            <w:r>
+              <w:t>Fixed function, no fitted numerical parameter here</w:t>
+            </w:r>
+          </w:p>
+        </w:tc>
+      </w:tr>
+      <w:tr>
+        <w:tc>
+          <w:tcPr>
+            <w:tcW w:type="dxa" w:w="5112"/>
+          </w:tcPr>
+          <w:p>
+            <w:r>
+              <w:t>Output weight v</w:t>
+            </w:r>
+          </w:p>
+        </w:tc>
+        <w:tc>
+          <w:tcPr>
+            <w:tcW w:type="dxa" w:w="5112"/>
+          </w:tcPr>
+          <w:p>
+            <w:r>
+              <w:t>Only trainable value; start 0, end 1.875 after four updates</w:t>
+            </w:r>
+          </w:p>
+        </w:tc>
+      </w:tr>
+      <w:tr>
+        <w:tc>
+          <w:tcPr>
+            <w:tcW w:type="dxa" w:w="5112"/>
+          </w:tcPr>
+          <w:p>
+            <w:r>
+              <w:t>Output bias 0</w:t>
+            </w:r>
+          </w:p>
+        </w:tc>
+        <w:tc>
+          <w:tcPr>
+            <w:tcW w:type="dxa" w:w="5112"/>
+          </w:tcPr>
+          <w:p>
+            <w:r>
+              <w:t>Frozen</w:t>
+            </w:r>
+          </w:p>
+        </w:tc>
+      </w:tr>
+      <w:tr>
+        <w:tc>
+          <w:tcPr>
+            <w:tcW w:type="dxa" w:w="5112"/>
+          </w:tcPr>
+          <w:p>
+            <w:r>
+              <w:t>Data, rate.1, mean objective, four-update budget</w:t>
+            </w:r>
+          </w:p>
+        </w:tc>
+        <w:tc>
+          <w:tcPr>
+            <w:tcW w:type="dxa" w:w="5112"/>
+          </w:tcPr>
+          <w:p>
+            <w:r>
+              <w:t>Declared experiment configuration, not extra model parameters</w:t>
+            </w:r>
+          </w:p>
+        </w:tc>
+      </w:tr>
+    </w:tbl>
+    <w:p>
+      <w:pPr>
+        <w:pStyle w:val="Heading2"/>
+      </w:pPr>
+      <w:r>
+        <w:t>Complete runnable four-update loop</w:t>
       </w:r>
     </w:p>
     <w:p>
@@ -796,10 +1520,10 @@
     </w:p>
     <w:p>
       <w:pPr>
-        <w:pStyle w:val="Heading3"/>
-      </w:pPr>
-      <w:r>
-        <w:t>Connect the picture and the explanation</w:t>
+        <w:pStyle w:val="Heading2"/>
+      </w:pPr>
+      <w:r>
+        <w:t>Connect each visual step to the loop</w:t>
       </w:r>
     </w:p>
     <w:p>
@@ -827,15 +1551,47 @@
     </w:p>
     <w:p>
       <w:pPr>
+        <w:pStyle w:val="Heading2"/>
+      </w:pPr>
+      <w:r>
+        <w:t>Earlier wording, alternatives and picture transcripts · reference / check after trying</w:t>
+      </w:r>
+    </w:p>
+    <w:p>
+      <w:pPr>
+        <w:pStyle w:val="Heading3"/>
+      </w:pPr>
+      <w:r>
+        <w:t>Connect the picture and the explanation</w:t>
+      </w:r>
+    </w:p>
+    <w:p>
+      <w:pPr>
         <w:pStyle w:val="Heading1"/>
       </w:pPr>
       <w:r>
-        <w:t>04. Compare the cases</w:t>
-      </w:r>
-    </w:p>
-    <w:p>
-      <w:r>
-        <w:t>Compare the supplied cases for Training a small network. Identify the detail that changes the conclusion.</w:t>
+        <w:t>04. Change one stated condition and restart the experiment</w:t>
+      </w:r>
+    </w:p>
+    <w:p>
+      <w:r>
+        <w:t>Do not mix a sum-loss gradient with the declared mean-loss objective.</w:t>
+      </w:r>
+    </w:p>
+    <w:p>
+      <w:pPr>
+        <w:pStyle w:val="Heading2"/>
+      </w:pPr>
+      <w:r>
+        <w:t>Current mean-versus-sum task</w:t>
+      </w:r>
+    </w:p>
+    <w:p>
+      <w:pPr>
+        <w:pStyle w:val="ListBullet"/>
+      </w:pPr>
+      <w:r>
+        <w:t>At v = 1, the sum of squared errors is 5. A learner uses gradient -10 with rate 0.1. Explain the mismatch with this lesson and give the next v under MSE.</w:t>
       </w:r>
     </w:p>
     <w:p>
@@ -843,93 +1599,61 @@
         <w:pStyle w:val="Heading3"/>
       </w:pPr>
       <w:r>
-        <w:t>Compare a familiar case with a changed case</w:t>
+        <w:t>Keep the procedure fixed. Explain what changed in the inputs and result.</w:t>
+      </w:r>
+    </w:p>
+    <w:p>
+      <w:r>
+        <w:t>________________________________________________________________</w:t>
+      </w:r>
+    </w:p>
+    <w:p>
+      <w:r>
+        <w:t>________________________________________________________________</w:t>
+      </w:r>
+    </w:p>
+    <w:p>
+      <w:r>
+        <w:t>________________________________________________________________</w:t>
+      </w:r>
+    </w:p>
+    <w:p>
+      <w:r>
+        <w:t>________________________________________________________________</w:t>
+      </w:r>
+    </w:p>
+    <w:p>
+      <w:r>
+        <w:t>________________________________________________________________</w:t>
+      </w:r>
+    </w:p>
+    <w:p>
+      <w:pPr>
+        <w:pStyle w:val="Heading2"/>
+      </w:pPr>
+      <w:r>
+        <w:t>Predict the pictured target change</w:t>
+      </w:r>
+    </w:p>
+    <w:p>
+      <w:pPr>
+        <w:pStyle w:val="ListBullet"/>
+      </w:pPr>
+      <w:r>
+        <w:t>Change: Change target from 3 to6 and restart v = 0 with the same rate.</w:t>
+      </w:r>
+    </w:p>
+    <w:p>
+      <w:pPr>
+        <w:pStyle w:val="Heading2"/>
+      </w:pPr>
+      <w:r>
+        <w:t>Check after predicting · reference / check after trying</w:t>
       </w:r>
     </w:p>
     <w:p>
       <w:pPr>
         <w:spacing w:line="336" w:lineRule="auto" w:after="180"/>
-      </w:pPr>
-      <w:r>
-        <w:rPr>
-          <w:b w:val="0"/>
-        </w:rPr>
-        <w:t>At v = 1, the sum of squared errors is 5. A learner uses gradient -10 with rate 0.1. Explain the mismatch with this lesson and give the next v under MSE.</w:t>
-      </w:r>
-    </w:p>
-    <w:p>
-      <w:pPr>
-        <w:pStyle w:val="Heading3"/>
-      </w:pPr>
-      <w:r>
-        <w:t>Keep the procedure fixed. Explain what changed in the inputs and result.</w:t>
-      </w:r>
-    </w:p>
-    <w:p>
-      <w:r>
-        <w:t>________________________________________________________________</w:t>
-      </w:r>
-    </w:p>
-    <w:p>
-      <w:r>
-        <w:t>________________________________________________________________</w:t>
-      </w:r>
-    </w:p>
-    <w:p>
-      <w:r>
-        <w:t>________________________________________________________________</w:t>
-      </w:r>
-    </w:p>
-    <w:p>
-      <w:r>
-        <w:t>________________________________________________________________</w:t>
-      </w:r>
-    </w:p>
-    <w:p>
-      <w:r>
-        <w:t>________________________________________________________________</w:t>
-      </w:r>
-    </w:p>
-    <w:p>
-      <w:pPr>
-        <w:pStyle w:val="Heading3"/>
-      </w:pPr>
-      <w:r>
-        <w:t>Change one thing in the pictured case</w:t>
-      </w:r>
-    </w:p>
-    <w:p>
-      <w:pPr>
-        <w:pStyle w:val="Heading3"/>
-      </w:pPr>
-      <w:r>
-        <w:t>Change one thing</w:t>
-      </w:r>
-    </w:p>
-    <w:p>
-      <w:pPr>
-        <w:spacing w:line="336" w:lineRule="auto" w:after="180"/>
-        <w:shd w:fill="F5F1FB"/>
-      </w:pPr>
-      <w:r>
-        <w:rPr>
-          <w:b w:val="0"/>
-        </w:rPr>
-        <w:t>Change: Change target from 3 to6 and restart v = 0 with the same rate.</w:t>
-      </w:r>
-    </w:p>
-    <w:p>
-      <w:pPr>
-        <w:pStyle w:val="Heading3"/>
-      </w:pPr>
-      <w:r>
-        <w:t>Predicted result</w:t>
-      </w:r>
-    </w:p>
-    <w:p>
-      <w:pPr>
-        <w:spacing w:line="336" w:lineRule="auto" w:after="180"/>
-        <w:shd w:fill="F1F6FC"/>
       </w:pPr>
       <w:r>
         <w:rPr>
@@ -958,16 +1682,7 @@
     </w:p>
     <w:p>
       <w:pPr>
-        <w:pStyle w:val="Heading3"/>
-      </w:pPr>
-      <w:r>
-        <w:t>Why the result follows</w:t>
-      </w:r>
-    </w:p>
-    <w:p>
-      <w:pPr>
         <w:spacing w:line="336" w:lineRule="auto" w:after="180"/>
-        <w:shd w:fill="F1F6FC"/>
       </w:pPr>
       <w:r>
         <w:rPr>
@@ -990,15 +1705,190 @@
     </w:p>
     <w:p>
       <w:pPr>
+        <w:pStyle w:val="Heading2"/>
+      </w:pPr>
+      <w:r>
+        <w:t>Earlier wording, alternatives and picture transcripts · reference / check after trying</w:t>
+      </w:r>
+    </w:p>
+    <w:p>
+      <w:pPr>
+        <w:pStyle w:val="Heading3"/>
+      </w:pPr>
+      <w:r>
+        <w:t>Compare a familiar case with a changed case</w:t>
+      </w:r>
+    </w:p>
+    <w:p>
+      <w:pPr>
+        <w:pStyle w:val="Heading3"/>
+      </w:pPr>
+      <w:r>
+        <w:t>Change one thing in the pictured case</w:t>
+      </w:r>
+    </w:p>
+    <w:p>
+      <w:pPr>
         <w:pStyle w:val="Heading1"/>
       </w:pPr>
       <w:r>
-        <w:t>05. Words that unlock the idea</w:t>
-      </w:r>
-    </w:p>
-    <w:p>
-      <w:r>
-        <w:t>Use the vocabulary of Training a small network to explain a concrete decision, rather than only memorising definitions.</w:t>
+        <w:t>06. See which value is fitted and which computation stays frozen</w:t>
+      </w:r>
+    </w:p>
+    <w:p>
+      <w:r>
+        <w:t>The loss changes because v changes;the hidden representation does not learn here.</w:t>
+      </w:r>
+    </w:p>
+    <w:p>
+      <w:pPr>
+        <w:pStyle w:val="Heading2"/>
+      </w:pPr>
+      <w:r>
+        <w:t>Complete pictured one-pair facts and scope</w:t>
+      </w:r>
+    </w:p>
+    <w:p>
+      <w:pPr>
+        <w:spacing w:line="336" w:lineRule="auto" w:after="180"/>
+      </w:pPr>
+      <w:r>
+        <w:rPr>
+          <w:b w:val="0"/>
+        </w:rPr>
+        <w:t xml:space="preserve">Train a single </w:t>
+      </w:r>
+      <w:r>
+        <w:rPr>
+          <w:b/>
+        </w:rPr>
+        <w:t>output</w:t>
+      </w:r>
+      <w:r>
+        <w:rPr>
+          <w:b w:val="0"/>
+        </w:rPr>
+        <w:t xml:space="preserve"> weight while clearly marking the frozen hidden computation.</w:t>
+      </w:r>
+    </w:p>
+    <w:p>
+      <w:pPr>
+        <w:spacing w:line="336" w:lineRule="auto" w:after="180"/>
+      </w:pPr>
+      <w:r>
+        <w:rPr>
+          <w:b w:val="0"/>
+        </w:rPr>
+        <w:t xml:space="preserve">Toy h=ReLU(x), y=vh. One </w:t>
+      </w:r>
+      <w:r>
+        <w:rPr>
+          <w:b/>
+        </w:rPr>
+        <w:t>training</w:t>
+      </w:r>
+      <w:r>
+        <w:rPr>
+          <w:b w:val="0"/>
+        </w:rPr>
+        <w:t xml:space="preserve"> pair x = 3, target 3; start v = 0; squared loss; rate 1/18.</w:t>
+      </w:r>
+    </w:p>
+    <w:p>
+      <w:pPr>
+        <w:spacing w:line="336" w:lineRule="auto" w:after="180"/>
+      </w:pPr>
+      <w:r>
+        <w:rPr>
+          <w:b w:val="0"/>
+        </w:rPr>
+        <w:t xml:space="preserve">All </w:t>
+      </w:r>
+      <w:r>
+        <w:rPr>
+          <w:b/>
+        </w:rPr>
+        <w:t>input</w:t>
+      </w:r>
+      <w:r>
+        <w:rPr>
+          <w:b w:val="0"/>
+        </w:rPr>
+        <w:t>s and outcomes in this worked example are invented classroom data; no real model run is claimed.</w:t>
+      </w:r>
+    </w:p>
+    <w:p>
+      <w:pPr>
+        <w:spacing w:line="336" w:lineRule="auto" w:after="180"/>
+      </w:pPr>
+      <w:r>
+        <w:rPr>
+          <w:b w:val="0"/>
+        </w:rPr>
+        <w:t>The picture is a separate one-pair experiment:x3, target 3, h3, start v0, squared error, rate 1/18. Initial gradient−18 gives v1, prediction 3, loss 0; the next gradient is0. Changing only its target to6 and restarting v0 gives initial gradient−36, v2, prediction 6, loss 0. This specially chosen rate and one pair differ from the main two-row MSE experiment.</w:t>
+      </w:r>
+    </w:p>
+    <w:p>
+      <w:pPr>
+        <w:spacing w:line="336" w:lineRule="auto" w:after="180"/>
+      </w:pPr>
+      <w:r>
+        <w:rPr>
+          <w:b w:val="0"/>
+        </w:rPr>
+        <w:t>Exact fit here does not establish memorization, learned hidden features or general image-classifier performance.</w:t>
+      </w:r>
+    </w:p>
+    <w:p>
+      <w:pPr>
+        <w:pStyle w:val="Heading2"/>
+      </w:pPr>
+      <w:r>
+        <w:t>Trace frozen h,gradient and fitted v</w:t>
+      </w:r>
+    </w:p>
+    <w:p>
+      <w:r>
+        <w:drawing>
+          <wp:inline xmlns:a="http://schemas.openxmlformats.org/drawingml/2006/main" xmlns:pic="http://schemas.openxmlformats.org/drawingml/2006/picture">
+            <wp:extent cx="5486400" cy="3182112"/>
+            <wp:docPr id="1" name="Picture 1" descr="Freeze hidden step: h=3 for this pair; only v is trainable. → Compute initial gradient: Loss 9; gradient 2(3v-3)×3=-18 at v=0. → Update and verify: v becomes 1; prediction 3 and loss 0. Next gradient is 0."/>
+            <wp:cNvGraphicFramePr>
+              <a:graphicFrameLocks noChangeAspect="1"/>
+            </wp:cNvGraphicFramePr>
+            <a:graphic>
+              <a:graphicData uri="http://schemas.openxmlformats.org/drawingml/2006/picture">
+                <pic:pic>
+                  <pic:nvPicPr>
+                    <pic:cNvPr id="0" name="academy-story-ai-5-12-02.png"/>
+                    <pic:cNvPicPr/>
+                  </pic:nvPicPr>
+                  <pic:blipFill>
+                    <a:blip r:embed="rId9"/>
+                    <a:stretch>
+                      <a:fillRect/>
+                    </a:stretch>
+                  </pic:blipFill>
+                  <pic:spPr>
+                    <a:xfrm>
+                      <a:off x="0" y="0"/>
+                      <a:ext cx="5486400" cy="3182112"/>
+                    </a:xfrm>
+                    <a:prstGeom prst="rect"/>
+                  </pic:spPr>
+                </pic:pic>
+              </a:graphicData>
+            </a:graphic>
+          </wp:inline>
+        </w:drawing>
+      </w:r>
+    </w:p>
+    <w:p>
+      <w:pPr>
+        <w:pStyle w:val="Heading3"/>
+      </w:pPr>
+      <w:r>
+        <w:t>Read the picture one step at a time</w:t>
       </w:r>
     </w:p>
     <w:tbl>
@@ -1021,7 +1911,7 @@
           </w:tcPr>
           <w:p>
             <w:r>
-              <w:t>Word</w:t>
+              <w:t>Step</w:t>
             </w:r>
           </w:p>
         </w:tc>
@@ -1031,7 +1921,7 @@
           </w:tcPr>
           <w:p>
             <w:r>
-              <w:t>Meaning</w:t>
+              <w:t>What happens and why</w:t>
             </w:r>
           </w:p>
         </w:tc>
@@ -1043,7 +1933,7 @@
           </w:tcPr>
           <w:p>
             <w:r>
-              <w:t>Training loop</w:t>
+              <w:t>1. Freeze hidden step</w:t>
             </w:r>
           </w:p>
         </w:tc>
@@ -1053,7 +1943,7 @@
           </w:tcPr>
           <w:p>
             <w:r>
-              <w:t>A repeated sequence of prediction, loss calculation, gradient calculation and parameter update</w:t>
+              <w:t>h=3 for this pair; only v is trainable.</w:t>
             </w:r>
           </w:p>
         </w:tc>
@@ -1065,7 +1955,7 @@
           </w:tcPr>
           <w:p>
             <w:r>
-              <w:t>Frozen parameter</w:t>
+              <w:t>2. Compute initial gradient</w:t>
             </w:r>
           </w:p>
         </w:tc>
@@ -1075,7 +1965,7 @@
           </w:tcPr>
           <w:p>
             <w:r>
-              <w:t>A model value intentionally held fixed during fitting</w:t>
+              <w:t>Loss 9; gradient 2(3v-3)×3=-18 at v=0.</w:t>
             </w:r>
           </w:p>
         </w:tc>
@@ -1087,7 +1977,7 @@
           </w:tcPr>
           <w:p>
             <w:r>
-              <w:t>Training budget</w:t>
+              <w:t>3. Update and verify</w:t>
             </w:r>
           </w:p>
         </w:tc>
@@ -1097,68 +1987,213 @@
           </w:tcPr>
           <w:p>
             <w:r>
-              <w:t>A declared limit on updates or other training resources</w:t>
-            </w:r>
-          </w:p>
-        </w:tc>
-      </w:tr>
-      <w:tr>
-        <w:tc>
-          <w:tcPr>
-            <w:tcW w:type="dxa" w:w="5112"/>
-          </w:tcPr>
-          <w:p>
-            <w:r>
-              <w:t>Learning curve</w:t>
-            </w:r>
-          </w:p>
-        </w:tc>
-        <w:tc>
-          <w:tcPr>
-            <w:tcW w:type="dxa" w:w="5112"/>
-          </w:tcPr>
-          <w:p>
-            <w:r>
-              <w:t>A record of a performance measure across training steps or time</w:t>
+              <w:t>v becomes 1; prediction 3 and loss 0. Next gradient is 0.</w:t>
             </w:r>
           </w:p>
         </w:tc>
       </w:tr>
     </w:tbl>
     <w:p>
-      <w:pPr>
-        <w:pStyle w:val="Heading3"/>
-      </w:pPr>
-      <w:r>
-        <w:t>Use two terms to explain a step in this week’s example.</w:t>
-      </w:r>
-    </w:p>
-    <w:p>
-      <w:r>
-        <w:t>________________________________________________________________</w:t>
-      </w:r>
-    </w:p>
-    <w:p>
-      <w:r>
-        <w:t>________________________________________________________________</w:t>
-      </w:r>
-    </w:p>
-    <w:p>
-      <w:r>
-        <w:t>________________________________________________________________</w:t>
-      </w:r>
-    </w:p>
-    <w:p>
-      <w:pPr>
-        <w:pStyle w:val="Heading1"/>
-      </w:pPr>
-      <w:r>
-        <w:t>06. Follow a worked example</w:t>
-      </w:r>
-    </w:p>
-    <w:p>
-      <w:r>
-        <w:t>Follow the worked trace for Training a small network, predict a step, then compare with its explanation.</w:t>
+      <w:r>
+        <w:t>Match each pictured step to the supplied facts. This is a worked teaching case, not an independent assessment.</w:t>
+      </w:r>
+    </w:p>
+    <w:p>
+      <w:pPr>
+        <w:spacing w:line="336" w:lineRule="auto" w:after="180"/>
+      </w:pPr>
+      <w:r>
+        <w:rPr>
+          <w:b w:val="0"/>
+        </w:rPr>
+        <w:t xml:space="preserve">Only the </w:t>
+      </w:r>
+      <w:r>
+        <w:rPr>
+          <w:b/>
+        </w:rPr>
+        <w:t>output</w:t>
+      </w:r>
+      <w:r>
+        <w:rPr>
+          <w:b w:val="0"/>
+        </w:rPr>
+        <w:t xml:space="preserve"> weight v is being fitted in this toy network; the hidden ReLU is fixed. The </w:t>
+      </w:r>
+      <w:r>
+        <w:rPr>
+          <w:b/>
+        </w:rPr>
+        <w:t>training</w:t>
+      </w:r>
+      <w:r>
+        <w:rPr>
+          <w:b w:val="0"/>
+        </w:rPr>
+        <w:t xml:space="preserve"> </w:t>
+      </w:r>
+      <w:r>
+        <w:rPr>
+          <w:b/>
+        </w:rPr>
+        <w:t>input</w:t>
+      </w:r>
+      <w:r>
+        <w:rPr>
+          <w:b w:val="0"/>
+        </w:rPr>
+        <w:t xml:space="preserve"> gives hidden value three.</w:t>
+      </w:r>
+    </w:p>
+    <w:p>
+      <w:pPr>
+        <w:spacing w:line="336" w:lineRule="auto" w:after="180"/>
+      </w:pPr>
+      <w:r>
+        <w:rPr>
+          <w:b w:val="0"/>
+        </w:rPr>
+        <w:t xml:space="preserve">Squared-error slope points v from zero towards one, and this specially chosen rate reaches one in a single update. Zero loss on one </w:t>
+      </w:r>
+      <w:r>
+        <w:rPr>
+          <w:b/>
+        </w:rPr>
+        <w:t>training</w:t>
+      </w:r>
+      <w:r>
+        <w:rPr>
+          <w:b w:val="0"/>
+        </w:rPr>
+        <w:t xml:space="preserve"> pair is exact </w:t>
+      </w:r>
+      <w:r>
+        <w:rPr>
+          <w:b/>
+        </w:rPr>
+        <w:t>fitting</w:t>
+      </w:r>
+      <w:r>
+        <w:rPr>
+          <w:b w:val="0"/>
+        </w:rPr>
+        <w:t xml:space="preserve"> of that pair, not </w:t>
+      </w:r>
+      <w:r>
+        <w:rPr>
+          <w:b/>
+        </w:rPr>
+        <w:t>evidence</w:t>
+      </w:r>
+      <w:r>
+        <w:rPr>
+          <w:b w:val="0"/>
+        </w:rPr>
+        <w:t xml:space="preserve"> about other </w:t>
+      </w:r>
+      <w:r>
+        <w:rPr>
+          <w:b/>
+        </w:rPr>
+        <w:t>input</w:t>
+      </w:r>
+      <w:r>
+        <w:rPr>
+          <w:b w:val="0"/>
+        </w:rPr>
+        <w:t>s.</w:t>
+      </w:r>
+    </w:p>
+    <w:p>
+      <w:pPr>
+        <w:pStyle w:val="Heading2"/>
+      </w:pPr>
+      <w:r>
+        <w:t>Predict the restarted doubled target</w:t>
+      </w:r>
+    </w:p>
+    <w:p>
+      <w:pPr>
+        <w:pStyle w:val="ListBullet"/>
+      </w:pPr>
+      <w:r>
+        <w:t>Change one thing: Change target from 3 to6 and restart v = 0 with the same rate. Predict the result before checking the explanation. What remains the same?</w:t>
+      </w:r>
+    </w:p>
+    <w:p>
+      <w:pPr>
+        <w:pStyle w:val="Heading2"/>
+      </w:pPr>
+      <w:r>
+        <w:t>Check after predicting · reference / check after trying</w:t>
+      </w:r>
+    </w:p>
+    <w:p>
+      <w:r>
+        <w:drawing>
+          <wp:inline xmlns:a="http://schemas.openxmlformats.org/drawingml/2006/main" xmlns:pic="http://schemas.openxmlformats.org/drawingml/2006/picture">
+            <wp:extent cx="5486400" cy="3026664"/>
+            <wp:docPr id="2" name="Picture 2" descr="Original case: v becomes 1; prediction 3 and loss 0. Next gradient is 0. Changed condition: Change target from 3 to6 and restart v = 0 with the same rate. Expected result: First gradient=-36; v becomes 2; prediction 6 and loss 0. Reason: The hidden value remains 3, but the target residual and required output weight double."/>
+            <wp:cNvGraphicFramePr>
+              <a:graphicFrameLocks noChangeAspect="1"/>
+            </wp:cNvGraphicFramePr>
+            <a:graphic>
+              <a:graphicData uri="http://schemas.openxmlformats.org/drawingml/2006/picture">
+                <pic:pic>
+                  <pic:nvPicPr>
+                    <pic:cNvPr id="0" name="academy-story-ai-5-12-04.png"/>
+                    <pic:cNvPicPr/>
+                  </pic:nvPicPr>
+                  <pic:blipFill>
+                    <a:blip r:embed="rId10"/>
+                    <a:stretch>
+                      <a:fillRect/>
+                    </a:stretch>
+                  </pic:blipFill>
+                  <pic:spPr>
+                    <a:xfrm>
+                      <a:off x="0" y="0"/>
+                      <a:ext cx="5486400" cy="3026664"/>
+                    </a:xfrm>
+                    <a:prstGeom prst="rect"/>
+                  </pic:spPr>
+                </pic:pic>
+              </a:graphicData>
+            </a:graphic>
+          </wp:inline>
+        </w:drawing>
+      </w:r>
+    </w:p>
+    <w:p>
+      <w:pPr>
+        <w:pStyle w:val="Heading2"/>
+      </w:pPr>
+      <w:r>
+        <w:t>Explain the trained value and evidence limits</w:t>
+      </w:r>
+    </w:p>
+    <w:p>
+      <w:pPr>
+        <w:pStyle w:val="ListBullet"/>
+      </w:pPr>
+      <w:r>
+        <w:t>Zero loss on one example is an exact fit to that recorded example. It does not by itself establish memorisation or a generally useful image classifier.</w:t>
+      </w:r>
+    </w:p>
+    <w:p>
+      <w:pPr>
+        <w:pStyle w:val="ListBullet"/>
+      </w:pPr>
+      <w:r>
+        <w:t>Read the labelled picture: Which parameter changed, and which part was not trained? Point to the relevant step in the picture, then write the changed result and the rule or evidence that supports it.</w:t>
+      </w:r>
+    </w:p>
+    <w:p>
+      <w:pPr>
+        <w:pStyle w:val="Heading2"/>
+      </w:pPr>
+      <w:r>
+        <w:t>Try the main v1.5update</w:t>
       </w:r>
     </w:p>
     <w:p>
@@ -1347,6 +2382,14 @@
     </w:p>
     <w:p>
       <w:pPr>
+        <w:pStyle w:val="Heading2"/>
+      </w:pPr>
+      <w:r>
+        <w:t>Earlier wording, alternatives and picture transcripts · reference / check after trying</w:t>
+      </w:r>
+    </w:p>
+    <w:p>
+      <w:pPr>
         <w:pStyle w:val="Heading3"/>
       </w:pPr>
       <w:r>
@@ -1374,97 +2417,10 @@
     </w:p>
     <w:p>
       <w:pPr>
-        <w:spacing w:line="336" w:lineRule="auto" w:after="180"/>
-      </w:pPr>
-      <w:r>
-        <w:rPr>
-          <w:b w:val="0"/>
-        </w:rPr>
-        <w:t xml:space="preserve">Train a single </w:t>
-      </w:r>
-      <w:r>
-        <w:rPr>
-          <w:b/>
-        </w:rPr>
-        <w:t>output</w:t>
-      </w:r>
-      <w:r>
-        <w:rPr>
-          <w:b w:val="0"/>
-        </w:rPr>
-        <w:t xml:space="preserve"> weight while clearly marking the frozen hidden computation.</w:t>
-      </w:r>
-    </w:p>
-    <w:p>
-      <w:pPr>
         <w:pStyle w:val="Heading3"/>
       </w:pPr>
       <w:r>
         <w:t>The facts we will use</w:t>
-      </w:r>
-    </w:p>
-    <w:p>
-      <w:pPr>
-        <w:pStyle w:val="Heading3"/>
-      </w:pPr>
-      <w:r>
-        <w:t>Supplied facts</w:t>
-      </w:r>
-    </w:p>
-    <w:p>
-      <w:pPr>
-        <w:spacing w:line="336" w:lineRule="auto" w:after="180"/>
-        <w:shd w:fill="F1F6FC"/>
-      </w:pPr>
-      <w:r>
-        <w:rPr>
-          <w:b w:val="0"/>
-        </w:rPr>
-        <w:t xml:space="preserve">Toy h=ReLU(x), y=vh. One </w:t>
-      </w:r>
-      <w:r>
-        <w:rPr>
-          <w:b/>
-        </w:rPr>
-        <w:t>training</w:t>
-      </w:r>
-      <w:r>
-        <w:rPr>
-          <w:b w:val="0"/>
-        </w:rPr>
-        <w:t xml:space="preserve"> pair x = 3, target 3; start v = 0; squared loss; rate 1/18.</w:t>
-      </w:r>
-    </w:p>
-    <w:p>
-      <w:pPr>
-        <w:pStyle w:val="Heading3"/>
-      </w:pPr>
-      <w:r>
-        <w:t>Supplied facts</w:t>
-      </w:r>
-    </w:p>
-    <w:p>
-      <w:pPr>
-        <w:spacing w:line="336" w:lineRule="auto" w:after="180"/>
-        <w:shd w:fill="F1F6FC"/>
-      </w:pPr>
-      <w:r>
-        <w:rPr>
-          <w:b w:val="0"/>
-        </w:rPr>
-        <w:t xml:space="preserve">All </w:t>
-      </w:r>
-      <w:r>
-        <w:rPr>
-          <w:b/>
-        </w:rPr>
-        <w:t>input</w:t>
-      </w:r>
-      <w:r>
-        <w:rPr>
-          <w:b w:val="0"/>
-        </w:rPr>
-        <w:t>s and outcomes in this worked example are invented classroom data; no real model run is claimed.</w:t>
       </w:r>
     </w:p>
     <w:p>
@@ -1472,7 +2428,7 @@
         <w:drawing>
           <wp:inline xmlns:a="http://schemas.openxmlformats.org/drawingml/2006/main" xmlns:pic="http://schemas.openxmlformats.org/drawingml/2006/picture">
             <wp:extent cx="5486400" cy="5145314"/>
-            <wp:docPr id="1" name="Picture 1" descr="Training a small network. Freeze hidden step: h=3 for this pair; only v is trainable.. Compute initial gradient: Loss 9; gradient 2(3v-3)×3=-18 at v=0.. Update and verify: v becomes 1; prediction 3 and loss 0. Next gradient is 0."/>
+            <wp:docPr id="3" name="Picture 3" descr="Training a small network. Freeze hidden step: h=3 for this pair; only v is trainable.. Compute initial gradient: Loss 9; gradient 2(3v-3)×3=-18 at v=0.. Update and verify: v becomes 1; prediction 3 and loss 0. Next gradient is 0."/>
             <wp:cNvGraphicFramePr>
               <a:graphicFrameLocks noChangeAspect="1"/>
             </wp:cNvGraphicFramePr>
@@ -1484,7 +2440,7 @@
                     <pic:cNvPicPr/>
                   </pic:nvPicPr>
                   <pic:blipFill>
-                    <a:blip r:embed="rId9"/>
+                    <a:blip r:embed="rId11"/>
                     <a:stretch>
                       <a:fillRect/>
                     </a:stretch>
@@ -1508,7 +2464,160 @@
         <w:pStyle w:val="Heading3"/>
       </w:pPr>
       <w:r>
-        <w:t>Read the picture one step at a time</w:t>
+        <w:t>Why this result follows</w:t>
+      </w:r>
+    </w:p>
+    <w:p>
+      <w:pPr>
+        <w:pStyle w:val="Heading3"/>
+      </w:pPr>
+      <w:r>
+        <w:t>What this example does not establish</w:t>
+      </w:r>
+    </w:p>
+    <w:p>
+      <w:pPr>
+        <w:pStyle w:val="Heading1"/>
+      </w:pPr>
+      <w:r>
+        <w:t>07. Keep training evidence separate from the reserved demonstration</w:t>
+      </w:r>
+    </w:p>
+    <w:p>
+      <w:r>
+        <w:t>A fixed hidden representation can make some distinctions impossible.</w:t>
+      </w:r>
+    </w:p>
+    <w:p>
+      <w:pPr>
+        <w:pStyle w:val="Heading2"/>
+      </w:pPr>
+      <w:r>
+        <w:t>Complete reserved-row and negative-input explanations</w:t>
+      </w:r>
+    </w:p>
+    <w:p>
+      <w:pPr>
+        <w:spacing w:line="336" w:lineRule="auto" w:after="180"/>
+      </w:pPr>
+      <w:r>
+        <w:rPr>
+          <w:b w:val="0"/>
+        </w:rPr>
+        <w:t xml:space="preserve">After four updates, freeze v = 1.875. A reserved demonstration pair (3, 6), not used in the updates, receives </w:t>
+      </w:r>
+      <w:r>
+        <w:rPr>
+          <w:b/>
+        </w:rPr>
+        <w:t>prediction</w:t>
+      </w:r>
+      <w:r>
+        <w:rPr>
+          <w:b w:val="0"/>
+        </w:rPr>
+        <w:t xml:space="preserve"> 5.625 and squared error 0.140625. Report it separately from </w:t>
+      </w:r>
+      <w:r>
+        <w:rPr>
+          <w:b/>
+        </w:rPr>
+        <w:t>training</w:t>
+      </w:r>
+      <w:r>
+        <w:rPr>
+          <w:b w:val="0"/>
+        </w:rPr>
+        <w:t xml:space="preserve"> MSE 0.0390625.</w:t>
+      </w:r>
+    </w:p>
+    <w:p>
+      <w:pPr>
+        <w:spacing w:line="336" w:lineRule="auto" w:after="180"/>
+      </w:pPr>
+      <w:r>
+        <w:rPr>
+          <w:b w:val="0"/>
+        </w:rPr>
+        <w:t xml:space="preserve">One synthetic held-out example is a small demonstration, not </w:t>
+      </w:r>
+      <w:r>
+        <w:rPr>
+          <w:b/>
+        </w:rPr>
+        <w:t>evidence</w:t>
+      </w:r>
+      <w:r>
+        <w:rPr>
+          <w:b w:val="0"/>
+        </w:rPr>
+        <w:t xml:space="preserve"> of broad real-world reliability.</w:t>
+      </w:r>
+    </w:p>
+    <w:p>
+      <w:pPr>
+        <w:spacing w:line="336" w:lineRule="auto" w:after="180"/>
+      </w:pPr>
+      <w:r>
+        <w:rPr>
+          <w:b w:val="0"/>
+        </w:rPr>
+        <w:t xml:space="preserve">The frozen representation has a limit: for any negative x, ReLU gives h = 0 and the </w:t>
+      </w:r>
+      <w:r>
+        <w:rPr>
+          <w:b/>
+        </w:rPr>
+        <w:t>output</w:t>
+      </w:r>
+      <w:r>
+        <w:rPr>
+          <w:b w:val="0"/>
+        </w:rPr>
+        <w:t xml:space="preserve"> is always 0.</w:t>
+      </w:r>
+    </w:p>
+    <w:p>
+      <w:pPr>
+        <w:spacing w:line="336" w:lineRule="auto" w:after="180"/>
+      </w:pPr>
+      <w:r>
+        <w:rPr>
+          <w:b w:val="0"/>
+        </w:rPr>
+        <w:t xml:space="preserve">If the intended task were y = 2x for all real </w:t>
+      </w:r>
+      <w:r>
+        <w:rPr>
+          <w:b/>
+        </w:rPr>
+        <w:t>input</w:t>
+      </w:r>
+      <w:r>
+        <w:rPr>
+          <w:b w:val="0"/>
+        </w:rPr>
+        <w:t xml:space="preserve">s, x = -1 would need target -2, so this model would fail there regardless of v. </w:t>
+      </w:r>
+      <w:r>
+        <w:rPr>
+          <w:b/>
+        </w:rPr>
+        <w:t>Training</w:t>
+      </w:r>
+      <w:r>
+        <w:rPr>
+          <w:b w:val="0"/>
+        </w:rPr>
+        <w:t xml:space="preserve"> cannot recover distinctions that the fixed hidden representation removes.</w:t>
+      </w:r>
+    </w:p>
+    <w:p>
+      <w:pPr>
+        <w:pStyle w:val="Heading2"/>
+      </w:pPr>
+      <w:r>
+        <w:t>Complete post-freeze paired checks</w:t>
       </w:r>
     </w:p>
     <w:tbl>
@@ -1518,8 +2627,11 @@
         <w:tblLook w:firstColumn="1" w:firstRow="1" w:lastColumn="0" w:lastRow="0" w:noHBand="0" w:noVBand="1" w:val="04A0"/>
       </w:tblPr>
       <w:tblGrid>
-        <w:gridCol w:w="5112"/>
-        <w:gridCol w:w="5112"/>
+        <w:gridCol w:w="2045"/>
+        <w:gridCol w:w="2045"/>
+        <w:gridCol w:w="2045"/>
+        <w:gridCol w:w="2045"/>
+        <w:gridCol w:w="2045"/>
       </w:tblGrid>
       <w:tr>
         <w:trPr>
@@ -1527,21 +2639,51 @@
         </w:trPr>
         <w:tc>
           <w:tcPr>
-            <w:tcW w:type="dxa" w:w="5112"/>
+            <w:tcW w:type="dxa" w:w="2045"/>
           </w:tcPr>
           <w:p>
             <w:r>
-              <w:t>Step</w:t>
+              <w:t>After freezing main v1.875</w:t>
             </w:r>
           </w:p>
         </w:tc>
         <w:tc>
           <w:tcPr>
-            <w:tcW w:type="dxa" w:w="5112"/>
+            <w:tcW w:type="dxa" w:w="2045"/>
           </w:tcPr>
           <w:p>
             <w:r>
-              <w:t>What happens and why</w:t>
+              <w:t>h</w:t>
+            </w:r>
+          </w:p>
+        </w:tc>
+        <w:tc>
+          <w:tcPr>
+            <w:tcW w:type="dxa" w:w="2045"/>
+          </w:tcPr>
+          <w:p>
+            <w:r>
+              <w:t>Prediction</w:t>
+            </w:r>
+          </w:p>
+        </w:tc>
+        <w:tc>
+          <w:tcPr>
+            <w:tcW w:type="dxa" w:w="2045"/>
+          </w:tcPr>
+          <w:p>
+            <w:r>
+              <w:t>Target</w:t>
+            </w:r>
+          </w:p>
+        </w:tc>
+        <w:tc>
+          <w:tcPr>
+            <w:tcW w:type="dxa" w:w="2045"/>
+          </w:tcPr>
+          <w:p>
+            <w:r>
+              <w:t>Squared error / status</w:t>
             </w:r>
           </w:p>
         </w:tc>
@@ -1549,21 +2691,51 @@
       <w:tr>
         <w:tc>
           <w:tcPr>
-            <w:tcW w:type="dxa" w:w="5112"/>
+            <w:tcW w:type="dxa" w:w="2045"/>
           </w:tcPr>
           <w:p>
             <w:r>
-              <w:t>1. Freeze hidden step</w:t>
+              <w:t>Training row x1</w:t>
             </w:r>
           </w:p>
         </w:tc>
         <w:tc>
           <w:tcPr>
-            <w:tcW w:type="dxa" w:w="5112"/>
+            <w:tcW w:type="dxa" w:w="2045"/>
           </w:tcPr>
           <w:p>
             <w:r>
-              <w:t>h=3 for this pair; only v is trainable.</w:t>
+              <w:t>1</w:t>
+            </w:r>
+          </w:p>
+        </w:tc>
+        <w:tc>
+          <w:tcPr>
+            <w:tcW w:type="dxa" w:w="2045"/>
+          </w:tcPr>
+          <w:p>
+            <w:r>
+              <w:t>1.875</w:t>
+            </w:r>
+          </w:p>
+        </w:tc>
+        <w:tc>
+          <w:tcPr>
+            <w:tcW w:type="dxa" w:w="2045"/>
+          </w:tcPr>
+          <w:p>
+            <w:r>
+              <w:t>2</w:t>
+            </w:r>
+          </w:p>
+        </w:tc>
+        <w:tc>
+          <w:tcPr>
+            <w:tcW w:type="dxa" w:w="2045"/>
+          </w:tcPr>
+          <w:p>
+            <w:r>
+              <w:t>0.015625</w:t>
             </w:r>
           </w:p>
         </w:tc>
@@ -1571,21 +2743,51 @@
       <w:tr>
         <w:tc>
           <w:tcPr>
-            <w:tcW w:type="dxa" w:w="5112"/>
+            <w:tcW w:type="dxa" w:w="2045"/>
           </w:tcPr>
           <w:p>
             <w:r>
-              <w:t>2. Compute initial gradient</w:t>
+              <w:t>Training row x2</w:t>
             </w:r>
           </w:p>
         </w:tc>
         <w:tc>
           <w:tcPr>
-            <w:tcW w:type="dxa" w:w="5112"/>
+            <w:tcW w:type="dxa" w:w="2045"/>
           </w:tcPr>
           <w:p>
             <w:r>
-              <w:t>Loss 9; gradient 2(3v-3)×3=-18 at v=0.</w:t>
+              <w:t>2</w:t>
+            </w:r>
+          </w:p>
+        </w:tc>
+        <w:tc>
+          <w:tcPr>
+            <w:tcW w:type="dxa" w:w="2045"/>
+          </w:tcPr>
+          <w:p>
+            <w:r>
+              <w:t>3.75</w:t>
+            </w:r>
+          </w:p>
+        </w:tc>
+        <w:tc>
+          <w:tcPr>
+            <w:tcW w:type="dxa" w:w="2045"/>
+          </w:tcPr>
+          <w:p>
+            <w:r>
+              <w:t>4</w:t>
+            </w:r>
+          </w:p>
+        </w:tc>
+        <w:tc>
+          <w:tcPr>
+            <w:tcW w:type="dxa" w:w="2045"/>
+          </w:tcPr>
+          <w:p>
+            <w:r>
+              <w:t>0.0625</w:t>
             </w:r>
           </w:p>
         </w:tc>
@@ -1593,29 +2795,122 @@
       <w:tr>
         <w:tc>
           <w:tcPr>
-            <w:tcW w:type="dxa" w:w="5112"/>
+            <w:tcW w:type="dxa" w:w="2045"/>
           </w:tcPr>
           <w:p>
             <w:r>
-              <w:t>3. Update and verify</w:t>
+              <w:t>Reserved demonstration x3</w:t>
             </w:r>
           </w:p>
         </w:tc>
         <w:tc>
           <w:tcPr>
-            <w:tcW w:type="dxa" w:w="5112"/>
+            <w:tcW w:type="dxa" w:w="2045"/>
           </w:tcPr>
           <w:p>
             <w:r>
-              <w:t>v becomes 1; prediction 3 and loss 0. Next gradient is 0.</w:t>
+              <w:t>3</w:t>
+            </w:r>
+          </w:p>
+        </w:tc>
+        <w:tc>
+          <w:tcPr>
+            <w:tcW w:type="dxa" w:w="2045"/>
+          </w:tcPr>
+          <w:p>
+            <w:r>
+              <w:t>5.625</w:t>
+            </w:r>
+          </w:p>
+        </w:tc>
+        <w:tc>
+          <w:tcPr>
+            <w:tcW w:type="dxa" w:w="2045"/>
+          </w:tcPr>
+          <w:p>
+            <w:r>
+              <w:t>6</w:t>
+            </w:r>
+          </w:p>
+        </w:tc>
+        <w:tc>
+          <w:tcPr>
+            <w:tcW w:type="dxa" w:w="2045"/>
+          </w:tcPr>
+          <w:p>
+            <w:r>
+              <w:t>.140625; not used in the four updates</w:t>
+            </w:r>
+          </w:p>
+        </w:tc>
+      </w:tr>
+      <w:tr>
+        <w:tc>
+          <w:tcPr>
+            <w:tcW w:type="dxa" w:w="2045"/>
+          </w:tcPr>
+          <w:p>
+            <w:r>
+              <w:t>Representation probe x−1 under proposed y2 xrule</w:t>
+            </w:r>
+          </w:p>
+        </w:tc>
+        <w:tc>
+          <w:tcPr>
+            <w:tcW w:type="dxa" w:w="2045"/>
+          </w:tcPr>
+          <w:p>
+            <w:r>
+              <w:t>0</w:t>
+            </w:r>
+          </w:p>
+        </w:tc>
+        <w:tc>
+          <w:tcPr>
+            <w:tcW w:type="dxa" w:w="2045"/>
+          </w:tcPr>
+          <w:p>
+            <w:r>
+              <w:t>0</w:t>
+            </w:r>
+          </w:p>
+        </w:tc>
+        <w:tc>
+          <w:tcPr>
+            <w:tcW w:type="dxa" w:w="2045"/>
+          </w:tcPr>
+          <w:p>
+            <w:r>
+              <w:t>-2</w:t>
+            </w:r>
+          </w:p>
+        </w:tc>
+        <w:tc>
+          <w:tcPr>
+            <w:tcW w:type="dxa" w:w="2045"/>
+          </w:tcPr>
+          <w:p>
+            <w:r>
+              <w:t>4 for any v; structural counterexample, not another training row</w:t>
             </w:r>
           </w:p>
         </w:tc>
       </w:tr>
     </w:tbl>
     <w:p>
-      <w:r>
-        <w:t>Match each pictured step to the supplied facts. This is a worked teaching case, not an independent assessment.</w:t>
+      <w:pPr>
+        <w:pStyle w:val="Heading2"/>
+      </w:pPr>
+      <w:r>
+        <w:t>Try the reserved-row arithmetic and split rule</w:t>
+      </w:r>
+    </w:p>
+    <w:p>
+      <w:pPr>
+        <w:pStyle w:val="ListBullet"/>
+      </w:pPr>
+      <w:r>
+        <w:t>At final v = 1.875, calculate the prediction and squared error on reserved pair (3, 6). May its target be included in the four reported training updates?</w:t>
       </w:r>
     </w:p>
     <w:p>
@@ -1623,7 +2918,45 @@
         <w:pStyle w:val="Heading3"/>
       </w:pPr>
       <w:r>
-        <w:t>Why this result follows</w:t>
+        <w:t>State one repair and the checks you would rerun.</w:t>
+      </w:r>
+    </w:p>
+    <w:p>
+      <w:r>
+        <w:t>________________________________________________________________</w:t>
+      </w:r>
+    </w:p>
+    <w:p>
+      <w:r>
+        <w:t>________________________________________________________________</w:t>
+      </w:r>
+    </w:p>
+    <w:p>
+      <w:r>
+        <w:t>________________________________________________________________</w:t>
+      </w:r>
+    </w:p>
+    <w:p>
+      <w:r>
+        <w:t>________________________________________________________________</w:t>
+      </w:r>
+    </w:p>
+    <w:p>
+      <w:r>
+        <w:t>________________________________________________________________</w:t>
+      </w:r>
+    </w:p>
+    <w:p>
+      <w:r>
+        <w:t>________________________________________________________________</w:t>
+      </w:r>
+    </w:p>
+    <w:p>
+      <w:pPr>
+        <w:pStyle w:val="Heading2"/>
+      </w:pPr>
+      <w:r>
+        <w:t>Earlier wording, alternatives and picture transcripts · reference / check after trying</w:t>
       </w:r>
     </w:p>
     <w:p>
@@ -1631,115 +2964,36 @@
         <w:pStyle w:val="Heading3"/>
       </w:pPr>
       <w:r>
-        <w:t>Why the result follows</w:t>
-      </w:r>
-    </w:p>
-    <w:p>
-      <w:pPr>
-        <w:spacing w:line="336" w:lineRule="auto" w:after="180"/>
-        <w:shd w:fill="F1F6FC"/>
-      </w:pPr>
-      <w:r>
-        <w:rPr>
-          <w:b w:val="0"/>
-        </w:rPr>
-        <w:t xml:space="preserve">Only the </w:t>
-      </w:r>
-      <w:r>
-        <w:rPr>
-          <w:b/>
-        </w:rPr>
-        <w:t>output</w:t>
-      </w:r>
-      <w:r>
-        <w:rPr>
-          <w:b w:val="0"/>
-        </w:rPr>
-        <w:t xml:space="preserve"> weight v is being fitted in this toy network; the hidden ReLU is fixed. The </w:t>
-      </w:r>
-      <w:r>
-        <w:rPr>
-          <w:b/>
-        </w:rPr>
-        <w:t>training</w:t>
-      </w:r>
-      <w:r>
-        <w:rPr>
-          <w:b w:val="0"/>
-        </w:rPr>
-        <w:t xml:space="preserve"> </w:t>
-      </w:r>
-      <w:r>
-        <w:rPr>
-          <w:b/>
-        </w:rPr>
-        <w:t>input</w:t>
-      </w:r>
-      <w:r>
-        <w:rPr>
-          <w:b w:val="0"/>
-        </w:rPr>
-        <w:t xml:space="preserve"> gives hidden value three.</w:t>
-      </w:r>
-    </w:p>
-    <w:p>
-      <w:pPr>
-        <w:spacing w:line="336" w:lineRule="auto" w:after="180"/>
-        <w:shd w:fill="F1F6FC"/>
-      </w:pPr>
-      <w:r>
-        <w:rPr>
-          <w:b w:val="0"/>
-        </w:rPr>
-        <w:t xml:space="preserve">Squared-error slope points v from zero towards one, and this specially chosen rate reaches one in a single update. Zero loss on one </w:t>
-      </w:r>
-      <w:r>
-        <w:rPr>
-          <w:b/>
-        </w:rPr>
-        <w:t>training</w:t>
-      </w:r>
-      <w:r>
-        <w:rPr>
-          <w:b w:val="0"/>
-        </w:rPr>
-        <w:t xml:space="preserve"> pair is exact </w:t>
-      </w:r>
-      <w:r>
-        <w:rPr>
-          <w:b/>
-        </w:rPr>
-        <w:t>fitting</w:t>
-      </w:r>
-      <w:r>
-        <w:rPr>
-          <w:b w:val="0"/>
-        </w:rPr>
-        <w:t xml:space="preserve"> of that pair, not </w:t>
-      </w:r>
-      <w:r>
-        <w:rPr>
-          <w:b/>
-        </w:rPr>
-        <w:t>evidence</w:t>
-      </w:r>
-      <w:r>
-        <w:rPr>
-          <w:b w:val="0"/>
-        </w:rPr>
-        <w:t xml:space="preserve"> about other </w:t>
-      </w:r>
-      <w:r>
-        <w:rPr>
-          <w:b/>
-        </w:rPr>
-        <w:t>input</w:t>
-      </w:r>
-      <w:r>
-        <w:rPr>
-          <w:b w:val="0"/>
-        </w:rPr>
-        <w:t>s.</w:t>
+        <w:t>Locate the earliest unsupported step</w:t>
+      </w:r>
+    </w:p>
+    <w:p>
+      <w:pPr>
+        <w:pStyle w:val="Heading1"/>
+      </w:pPr>
+      <w:r>
+        <w:t>08. Practise repeated-state reasoning with less help</w:t>
+      </w:r>
+    </w:p>
+    <w:p>
+      <w:r>
+        <w:t>Name the objective,gradient and exact update count.</w:t>
+      </w:r>
+    </w:p>
+    <w:p>
+      <w:pPr>
+        <w:pStyle w:val="Heading2"/>
+      </w:pPr>
+      <w:r>
+        <w:t>Current task and response</w:t>
+      </w:r>
+    </w:p>
+    <w:p>
+      <w:pPr>
+        <w:pStyle w:val="ListBullet"/>
+      </w:pPr>
+      <w:r>
+        <w:t>At v = 0, calculate both predictions, errors, MSE and gradient, then update at rate 0.1.</w:t>
       </w:r>
     </w:p>
     <w:p>
@@ -1747,7 +3001,27 @@
         <w:pStyle w:val="Heading3"/>
       </w:pPr>
       <w:r>
-        <w:t>What this example does not establish</w:t>
+        <w:t>Starting from v = 1.5, calculate both training predictions, errors, MSE, gradient and the next v.</w:t>
+      </w:r>
+    </w:p>
+    <w:p>
+      <w:r>
+        <w:t>________________________________________________________________</w:t>
+      </w:r>
+    </w:p>
+    <w:p>
+      <w:r>
+        <w:t>________________________________________________________________</w:t>
+      </w:r>
+    </w:p>
+    <w:p>
+      <w:r>
+        <w:t>________________________________________________________________</w:t>
+      </w:r>
+    </w:p>
+    <w:p>
+      <w:r>
+        <w:t>________________________________________________________________</w:t>
       </w:r>
     </w:p>
     <w:p>
@@ -1755,272 +3029,7 @@
         <w:pStyle w:val="Heading3"/>
       </w:pPr>
       <w:r>
-        <w:t>Keep the stated limit</w:t>
-      </w:r>
-    </w:p>
-    <w:p>
-      <w:pPr>
-        <w:spacing w:line="336" w:lineRule="auto" w:after="180"/>
-        <w:shd w:fill="FFF5E6"/>
-      </w:pPr>
-      <w:r>
-        <w:rPr>
-          <w:b w:val="0"/>
-        </w:rPr>
-        <w:t>A zero loss on one example is memorised fit to that example, not proof of a generally useful image classifier.</w:t>
-      </w:r>
-    </w:p>
-    <w:p>
-      <w:pPr>
-        <w:pStyle w:val="Heading3"/>
-      </w:pPr>
-      <w:r>
-        <w:t>Keep the stated limit</w:t>
-      </w:r>
-    </w:p>
-    <w:p>
-      <w:pPr>
-        <w:spacing w:line="336" w:lineRule="auto" w:after="180"/>
-        <w:shd w:fill="FFF5E6"/>
-      </w:pPr>
-      <w:r>
-        <w:rPr>
-          <w:b w:val="0"/>
-        </w:rPr>
-        <w:t xml:space="preserve">Read the labelled picture: Which parameter changed, and which part was not trained? Point to the relevant step in the picture, then write the changed result and the rule or </w:t>
-      </w:r>
-      <w:r>
-        <w:rPr>
-          <w:b/>
-        </w:rPr>
-        <w:t>evidence</w:t>
-      </w:r>
-      <w:r>
-        <w:rPr>
-          <w:b w:val="0"/>
-        </w:rPr>
-        <w:t xml:space="preserve"> that supports it.</w:t>
-      </w:r>
-    </w:p>
-    <w:p>
-      <w:pPr>
-        <w:pStyle w:val="Heading3"/>
-      </w:pPr>
-      <w:r>
-        <w:t>Keep the stated limit</w:t>
-      </w:r>
-    </w:p>
-    <w:p>
-      <w:pPr>
-        <w:spacing w:line="336" w:lineRule="auto" w:after="180"/>
-        <w:shd w:fill="FFF5E6"/>
-      </w:pPr>
-      <w:r>
-        <w:rPr>
-          <w:b w:val="0"/>
-        </w:rPr>
-        <w:t>Change one thing: Change target from 3 to6 and restart v = 0 with the same rate. Predict the result before checking the explanation. What remains the same?</w:t>
-      </w:r>
-    </w:p>
-    <w:p>
-      <w:pPr>
-        <w:pStyle w:val="Heading1"/>
-      </w:pPr>
-      <w:r>
-        <w:t>07. Find and repair a mistake</w:t>
-      </w:r>
-    </w:p>
-    <w:p>
-      <w:r>
-        <w:t>Find the unsupported step in the Training a small network claim and explain a repair using the supplied evidence.</w:t>
-      </w:r>
-    </w:p>
-    <w:p>
-      <w:pPr>
-        <w:pStyle w:val="Heading3"/>
-      </w:pPr>
-      <w:r>
-        <w:t>Check the claim against the facts</w:t>
-      </w:r>
-    </w:p>
-    <w:p>
-      <w:pPr>
-        <w:spacing w:line="336" w:lineRule="auto" w:after="180"/>
-        <w:shd w:fill="FFF5E6"/>
-      </w:pPr>
-      <w:r>
-        <w:rPr>
-          <w:b w:val="0"/>
-        </w:rPr>
-        <w:t xml:space="preserve">After four updates, freeze v = 1.875. A reserved demonstration pair (3, 6), not used in the updates, receives </w:t>
-      </w:r>
-      <w:r>
-        <w:rPr>
-          <w:b/>
-        </w:rPr>
-        <w:t>prediction</w:t>
-      </w:r>
-      <w:r>
-        <w:rPr>
-          <w:b w:val="0"/>
-        </w:rPr>
-        <w:t xml:space="preserve"> 5.625 and squared error 0.140625. Report it separately from </w:t>
-      </w:r>
-      <w:r>
-        <w:rPr>
-          <w:b/>
-        </w:rPr>
-        <w:t>training</w:t>
-      </w:r>
-      <w:r>
-        <w:rPr>
-          <w:b w:val="0"/>
-        </w:rPr>
-        <w:t xml:space="preserve"> MSE 0.0390625.</w:t>
-      </w:r>
-    </w:p>
-    <w:p>
-      <w:pPr>
-        <w:spacing w:line="336" w:lineRule="auto" w:after="180"/>
-        <w:shd w:fill="FFF5E6"/>
-      </w:pPr>
-      <w:r>
-        <w:rPr>
-          <w:b w:val="0"/>
-        </w:rPr>
-        <w:t xml:space="preserve">One synthetic held-out example is a small demonstration, not </w:t>
-      </w:r>
-      <w:r>
-        <w:rPr>
-          <w:b/>
-        </w:rPr>
-        <w:t>evidence</w:t>
-      </w:r>
-      <w:r>
-        <w:rPr>
-          <w:b w:val="0"/>
-        </w:rPr>
-        <w:t xml:space="preserve"> of broad real-world reliability.</w:t>
-      </w:r>
-    </w:p>
-    <w:p>
-      <w:pPr>
-        <w:pStyle w:val="Heading3"/>
-      </w:pPr>
-      <w:r>
-        <w:t>Check the claim against the facts</w:t>
-      </w:r>
-    </w:p>
-    <w:p>
-      <w:pPr>
-        <w:spacing w:line="336" w:lineRule="auto" w:after="180"/>
-        <w:shd w:fill="FFF5E6"/>
-      </w:pPr>
-      <w:r>
-        <w:rPr>
-          <w:b w:val="0"/>
-        </w:rPr>
-        <w:t xml:space="preserve">The frozen representation has a limit: for any negative x, ReLU gives h = 0 and the </w:t>
-      </w:r>
-      <w:r>
-        <w:rPr>
-          <w:b/>
-        </w:rPr>
-        <w:t>output</w:t>
-      </w:r>
-      <w:r>
-        <w:rPr>
-          <w:b w:val="0"/>
-        </w:rPr>
-        <w:t xml:space="preserve"> is always 0.</w:t>
-      </w:r>
-    </w:p>
-    <w:p>
-      <w:pPr>
-        <w:spacing w:line="336" w:lineRule="auto" w:after="180"/>
-        <w:shd w:fill="FFF5E6"/>
-      </w:pPr>
-      <w:r>
-        <w:rPr>
-          <w:b w:val="0"/>
-        </w:rPr>
-        <w:t xml:space="preserve">If the intended task were y = 2x for all real </w:t>
-      </w:r>
-      <w:r>
-        <w:rPr>
-          <w:b/>
-        </w:rPr>
-        <w:t>input</w:t>
-      </w:r>
-      <w:r>
-        <w:rPr>
-          <w:b w:val="0"/>
-        </w:rPr>
-        <w:t xml:space="preserve">s, x = -1 would need target -2, so this model would fail there regardless of v. </w:t>
-      </w:r>
-      <w:r>
-        <w:rPr>
-          <w:b/>
-        </w:rPr>
-        <w:t>Training</w:t>
-      </w:r>
-      <w:r>
-        <w:rPr>
-          <w:b w:val="0"/>
-        </w:rPr>
-        <w:t xml:space="preserve"> cannot recover distinctions that the fixed hidden representation removes.</w:t>
-      </w:r>
-    </w:p>
-    <w:p>
-      <w:pPr>
-        <w:pStyle w:val="Heading3"/>
-      </w:pPr>
-      <w:r>
-        <w:t>Locate the earliest unsupported step</w:t>
-      </w:r>
-    </w:p>
-    <w:p>
-      <w:pPr>
-        <w:spacing w:line="336" w:lineRule="auto" w:after="180"/>
-        <w:shd w:fill="F5F1FB"/>
-      </w:pPr>
-      <w:r>
-        <w:rPr>
-          <w:b w:val="0"/>
-        </w:rPr>
-        <w:t xml:space="preserve">At final v = 1.875, calculate the </w:t>
-      </w:r>
-      <w:r>
-        <w:rPr>
-          <w:b/>
-        </w:rPr>
-        <w:t>prediction</w:t>
-      </w:r>
-      <w:r>
-        <w:rPr>
-          <w:b w:val="0"/>
-        </w:rPr>
-        <w:t xml:space="preserve"> and squared error on reserved pair (3, 6). May its target be included in the four reported </w:t>
-      </w:r>
-      <w:r>
-        <w:rPr>
-          <w:b/>
-        </w:rPr>
-        <w:t>training</w:t>
-      </w:r>
-      <w:r>
-        <w:rPr>
-          <w:b w:val="0"/>
-        </w:rPr>
-        <w:t xml:space="preserve"> updates?</w:t>
-      </w:r>
-    </w:p>
-    <w:p>
-      <w:pPr>
-        <w:pStyle w:val="Heading3"/>
-      </w:pPr>
-      <w:r>
-        <w:t>State one repair and the checks you would rerun.</w:t>
+        <w:t>Explain your prediction to a partner before comparing results.</w:t>
       </w:r>
     </w:p>
     <w:p>
@@ -2044,113 +3053,11 @@
       </w:r>
     </w:p>
     <w:p>
-      <w:r>
-        <w:t>________________________________________________________________</w:t>
-      </w:r>
-    </w:p>
-    <w:p>
-      <w:r>
-        <w:t>________________________________________________________________</w:t>
-      </w:r>
-    </w:p>
-    <w:p>
-      <w:pPr>
-        <w:pStyle w:val="Heading1"/>
-      </w:pPr>
-      <w:r>
-        <w:t>08. Practise together</w:t>
-      </w:r>
-    </w:p>
-    <w:p>
-      <w:r>
-        <w:t>Practise Training a small network with support, then explain the deciding step in your own words.</w:t>
-      </w:r>
-    </w:p>
-    <w:p>
-      <w:pPr>
-        <w:spacing w:line="336" w:lineRule="auto" w:after="180"/>
-      </w:pPr>
-      <w:r>
-        <w:rPr>
-          <w:b w:val="0"/>
-        </w:rPr>
-        <w:t xml:space="preserve">At v = 0, calculate both </w:t>
-      </w:r>
-      <w:r>
-        <w:rPr>
-          <w:b/>
-        </w:rPr>
-        <w:t>prediction</w:t>
-      </w:r>
-      <w:r>
-        <w:rPr>
-          <w:b w:val="0"/>
-        </w:rPr>
-        <w:t>s, errors, MSE and gradient, then update at rate 0.1.</w:t>
-      </w:r>
-    </w:p>
-    <w:p>
-      <w:pPr>
-        <w:pStyle w:val="Heading3"/>
-      </w:pPr>
-      <w:r>
-        <w:t>Starting from v = 1.5, calculate both training predictions, errors, MSE, gradient and the next v.</w:t>
-      </w:r>
-    </w:p>
-    <w:p>
-      <w:r>
-        <w:t>________________________________________________________________</w:t>
-      </w:r>
-    </w:p>
-    <w:p>
-      <w:r>
-        <w:t>________________________________________________________________</w:t>
-      </w:r>
-    </w:p>
-    <w:p>
-      <w:r>
-        <w:t>________________________________________________________________</w:t>
-      </w:r>
-    </w:p>
-    <w:p>
-      <w:r>
-        <w:t>________________________________________________________________</w:t>
-      </w:r>
-    </w:p>
-    <w:p>
-      <w:pPr>
-        <w:pStyle w:val="Heading3"/>
-      </w:pPr>
-      <w:r>
-        <w:t>Explain your prediction to a partner before comparing results.</w:t>
-      </w:r>
-    </w:p>
-    <w:p>
-      <w:r>
-        <w:t>________________________________________________________________</w:t>
-      </w:r>
-    </w:p>
-    <w:p>
-      <w:r>
-        <w:t>________________________________________________________________</w:t>
-      </w:r>
-    </w:p>
-    <w:p>
-      <w:r>
-        <w:t>________________________________________________________________</w:t>
-      </w:r>
-    </w:p>
-    <w:p>
-      <w:r>
-        <w:t>________________________________________________________________</w:t>
-      </w:r>
-    </w:p>
-    <w:p>
-      <w:pPr>
-        <w:pStyle w:val="Heading3"/>
-      </w:pPr>
-      <w:r>
-        <w:t>Practise with less help: Check the mean convention</w:t>
+      <w:pPr>
+        <w:pStyle w:val="Heading2"/>
+      </w:pPr>
+      <w:r>
+        <w:t>Supported W2record</w:t>
       </w:r>
     </w:p>
     <w:p>
@@ -2280,93 +3187,49 @@
     </w:p>
     <w:p>
       <w:pPr>
+        <w:pStyle w:val="Heading2"/>
+      </w:pPr>
+      <w:r>
+        <w:t>Individual misconception check</w:t>
+      </w:r>
+    </w:p>
+    <w:p>
+      <w:pPr>
+        <w:pStyle w:val="ListBullet"/>
+      </w:pPr>
+      <w:r>
+        <w:t>Use the worked case for Training a small network. Proposed explanation: “Every parameter was trained”. Decide whether this explanation is supported. Point to the step or supplied fact that decides; explain your repair if needed.</w:t>
+      </w:r>
+    </w:p>
+    <w:p>
+      <w:pPr>
+        <w:pStyle w:val="ListBullet"/>
+      </w:pPr>
+      <w:r>
+        <w:t>Answer on your own before discussion. If you are unsure, say which step you need help with.</w:t>
+      </w:r>
+    </w:p>
+    <w:p>
+      <w:pPr>
+        <w:pStyle w:val="Heading2"/>
+      </w:pPr>
+      <w:r>
+        <w:t>Pictured frozen-versus-trained reasoning</w:t>
+      </w:r>
+    </w:p>
+    <w:p>
+      <w:pPr>
+        <w:pStyle w:val="ListBullet"/>
+      </w:pPr>
+      <w:r>
+        <w:t>Which parameter changed, and which part was not trained? Point to the relevant step in the picture, then write the changed result and the rule or evidence that supports it.</w:t>
+      </w:r>
+    </w:p>
+    <w:p>
+      <w:pPr>
         <w:pStyle w:val="Heading3"/>
       </w:pPr>
       <w:r>
-        <w:t>Check your reasoning</w:t>
-      </w:r>
-    </w:p>
-    <w:p>
-      <w:pPr>
-        <w:spacing w:line="336" w:lineRule="auto" w:after="180"/>
-      </w:pPr>
-      <w:r>
-        <w:rPr>
-          <w:b w:val="0"/>
-        </w:rPr>
-        <w:t xml:space="preserve">Use the worked case for </w:t>
-      </w:r>
-      <w:r>
-        <w:rPr>
-          <w:b/>
-        </w:rPr>
-        <w:t>Training</w:t>
-      </w:r>
-      <w:r>
-        <w:rPr>
-          <w:b w:val="0"/>
-        </w:rPr>
-        <w:t xml:space="preserve"> a small network. Proposed explanation: “Every parameter was trained”. Decide whether this explanation is supported.</w:t>
-      </w:r>
-    </w:p>
-    <w:p>
-      <w:pPr>
-        <w:spacing w:line="336" w:lineRule="auto" w:after="180"/>
-      </w:pPr>
-      <w:r>
-        <w:rPr>
-          <w:b w:val="0"/>
-        </w:rPr>
-        <w:t>Point to the step or supplied fact that decides; explain your repair if needed.</w:t>
-      </w:r>
-    </w:p>
-    <w:p>
-      <w:pPr>
-        <w:spacing w:line="336" w:lineRule="auto" w:after="180"/>
-      </w:pPr>
-      <w:r>
-        <w:rPr>
-          <w:b w:val="0"/>
-        </w:rPr>
-        <w:t>Answer on your own before discussion. If you are unsure, say which step you need help with.</w:t>
-      </w:r>
-    </w:p>
-    <w:p>
-      <w:pPr>
-        <w:pStyle w:val="Heading3"/>
-      </w:pPr>
-      <w:r>
-        <w:t>Explain the picture</w:t>
-      </w:r>
-    </w:p>
-    <w:p>
-      <w:pPr>
-        <w:spacing w:line="336" w:lineRule="auto" w:after="180"/>
-      </w:pPr>
-      <w:r>
-        <w:rPr>
-          <w:b w:val="0"/>
-        </w:rPr>
-        <w:t xml:space="preserve">Which parameter changed, and which part was not trained? Point to the relevant step in the picture, then write the changed result and the rule or </w:t>
-      </w:r>
-      <w:r>
-        <w:rPr>
-          <w:b/>
-        </w:rPr>
-        <w:t>evidence</w:t>
-      </w:r>
-      <w:r>
-        <w:rPr>
-          <w:b w:val="0"/>
-        </w:rPr>
-        <w:t xml:space="preserve"> that supports it.</w:t>
-      </w:r>
-    </w:p>
-    <w:p>
-      <w:pPr>
-        <w:pStyle w:val="Heading3"/>
-      </w:pPr>
-      <w:r>
         <w:t>My explanation using a pictured step and the given facts</w:t>
       </w:r>
     </w:p>
@@ -2388,6 +3251,14 @@
     <w:p>
       <w:r>
         <w:t>________________________________________________________________</w:t>
+      </w:r>
+    </w:p>
+    <w:p>
+      <w:pPr>
+        <w:pStyle w:val="Heading2"/>
+      </w:pPr>
+      <w:r>
+        <w:t>Reserve the independent new training pair</w:t>
       </w:r>
     </w:p>
     <w:p>
@@ -2403,23 +3274,55 @@
     </w:p>
     <w:p>
       <w:pPr>
+        <w:pStyle w:val="Heading2"/>
+      </w:pPr>
+      <w:r>
+        <w:t>Earlier wording, alternatives and picture transcripts · reference / check after trying</w:t>
+      </w:r>
+    </w:p>
+    <w:p>
+      <w:pPr>
+        <w:pStyle w:val="Heading3"/>
+      </w:pPr>
+      <w:r>
+        <w:t>Practise with less help: Check the mean convention</w:t>
+      </w:r>
+    </w:p>
+    <w:p>
+      <w:pPr>
+        <w:pStyle w:val="Heading3"/>
+      </w:pPr>
+      <w:r>
+        <w:t>Check your reasoning</w:t>
+      </w:r>
+    </w:p>
+    <w:p>
+      <w:pPr>
+        <w:pStyle w:val="Heading3"/>
+      </w:pPr>
+      <w:r>
+        <w:t>Explain the picture</w:t>
+      </w:r>
+    </w:p>
+    <w:p>
+      <w:pPr>
         <w:pStyle w:val="Heading1"/>
       </w:pPr>
       <w:r>
-        <w:t>09. Run the investigation</w:t>
-      </w:r>
-    </w:p>
-    <w:p>
-      <w:r>
-        <w:t>Investigate Training a small network. Record the prediction, actual observation or labelled paper trace, explanation and next test separately.</w:t>
-      </w:r>
-    </w:p>
-    <w:p>
-      <w:pPr>
-        <w:pStyle w:val="Heading3"/>
-      </w:pPr>
-      <w:r>
-        <w:t>Predict, investigate and preserve the evidence</w:t>
+        <w:t>09. Run the complete restricted-network training experiment</w:t>
+      </w:r>
+    </w:p>
+    <w:p>
+      <w:r>
+        <w:t>All data,initialization,loss,rate,gradients and stopping budget are supplied.</w:t>
+      </w:r>
+    </w:p>
+    <w:p>
+      <w:pPr>
+        <w:pStyle w:val="Heading2"/>
+      </w:pPr>
+      <w:r>
+        <w:t>Current objective-scaling task and complete loop</w:t>
       </w:r>
     </w:p>
     <w:p>
@@ -2464,6 +3367,258 @@
         <w:t xml:space="preserve">    gradient = 2 * sum(e * h for e, h in zip(errors, hs)) / len(train)</w:t>
         <w:br/>
         <w:t xml:space="preserve">    v = v - rate * gradient</w:t>
+      </w:r>
+    </w:p>
+    <w:p>
+      <w:pPr>
+        <w:pStyle w:val="Heading2"/>
+      </w:pPr>
+      <w:r>
+        <w:t>Complete normal,zero,missing,held-out and budget probes</w:t>
+      </w:r>
+    </w:p>
+    <w:tbl>
+      <w:tblPr>
+        <w:tblStyle w:val="LightShading-Accent1"/>
+        <w:tblW w:type="auto" w:w="0"/>
+        <w:tblLook w:firstColumn="1" w:firstRow="1" w:lastColumn="0" w:lastRow="0" w:noHBand="0" w:noVBand="1" w:val="04A0"/>
+      </w:tblPr>
+      <w:tblGrid>
+        <w:gridCol w:w="5112"/>
+        <w:gridCol w:w="5112"/>
+      </w:tblGrid>
+      <w:tr>
+        <w:trPr>
+          <w:tblHeader/>
+        </w:trPr>
+        <w:tc>
+          <w:tcPr>
+            <w:tcW w:type="dxa" w:w="5112"/>
+          </w:tcPr>
+          <w:p>
+            <w:r>
+              <w:t>Complete loop probe</w:t>
+            </w:r>
+          </w:p>
+        </w:tc>
+        <w:tc>
+          <w:tcPr>
+            <w:tcW w:type="dxa" w:w="5112"/>
+          </w:tcPr>
+          <w:p>
+            <w:r>
+              <w:t>Expected result / action</w:t>
+            </w:r>
+          </w:p>
+        </w:tc>
+      </w:tr>
+      <w:tr>
+        <w:tc>
+          <w:tcPr>
+            <w:tcW w:type="dxa" w:w="5112"/>
+          </w:tcPr>
+          <w:p>
+            <w:r>
+              <w:t>Normal declared two-row training</w:t>
+            </w:r>
+          </w:p>
+        </w:tc>
+        <w:tc>
+          <w:tcPr>
+            <w:tcW w:type="dxa" w:w="5112"/>
+          </w:tcPr>
+          <w:p>
+            <w:r>
+              <w:t>Four updates end v1.875, training MSE.0390625</w:t>
+            </w:r>
+          </w:p>
+        </w:tc>
+      </w:tr>
+      <w:tr>
+        <w:tc>
+          <w:tcPr>
+            <w:tcW w:type="dxa" w:w="5112"/>
+          </w:tcPr>
+          <w:p>
+            <w:r>
+              <w:t>At v1:sum versus mean</w:t>
+            </w:r>
+          </w:p>
+        </w:tc>
+        <w:tc>
+          <w:tcPr>
+            <w:tcW w:type="dxa" w:w="5112"/>
+          </w:tcPr>
+          <w:p>
+            <w:r>
+              <w:t>SSE 5, MSE 2.5, sum-gradient−10, mean-gradient−5; mean update gives v1.5</w:t>
+            </w:r>
+          </w:p>
+        </w:tc>
+      </w:tr>
+      <w:tr>
+        <w:tc>
+          <w:tcPr>
+            <w:tcW w:type="dxa" w:w="5112"/>
+          </w:tcPr>
+          <w:p>
+            <w:r>
+              <w:t>At v2on the training rows</w:t>
+            </w:r>
+          </w:p>
+        </w:tc>
+        <w:tc>
+          <w:tcPr>
+            <w:tcW w:type="dxa" w:w="5112"/>
+          </w:tcPr>
+          <w:p>
+            <w:r>
+              <w:t>Both predictions exact, gradient 0, no parameter change</w:t>
+            </w:r>
+          </w:p>
+        </w:tc>
+      </w:tr>
+      <w:tr>
+        <w:tc>
+          <w:tcPr>
+            <w:tcW w:type="dxa" w:w="5112"/>
+          </w:tcPr>
+          <w:p>
+            <w:r>
+              <w:t>Hidden zero boundary x0</w:t>
+            </w:r>
+          </w:p>
+        </w:tc>
+        <w:tc>
+          <w:tcPr>
+            <w:tcW w:type="dxa" w:w="5112"/>
+          </w:tcPr>
+          <w:p>
+            <w:r>
+              <w:t>h0, prediction 0 for any finite v; requires a target before computing loss</w:t>
+            </w:r>
+          </w:p>
+        </w:tc>
+      </w:tr>
+      <w:tr>
+        <w:tc>
+          <w:tcPr>
+            <w:tcW w:type="dxa" w:w="5112"/>
+          </w:tcPr>
+          <w:p>
+            <w:r>
+              <w:t>Missing target in a training row</w:t>
+            </w:r>
+          </w:p>
+        </w:tc>
+        <w:tc>
+          <w:tcPr>
+            <w:tcW w:type="dxa" w:w="5112"/>
+          </w:tcPr>
+          <w:p>
+            <w:r>
+              <w:t>Outside supplied complete-pair contract; request/review before fitting, not guess 0</w:t>
+            </w:r>
+          </w:p>
+        </w:tc>
+      </w:tr>
+      <w:tr>
+        <w:tc>
+          <w:tcPr>
+            <w:tcW w:type="dxa" w:w="5112"/>
+          </w:tcPr>
+          <w:p>
+            <w:r>
+              <w:t>Reserved pair(3, 6)</w:t>
+            </w:r>
+          </w:p>
+        </w:tc>
+        <w:tc>
+          <w:tcPr>
+            <w:tcW w:type="dxa" w:w="5112"/>
+          </w:tcPr>
+          <w:p>
+            <w:r>
+              <w:t>Score only after freeze; do not include in the four claimed updates</w:t>
+            </w:r>
+          </w:p>
+        </w:tc>
+      </w:tr>
+      <w:tr>
+        <w:tc>
+          <w:tcPr>
+            <w:tcW w:type="dxa" w:w="5112"/>
+          </w:tcPr>
+          <w:p>
+            <w:r>
+              <w:t>Negative x−1 under y2 xproposal</w:t>
+            </w:r>
+          </w:p>
+        </w:tc>
+        <w:tc>
+          <w:tcPr>
+            <w:tcW w:type="dxa" w:w="5112"/>
+          </w:tcPr>
+          <w:p>
+            <w:r>
+              <w:t>h0, prediction 0, target−2, error 4 regardless of v</w:t>
+            </w:r>
+          </w:p>
+        </w:tc>
+      </w:tr>
+      <w:tr>
+        <w:tc>
+          <w:tcPr>
+            <w:tcW w:type="dxa" w:w="5112"/>
+          </w:tcPr>
+          <w:p>
+            <w:r>
+              <w:t>Extra update after state 4</w:t>
+            </w:r>
+          </w:p>
+        </w:tc>
+        <w:tc>
+          <w:tcPr>
+            <w:tcW w:type="dxa" w:w="5112"/>
+          </w:tcPr>
+          <w:p>
+            <w:r>
+              <w:t>Changes the declared training budget; version and report it rather than call it the original run</w:t>
+            </w:r>
+          </w:p>
+        </w:tc>
+      </w:tr>
+    </w:tbl>
+    <w:p>
+      <w:pPr>
+        <w:pStyle w:val="Heading2"/>
+      </w:pPr>
+      <w:r>
+        <w:t>Predict,run or trace,and retain all states</w:t>
+      </w:r>
+    </w:p>
+    <w:p>
+      <w:pPr>
+        <w:pStyle w:val="ListNumber"/>
+      </w:pPr>
+      <w:r>
+        <w:t>Predict all five states and four gradients before running or tracing the complete loop. Compare every v, prediction, error and loss against the supplied ledger; retain actual stdout or mark paper trace. Identify every frozen value. The code uses the two supplied complete numeric pairs and no missing-data validator. Keep reserved-row scoring outside fitting. A revised budget, objective, rate or hidden computation is a new configuration. Do not call one exact training fit either proved memorization or proved generalization.</w:t>
+      </w:r>
+    </w:p>
+    <w:p>
+      <w:pPr>
+        <w:pStyle w:val="ListNumber"/>
+      </w:pPr>
+      <w:r>
+        <w:t>On paper, trace the supplied procedure. If code is provided, predict before running it in a local practice file. Never write an expected answer as though it were an observed run.</w:t>
+      </w:r>
+    </w:p>
+    <w:p>
+      <w:pPr>
+        <w:pStyle w:val="Heading2"/>
+      </w:pPr>
+      <w:r>
+        <w:t>Keep the evidence ledger</w:t>
       </w:r>
     </w:p>
     <w:tbl>
@@ -2610,7 +3765,15 @@
         <w:rPr>
           <w:b w:val="0"/>
         </w:rPr>
-        <w:t>On paper, trace the supplied procedure. If code is provided, predict before running it in a local practice file. Never write an expected answer as though it were an observed run.</w:t>
+        <w:t>Before trying: what do I expect, and why? While trying: which step could first go wrong? Afterwards: what did I actually observe, and what should change? Keep “not run” if you only traced the procedure.</w:t>
+      </w:r>
+    </w:p>
+    <w:p>
+      <w:pPr>
+        <w:pStyle w:val="Heading2"/>
+      </w:pPr>
+      <w:r>
+        <w:t>Earlier wording, alternatives and picture transcripts · reference / check after trying</w:t>
       </w:r>
     </w:p>
     <w:p>
@@ -2618,7 +3781,36 @@
         <w:pStyle w:val="Heading3"/>
       </w:pPr>
       <w:r>
+        <w:t>Predict, investigate and preserve the evidence</w:t>
+      </w:r>
+    </w:p>
+    <w:p>
+      <w:pPr>
+        <w:pStyle w:val="Heading3"/>
+      </w:pPr>
+      <w:r>
         <w:t>Plan → try → check</w:t>
+      </w:r>
+    </w:p>
+    <w:p>
+      <w:pPr>
+        <w:pStyle w:val="Heading1"/>
+      </w:pPr>
+      <w:r>
+        <w:t>14. Try alone: a different one-pair training experiment</w:t>
+      </w:r>
+    </w:p>
+    <w:p>
+      <w:r>
+        <w:t>Use its target,rate and two-update budget rather than the worked experiment’s numbers.</w:t>
+      </w:r>
+    </w:p>
+    <w:p>
+      <w:pPr>
+        <w:pStyle w:val="Heading2"/>
+      </w:pPr>
+      <w:r>
+        <w:t>Complete new independent training task</w:t>
       </w:r>
     </w:p>
     <w:p>
@@ -2629,28 +3821,7 @@
         <w:rPr>
           <w:b w:val="0"/>
         </w:rPr>
-        <w:t>Before trying: what do I expect, and why? While trying: which step could first go wrong? Afterwards: what did I actually observe, and what should change? Keep “not run” if you only traced the procedure.</w:t>
-      </w:r>
-    </w:p>
-    <w:p>
-      <w:pPr>
-        <w:pStyle w:val="Heading1"/>
-      </w:pPr>
-      <w:r>
-        <w:t>10. Build your understanding</w:t>
-      </w:r>
-    </w:p>
-    <w:p>
-      <w:r>
-        <w:t>Move from recall to tracing, diagnosis and transfer in Training a small network. Explain why each step is justified.</w:t>
-      </w:r>
-    </w:p>
-    <w:p>
-      <w:pPr>
-        <w:pStyle w:val="Heading3"/>
-      </w:pPr>
-      <w:r>
-        <w:t>Explain → apply → challenge</w:t>
+        <w:t>Keep h = ReLU(x), train only v, and use one pair (2, 2), v = 0 and rate 0.125. Use squared error and gradient 2 times (2v - 2) times 2. Perform two updates, reporting each new v and loss.</w:t>
       </w:r>
     </w:p>
     <w:p>
@@ -2661,55 +3832,134 @@
         <w:rPr>
           <w:b w:val="0"/>
         </w:rPr>
-        <w:t xml:space="preserve">At v = 0, calculate both </w:t>
-      </w:r>
-      <w:r>
-        <w:rPr>
-          <w:b/>
-        </w:rPr>
-        <w:t>prediction</w:t>
-      </w:r>
+        <w:t>Explain why the second update changes nothing.</w:t>
+      </w:r>
+    </w:p>
+    <w:p>
+      <w:pPr>
+        <w:pStyle w:val="Heading2"/>
+      </w:pPr>
+      <w:r>
+        <w:t>First attempt and support record</w:t>
+      </w:r>
+    </w:p>
+    <w:p>
+      <w:pPr>
+        <w:pStyle w:val="Heading3"/>
+      </w:pPr>
+      <w:r>
+        <w:t>My independent explanation, trace and limits</w:t>
+      </w:r>
+    </w:p>
+    <w:p>
+      <w:r>
+        <w:t>________________________________________________________________</w:t>
+      </w:r>
+    </w:p>
+    <w:p>
+      <w:r>
+        <w:t>________________________________________________________________</w:t>
+      </w:r>
+    </w:p>
+    <w:p>
+      <w:r>
+        <w:t>________________________________________________________________</w:t>
+      </w:r>
+    </w:p>
+    <w:p>
+      <w:r>
+        <w:t>________________________________________________________________</w:t>
+      </w:r>
+    </w:p>
+    <w:p>
+      <w:r>
+        <w:t>________________________________________________________________</w:t>
+      </w:r>
+    </w:p>
+    <w:p>
+      <w:r>
+        <w:t>________________________________________________________________</w:t>
+      </w:r>
+    </w:p>
+    <w:p>
+      <w:r>
+        <w:t>________________________________________________________________</w:t>
+      </w:r>
+    </w:p>
+    <w:p>
+      <w:pPr>
+        <w:spacing w:line="336" w:lineRule="auto" w:after="180"/>
+      </w:pPr>
       <w:r>
         <w:rPr>
           <w:b w:val="0"/>
         </w:rPr>
-        <w:t>s, errors, MSE and gradient, then update at rate 0.1.</w:t>
+        <w:t>Attempt this case before feedback. Record any help. Earlier examples below are further practice; a case already practised with feedback cannot establish fresh transfer.</w:t>
+      </w:r>
+    </w:p>
+    <w:p>
+      <w:pPr>
+        <w:pStyle w:val="Heading2"/>
+      </w:pPr>
+      <w:r>
+        <w:t>Use feedback after trying</w:t>
       </w:r>
     </w:p>
     <w:p>
       <w:pPr>
         <w:spacing w:line="336" w:lineRule="auto" w:after="180"/>
-        <w:shd w:fill="F5F1FB"/>
       </w:pPr>
       <w:r>
         <w:rPr>
           <w:b w:val="0"/>
         </w:rPr>
-        <w:t xml:space="preserve">At final v = 1.875, calculate the </w:t>
-      </w:r>
-      <w:r>
-        <w:rPr>
-          <w:b/>
-        </w:rPr>
-        <w:t>prediction</w:t>
-      </w:r>
+        <w:t>Attempt the independent case before hints. Record whether you worked alone, used a hint or followed a model. After feedback, fix the first unsupported step and explain why it changed.</w:t>
+      </w:r>
+    </w:p>
+    <w:p>
+      <w:pPr>
+        <w:spacing w:line="336" w:lineRule="auto" w:after="180"/>
+      </w:pPr>
       <w:r>
         <w:rPr>
           <w:b w:val="0"/>
         </w:rPr>
-        <w:t xml:space="preserve"> and squared error on reserved pair (3, 6). May its target be included in the four reported </w:t>
-      </w:r>
-      <w:r>
-        <w:rPr>
-          <w:b/>
-        </w:rPr>
-        <w:t>training</w:t>
-      </w:r>
+        <w:t>A later check uses a changed case, not a copied answer.</w:t>
+      </w:r>
+    </w:p>
+    <w:p>
+      <w:pPr>
+        <w:pStyle w:val="Heading2"/>
+      </w:pPr>
+      <w:r>
+        <w:t>Earlier wording, alternatives and picture transcripts · reference / check after trying</w:t>
+      </w:r>
+    </w:p>
+    <w:p>
+      <w:pPr>
+        <w:pStyle w:val="Heading3"/>
+      </w:pPr>
+      <w:r>
+        <w:t>Independent case: Run a new training case independently</w:t>
+      </w:r>
+    </w:p>
+    <w:p>
+      <w:pPr>
+        <w:pStyle w:val="Heading3"/>
+      </w:pPr>
+      <w:r>
+        <w:t>Attempt this without hints</w:t>
+      </w:r>
+    </w:p>
+    <w:p>
+      <w:pPr>
+        <w:spacing w:line="336" w:lineRule="auto" w:after="180"/>
+      </w:pPr>
       <w:r>
         <w:rPr>
           <w:b w:val="0"/>
         </w:rPr>
-        <w:t xml:space="preserve"> updates?</w:t>
+        <w:t>Keep h = ReLU(x), train only v, and use one pair (2, 2), v = 0 and rate 0.125. Use squared error and gradient 2 times (2v - 2) times 2. Perform two updates, reporting each new v and loss.</w:t>
       </w:r>
     </w:p>
     <w:p>
@@ -2720,19 +3970,66 @@
         <w:rPr>
           <w:b w:val="0"/>
         </w:rPr>
-        <w:t xml:space="preserve">For the lesson architecture at x = -1, give h and </w:t>
-      </w:r>
-      <w:r>
-        <w:rPr>
-          <w:b/>
-        </w:rPr>
-        <w:t>prediction</w:t>
-      </w:r>
+        <w:t>Explain why the second update changes nothing.</w:t>
+      </w:r>
+    </w:p>
+    <w:p>
+      <w:pPr>
+        <w:pStyle w:val="Heading3"/>
+      </w:pPr>
+      <w:r>
+        <w:t>My independent procedure, result and limitation</w:t>
+      </w:r>
+    </w:p>
+    <w:p>
+      <w:r>
+        <w:t>________________________________________________________________</w:t>
+      </w:r>
+    </w:p>
+    <w:p>
+      <w:r>
+        <w:t>________________________________________________________________</w:t>
+      </w:r>
+    </w:p>
+    <w:p>
+      <w:r>
+        <w:t>________________________________________________________________</w:t>
+      </w:r>
+    </w:p>
+    <w:p>
+      <w:r>
+        <w:t>________________________________________________________________</w:t>
+      </w:r>
+    </w:p>
+    <w:p>
+      <w:r>
+        <w:t>________________________________________________________________</w:t>
+      </w:r>
+    </w:p>
+    <w:p>
+      <w:r>
+        <w:t>________________________________________________________________</w:t>
+      </w:r>
+    </w:p>
+    <w:p>
+      <w:r>
+        <w:t>________________________________________________________________</w:t>
+      </w:r>
+    </w:p>
+    <w:p>
+      <w:r>
+        <w:t>________________________________________________________________</w:t>
+      </w:r>
+    </w:p>
+    <w:p>
+      <w:pPr>
+        <w:spacing w:line="336" w:lineRule="auto" w:after="180"/>
+      </w:pPr>
       <w:r>
         <w:rPr>
           <w:b w:val="0"/>
         </w:rPr>
-        <w:t xml:space="preserve"> for any finite v. If target is -2, calculate squared error and explain why changing v cannot fix it.</w:t>
+        <w:t>Record support used: none, hint or teacher explanation. After feedback, a different case is needed to demonstrate independence.</w:t>
       </w:r>
     </w:p>
     <w:p>
@@ -2740,32 +4037,7 @@
         <w:pStyle w:val="Heading3"/>
       </w:pPr>
       <w:r>
-        <w:t>Explain which evidence supports your conclusion and which claim remains unproved.</w:t>
-      </w:r>
-    </w:p>
-    <w:p>
-      <w:r>
-        <w:t>________________________________________________________________</w:t>
-      </w:r>
-    </w:p>
-    <w:p>
-      <w:r>
-        <w:t>________________________________________________________________</w:t>
-      </w:r>
-    </w:p>
-    <w:p>
-      <w:r>
-        <w:t>________________________________________________________________</w:t>
-      </w:r>
-    </w:p>
-    <w:p>
-      <w:r>
-        <w:t>________________________________________________________________</w:t>
-      </w:r>
-    </w:p>
-    <w:p>
-      <w:r>
-        <w:t>________________________________________________________________</w:t>
+        <w:t>Use feedback to improve</w:t>
       </w:r>
     </w:p>
     <w:p>
@@ -2773,12 +4045,20 @@
         <w:pStyle w:val="Heading1"/>
       </w:pPr>
       <w:r>
-        <w:t>11. Connect your project</w:t>
-      </w:r>
-    </w:p>
-    <w:p>
-      <w:r>
-        <w:t>Apply this week’s idea to Image-pattern Network Investigation. Keep an annotated decision and the evidence supporting it.</w:t>
+        <w:t>11. Save the exact restricted experiment configuration</w:t>
+      </w:r>
+    </w:p>
+    <w:p>
+      <w:r>
+        <w:t>A reader should know which parameter learned and which values stayed fixed.</w:t>
+      </w:r>
+    </w:p>
+    <w:p>
+      <w:pPr>
+        <w:pStyle w:val="Heading2"/>
+      </w:pPr>
+      <w:r>
+        <w:t>Project artifact and evidence table</w:t>
       </w:r>
     </w:p>
     <w:p>
@@ -2969,10 +4249,10 @@
     </w:tbl>
     <w:p>
       <w:pPr>
-        <w:pStyle w:val="Heading3"/>
-      </w:pPr>
-      <w:r>
-        <w:t>Evidence for your project</w:t>
+        <w:pStyle w:val="Heading2"/>
+      </w:pPr>
+      <w:r>
+        <w:t>Actual run/trace and limits</w:t>
       </w:r>
     </w:p>
     <w:p>
@@ -3011,15 +4291,88 @@
     </w:p>
     <w:p>
       <w:pPr>
+        <w:pStyle w:val="Heading2"/>
+      </w:pPr>
+      <w:r>
+        <w:t>Earlier wording, alternatives and picture transcripts · reference / check after trying</w:t>
+      </w:r>
+    </w:p>
+    <w:p>
+      <w:pPr>
+        <w:pStyle w:val="Heading3"/>
+      </w:pPr>
+      <w:r>
+        <w:t>Evidence for your project</w:t>
+      </w:r>
+    </w:p>
+    <w:p>
+      <w:pPr>
         <w:pStyle w:val="Heading1"/>
       </w:pPr>
       <w:r>
-        <w:t>12. Show what you know</w:t>
-      </w:r>
-    </w:p>
-    <w:p>
-      <w:r>
-        <w:t>Use a genuinely new case for independent evidence. Previously discussed examples remain practice; use the separately named independent case before feedback.</w:t>
+        <w:t>16. Finish with one complete cycle and one representation limit</w:t>
+      </w:r>
+    </w:p>
+    <w:p>
+      <w:r>
+        <w:t>Distinguish a training state from an evaluation claim.</w:t>
+      </w:r>
+    </w:p>
+    <w:p>
+      <w:pPr>
+        <w:pStyle w:val="Heading2"/>
+      </w:pPr>
+      <w:r>
+        <w:t>Retrieve and explain</w:t>
+      </w:r>
+    </w:p>
+    <w:p>
+      <w:pPr>
+        <w:pStyle w:val="ListBullet"/>
+      </w:pPr>
+      <w:r>
+        <w:t>Close your notes. Explain this goal in your own words: Trace repeated forward loss gradient and update steps</w:t>
+      </w:r>
+    </w:p>
+    <w:p>
+      <w:pPr>
+        <w:pStyle w:val="Heading3"/>
+      </w:pPr>
+      <w:r>
+        <w:t>My deciding step, evidence and one remaining question</w:t>
+      </w:r>
+    </w:p>
+    <w:p>
+      <w:r>
+        <w:t>________________________________________________________________</w:t>
+      </w:r>
+    </w:p>
+    <w:p>
+      <w:r>
+        <w:t>________________________________________________________________</w:t>
+      </w:r>
+    </w:p>
+    <w:p>
+      <w:r>
+        <w:t>________________________________________________________________</w:t>
+      </w:r>
+    </w:p>
+    <w:p>
+      <w:r>
+        <w:t>________________________________________________________________</w:t>
+      </w:r>
+    </w:p>
+    <w:p>
+      <w:r>
+        <w:t>________________________________________________________________</w:t>
+      </w:r>
+    </w:p>
+    <w:p>
+      <w:pPr>
+        <w:pStyle w:val="Heading2"/>
+      </w:pPr>
+      <w:r>
+        <w:t>Plan a changed-case return</w:t>
       </w:r>
     </w:p>
     <w:p>
@@ -3030,18 +4383,42 @@
         <w:rPr>
           <w:b w:val="0"/>
         </w:rPr>
-        <w:t>Save the model formulas, frozen values, trained parameter, initial value, data pairs, loss definition, learning rate, update budget and the printed trace. State that these numbers are a classroom experiment.</w:t>
-      </w:r>
-    </w:p>
-    <w:p>
-      <w:pPr>
-        <w:spacing w:line="336" w:lineRule="auto" w:after="180"/>
-      </w:pPr>
+        <w:t xml:space="preserve">If you are unsure, return to the worked picture and explain one arrow. If you are ready, change an </w:t>
+      </w:r>
+      <w:r>
+        <w:rPr>
+          <w:b/>
+        </w:rPr>
+        <w:t>input</w:t>
+      </w:r>
       <w:r>
         <w:rPr>
           <w:b w:val="0"/>
         </w:rPr>
-        <w:t xml:space="preserve">Changing a setting after seeing reserved outcomes makes those outcomes development </w:t>
+        <w:t xml:space="preserve"> or assumption and justify your </w:t>
+      </w:r>
+      <w:r>
+        <w:rPr>
+          <w:b/>
+        </w:rPr>
+        <w:t>prediction</w:t>
+      </w:r>
+      <w:r>
+        <w:rPr>
+          <w:b w:val="0"/>
+        </w:rPr>
+        <w:t>.</w:t>
+      </w:r>
+    </w:p>
+    <w:p>
+      <w:pPr>
+        <w:spacing w:line="336" w:lineRule="auto" w:after="180"/>
+      </w:pPr>
+      <w:r>
+        <w:rPr>
+          <w:b w:val="0"/>
+        </w:rPr>
+        <w:t xml:space="preserve">Save your workbook </w:t>
       </w:r>
       <w:r>
         <w:rPr>
@@ -3053,14 +4430,305 @@
         <w:rPr>
           <w:b w:val="0"/>
         </w:rPr>
-        <w:t xml:space="preserve"> for that revision.</w:t>
-      </w:r>
-    </w:p>
+        <w:t>. At the next review, try a different case before opening your old answer.</w:t>
+      </w:r>
+    </w:p>
+    <w:p>
+      <w:pPr>
+        <w:pStyle w:val="Heading1"/>
+      </w:pPr>
+      <w:r>
+        <w:t>Reference bank and extra practice</w:t>
+      </w:r>
+    </w:p>
+    <w:p>
+      <w:pPr>
+        <w:pStyle w:val="Heading1"/>
+      </w:pPr>
+      <w:r>
+        <w:t>05. Reference · Use the mathematical words precisely</w:t>
+      </w:r>
+    </w:p>
+    <w:p>
+      <w:r>
+        <w:t>Connect each term to a value or step in the current example.</w:t>
+      </w:r>
+    </w:p>
+    <w:p>
+      <w:pPr>
+        <w:pStyle w:val="Heading2"/>
+      </w:pPr>
+      <w:r>
+        <w:t>Vocabulary and your explanation</w:t>
+      </w:r>
+    </w:p>
+    <w:tbl>
+      <w:tblPr>
+        <w:tblStyle w:val="LightShading-Accent1"/>
+        <w:tblW w:type="auto" w:w="0"/>
+        <w:tblLook w:firstColumn="1" w:firstRow="1" w:lastColumn="0" w:lastRow="0" w:noHBand="0" w:noVBand="1" w:val="04A0"/>
+      </w:tblPr>
+      <w:tblGrid>
+        <w:gridCol w:w="5112"/>
+        <w:gridCol w:w="5112"/>
+      </w:tblGrid>
+      <w:tr>
+        <w:trPr>
+          <w:tblHeader/>
+        </w:trPr>
+        <w:tc>
+          <w:tcPr>
+            <w:tcW w:type="dxa" w:w="5112"/>
+          </w:tcPr>
+          <w:p>
+            <w:r>
+              <w:t>Word</w:t>
+            </w:r>
+          </w:p>
+        </w:tc>
+        <w:tc>
+          <w:tcPr>
+            <w:tcW w:type="dxa" w:w="5112"/>
+          </w:tcPr>
+          <w:p>
+            <w:r>
+              <w:t>Meaning</w:t>
+            </w:r>
+          </w:p>
+        </w:tc>
+      </w:tr>
+      <w:tr>
+        <w:tc>
+          <w:tcPr>
+            <w:tcW w:type="dxa" w:w="5112"/>
+          </w:tcPr>
+          <w:p>
+            <w:r>
+              <w:t>Training loop</w:t>
+            </w:r>
+          </w:p>
+        </w:tc>
+        <w:tc>
+          <w:tcPr>
+            <w:tcW w:type="dxa" w:w="5112"/>
+          </w:tcPr>
+          <w:p>
+            <w:r>
+              <w:t>A repeated sequence of prediction, loss calculation, gradient calculation and parameter update</w:t>
+            </w:r>
+          </w:p>
+        </w:tc>
+      </w:tr>
+      <w:tr>
+        <w:tc>
+          <w:tcPr>
+            <w:tcW w:type="dxa" w:w="5112"/>
+          </w:tcPr>
+          <w:p>
+            <w:r>
+              <w:t>Frozen parameter</w:t>
+            </w:r>
+          </w:p>
+        </w:tc>
+        <w:tc>
+          <w:tcPr>
+            <w:tcW w:type="dxa" w:w="5112"/>
+          </w:tcPr>
+          <w:p>
+            <w:r>
+              <w:t>A model value intentionally held fixed during fitting</w:t>
+            </w:r>
+          </w:p>
+        </w:tc>
+      </w:tr>
+      <w:tr>
+        <w:tc>
+          <w:tcPr>
+            <w:tcW w:type="dxa" w:w="5112"/>
+          </w:tcPr>
+          <w:p>
+            <w:r>
+              <w:t>Training budget</w:t>
+            </w:r>
+          </w:p>
+        </w:tc>
+        <w:tc>
+          <w:tcPr>
+            <w:tcW w:type="dxa" w:w="5112"/>
+          </w:tcPr>
+          <w:p>
+            <w:r>
+              <w:t>A declared limit on updates or other training resources</w:t>
+            </w:r>
+          </w:p>
+        </w:tc>
+      </w:tr>
+      <w:tr>
+        <w:tc>
+          <w:tcPr>
+            <w:tcW w:type="dxa" w:w="5112"/>
+          </w:tcPr>
+          <w:p>
+            <w:r>
+              <w:t>Learning curve</w:t>
+            </w:r>
+          </w:p>
+        </w:tc>
+        <w:tc>
+          <w:tcPr>
+            <w:tcW w:type="dxa" w:w="5112"/>
+          </w:tcPr>
+          <w:p>
+            <w:r>
+              <w:t>A record of a performance measure across training steps or time</w:t>
+            </w:r>
+          </w:p>
+        </w:tc>
+      </w:tr>
+    </w:tbl>
     <w:p>
       <w:pPr>
         <w:pStyle w:val="Heading3"/>
       </w:pPr>
       <w:r>
+        <w:t>Use two terms to explain a step in this week’s example.</w:t>
+      </w:r>
+    </w:p>
+    <w:p>
+      <w:r>
+        <w:t>________________________________________________________________</w:t>
+      </w:r>
+    </w:p>
+    <w:p>
+      <w:r>
+        <w:t>________________________________________________________________</w:t>
+      </w:r>
+    </w:p>
+    <w:p>
+      <w:r>
+        <w:t>________________________________________________________________</w:t>
+      </w:r>
+    </w:p>
+    <w:p>
+      <w:pPr>
+        <w:pStyle w:val="Heading1"/>
+      </w:pPr>
+      <w:r>
+        <w:t>10. Extra challenge · Explain a stronger case</w:t>
+      </w:r>
+    </w:p>
+    <w:p>
+      <w:r>
+        <w:t>Choose the next challenge after the main route.</w:t>
+      </w:r>
+    </w:p>
+    <w:p>
+      <w:pPr>
+        <w:pStyle w:val="Heading2"/>
+      </w:pPr>
+      <w:r>
+        <w:t>Explain,repair and extend</w:t>
+      </w:r>
+    </w:p>
+    <w:p>
+      <w:pPr>
+        <w:pStyle w:val="Heading3"/>
+      </w:pPr>
+      <w:r>
+        <w:t>Explain → apply → challenge</w:t>
+      </w:r>
+    </w:p>
+    <w:p>
+      <w:pPr>
+        <w:pStyle w:val="ListBullet"/>
+      </w:pPr>
+      <w:r>
+        <w:t>At v = 0, calculate both predictions, errors, MSE and gradient, then update at rate 0.1.</w:t>
+      </w:r>
+    </w:p>
+    <w:p>
+      <w:pPr>
+        <w:pStyle w:val="ListBullet"/>
+      </w:pPr>
+      <w:r>
+        <w:t>At final v = 1.875, calculate the prediction and squared error on reserved pair (3, 6). May its target be included in the four reported training updates?</w:t>
+      </w:r>
+    </w:p>
+    <w:p>
+      <w:pPr>
+        <w:pStyle w:val="ListBullet"/>
+      </w:pPr>
+      <w:r>
+        <w:t>For the lesson architecture at x = -1, give h and prediction for any finite v. If target is -2, calculate squared error and explain why changing v cannot fix it.</w:t>
+      </w:r>
+    </w:p>
+    <w:p>
+      <w:pPr>
+        <w:pStyle w:val="Heading3"/>
+      </w:pPr>
+      <w:r>
+        <w:t>Explain which evidence supports your conclusion and which claim remains unproved.</w:t>
+      </w:r>
+    </w:p>
+    <w:p>
+      <w:r>
+        <w:t>________________________________________________________________</w:t>
+      </w:r>
+    </w:p>
+    <w:p>
+      <w:r>
+        <w:t>________________________________________________________________</w:t>
+      </w:r>
+    </w:p>
+    <w:p>
+      <w:r>
+        <w:t>________________________________________________________________</w:t>
+      </w:r>
+    </w:p>
+    <w:p>
+      <w:r>
+        <w:t>________________________________________________________________</w:t>
+      </w:r>
+    </w:p>
+    <w:p>
+      <w:r>
+        <w:t>________________________________________________________________</w:t>
+      </w:r>
+    </w:p>
+    <w:p>
+      <w:pPr>
+        <w:pStyle w:val="Heading1"/>
+      </w:pPr>
+      <w:r>
+        <w:t>12. Reference · Check the representation and its limits</w:t>
+      </w:r>
+    </w:p>
+    <w:p>
+      <w:r>
+        <w:t>Use after practice;reserve the new independent one-pair two-update training task for the first individual attempt.</w:t>
+      </w:r>
+    </w:p>
+    <w:p>
+      <w:pPr>
+        <w:pStyle w:val="Heading2"/>
+      </w:pPr>
+      <w:r>
+        <w:t>Current explanation and response</w:t>
+      </w:r>
+    </w:p>
+    <w:p>
+      <w:pPr>
+        <w:pStyle w:val="ListBullet"/>
+      </w:pPr>
+      <w:r>
+        <w:t>Save the model formulas, frozen values, trained parameter, initial value, data pairs, loss definition, learning rate, update budget and the printed trace. State that these numbers are a classroom experiment. Changing a setting after seeing reserved outcomes makes those outcomes development evidence for that revision.</w:t>
+      </w:r>
+    </w:p>
+    <w:p>
+      <w:pPr>
+        <w:pStyle w:val="Heading3"/>
+      </w:pPr>
+      <w:r>
         <w:t>A team reports that its training MSE fell each step and concludes the network learned y = 2x for every real x. Give one numerical counterexample and a more accurate conclusion.</w:t>
       </w:r>
     </w:p>
@@ -3086,48 +4754,18 @@
     </w:p>
     <w:p>
       <w:pPr>
-        <w:spacing w:line="336" w:lineRule="auto" w:after="180"/>
-      </w:pPr>
-      <w:r>
-        <w:rPr>
-          <w:b w:val="0"/>
-        </w:rPr>
-        <w:t xml:space="preserve">Next week separates an update, a batch and an epoch when </w:t>
-      </w:r>
-      <w:r>
-        <w:rPr>
-          <w:b/>
-        </w:rPr>
-        <w:t>training</w:t>
-      </w:r>
-      <w:r>
-        <w:rPr>
-          <w:b w:val="0"/>
-        </w:rPr>
-        <w:t xml:space="preserve"> uses more than one group of examples.</w:t>
-      </w:r>
-    </w:p>
-    <w:p>
-      <w:pPr>
-        <w:spacing w:line="336" w:lineRule="auto" w:after="180"/>
-      </w:pPr>
-      <w:r>
-        <w:rPr>
-          <w:b w:val="0"/>
-        </w:rPr>
-        <w:t xml:space="preserve">For the lesson architecture at x = -1, give h and </w:t>
-      </w:r>
-      <w:r>
-        <w:rPr>
-          <w:b/>
-        </w:rPr>
-        <w:t>prediction</w:t>
-      </w:r>
-      <w:r>
-        <w:rPr>
-          <w:b w:val="0"/>
-        </w:rPr>
-        <w:t xml:space="preserve"> for any finite v. If target is -2, calculate squared error and explain why changing v cannot fix it.</w:t>
+        <w:pStyle w:val="ListBullet"/>
+      </w:pPr>
+      <w:r>
+        <w:t>Next week separates an update, a batch and an epoch when training uses more than one group of examples.</w:t>
+      </w:r>
+    </w:p>
+    <w:p>
+      <w:pPr>
+        <w:pStyle w:val="ListBullet"/>
+      </w:pPr>
+      <w:r>
+        <w:t>For the lesson architecture at x = -1, give h and prediction for any finite v. If target is -2, calculate squared error and explain why changing v cannot fix it.</w:t>
       </w:r>
     </w:p>
     <w:p>
@@ -3163,12 +4801,20 @@
         <w:pStyle w:val="Heading1"/>
       </w:pPr>
       <w:r>
-        <w:t>13. Study a complete case</w:t>
-      </w:r>
-    </w:p>
-    <w:p>
-      <w:r>
-        <w:t>Revisit the complete Training a small network case for supported practice. Repeated examples do not become fresh assessments.</w:t>
+        <w:t>13. Extra practice · Revisit the complete trace</w:t>
+      </w:r>
+    </w:p>
+    <w:p>
+      <w:r>
+        <w:t>Predict before reading the supplied steps.</w:t>
+      </w:r>
+    </w:p>
+    <w:p>
+      <w:pPr>
+        <w:pStyle w:val="Heading2"/>
+      </w:pPr>
+      <w:r>
+        <w:t>Complete trace and evidence</w:t>
       </w:r>
     </w:p>
     <w:p>
@@ -3401,228 +5047,20 @@
         <w:pStyle w:val="Heading1"/>
       </w:pPr>
       <w:r>
-        <w:t>14. Try a new case independently</w:t>
-      </w:r>
-    </w:p>
-    <w:p>
-      <w:r>
-        <w:t>Attempt the reserved new case before feedback. Record support; the earlier examples below remain additional practice.</w:t>
-      </w:r>
-    </w:p>
-    <w:p>
-      <w:pPr>
-        <w:pStyle w:val="Heading3"/>
-      </w:pPr>
-      <w:r>
-        <w:t>Independent case: Run a new training case independently</w:t>
-      </w:r>
-    </w:p>
-    <w:p>
-      <w:pPr>
-        <w:spacing w:line="336" w:lineRule="auto" w:after="180"/>
-      </w:pPr>
-      <w:r>
-        <w:rPr>
-          <w:b w:val="0"/>
-        </w:rPr>
-        <w:t>Keep h = ReLU(x), train only v, and use one pair (2, 2), v = 0 and rate 0.125. Use squared error and gradient 2 times (2v - 2) times 2. Perform two updates, reporting each new v and loss.</w:t>
-      </w:r>
-    </w:p>
-    <w:p>
-      <w:pPr>
-        <w:spacing w:line="336" w:lineRule="auto" w:after="180"/>
-      </w:pPr>
-      <w:r>
-        <w:rPr>
-          <w:b w:val="0"/>
-        </w:rPr>
-        <w:t>Explain why the second update changes nothing.</w:t>
-      </w:r>
-    </w:p>
-    <w:p>
-      <w:pPr>
-        <w:pStyle w:val="Heading3"/>
-      </w:pPr>
-      <w:r>
-        <w:t>My independent explanation, trace and limits</w:t>
-      </w:r>
-    </w:p>
-    <w:p>
-      <w:r>
-        <w:t>________________________________________________________________</w:t>
-      </w:r>
-    </w:p>
-    <w:p>
-      <w:r>
-        <w:t>________________________________________________________________</w:t>
-      </w:r>
-    </w:p>
-    <w:p>
-      <w:r>
-        <w:t>________________________________________________________________</w:t>
-      </w:r>
-    </w:p>
-    <w:p>
-      <w:r>
-        <w:t>________________________________________________________________</w:t>
-      </w:r>
-    </w:p>
-    <w:p>
-      <w:r>
-        <w:t>________________________________________________________________</w:t>
-      </w:r>
-    </w:p>
-    <w:p>
-      <w:r>
-        <w:t>________________________________________________________________</w:t>
-      </w:r>
-    </w:p>
-    <w:p>
-      <w:r>
-        <w:t>________________________________________________________________</w:t>
-      </w:r>
-    </w:p>
-    <w:p>
-      <w:pPr>
-        <w:spacing w:line="336" w:lineRule="auto" w:after="180"/>
-      </w:pPr>
-      <w:r>
-        <w:rPr>
-          <w:b w:val="0"/>
-        </w:rPr>
-        <w:t>Attempt this case before feedback. Record any help. Earlier examples below are further practice; a case already practised with feedback cannot establish fresh transfer.</w:t>
-      </w:r>
-    </w:p>
-    <w:p>
-      <w:pPr>
-        <w:pStyle w:val="Heading3"/>
-      </w:pPr>
-      <w:r>
-        <w:t>Attempt this without hints</w:t>
-      </w:r>
-    </w:p>
-    <w:p>
-      <w:pPr>
-        <w:spacing w:line="336" w:lineRule="auto" w:after="180"/>
-      </w:pPr>
-      <w:r>
-        <w:rPr>
-          <w:b w:val="0"/>
-        </w:rPr>
-        <w:t>Keep h = ReLU(x), train only v, and use one pair (2, 2), v = 0 and rate 0.125. Use squared error and gradient 2 times (2v - 2) times 2. Perform two updates, reporting each new v and loss.</w:t>
-      </w:r>
-    </w:p>
-    <w:p>
-      <w:pPr>
-        <w:spacing w:line="336" w:lineRule="auto" w:after="180"/>
-      </w:pPr>
-      <w:r>
-        <w:rPr>
-          <w:b w:val="0"/>
-        </w:rPr>
-        <w:t>Explain why the second update changes nothing.</w:t>
-      </w:r>
-    </w:p>
-    <w:p>
-      <w:pPr>
-        <w:pStyle w:val="Heading3"/>
-      </w:pPr>
-      <w:r>
-        <w:t>My independent procedure, result and limitation</w:t>
-      </w:r>
-    </w:p>
-    <w:p>
-      <w:r>
-        <w:t>________________________________________________________________</w:t>
-      </w:r>
-    </w:p>
-    <w:p>
-      <w:r>
-        <w:t>________________________________________________________________</w:t>
-      </w:r>
-    </w:p>
-    <w:p>
-      <w:r>
-        <w:t>________________________________________________________________</w:t>
-      </w:r>
-    </w:p>
-    <w:p>
-      <w:r>
-        <w:t>________________________________________________________________</w:t>
-      </w:r>
-    </w:p>
-    <w:p>
-      <w:r>
-        <w:t>________________________________________________________________</w:t>
-      </w:r>
-    </w:p>
-    <w:p>
-      <w:r>
-        <w:t>________________________________________________________________</w:t>
-      </w:r>
-    </w:p>
-    <w:p>
-      <w:r>
-        <w:t>________________________________________________________________</w:t>
-      </w:r>
-    </w:p>
-    <w:p>
-      <w:r>
-        <w:t>________________________________________________________________</w:t>
-      </w:r>
-    </w:p>
-    <w:p>
-      <w:pPr>
-        <w:spacing w:line="336" w:lineRule="auto" w:after="180"/>
-      </w:pPr>
-      <w:r>
-        <w:rPr>
-          <w:b w:val="0"/>
-        </w:rPr>
-        <w:t>Record support used: none, hint or teacher explanation. After feedback, a different case is needed to demonstrate independence.</w:t>
-      </w:r>
-    </w:p>
-    <w:p>
-      <w:pPr>
-        <w:pStyle w:val="Heading3"/>
-      </w:pPr>
-      <w:r>
-        <w:t>Use feedback to improve</w:t>
-      </w:r>
-    </w:p>
-    <w:p>
-      <w:pPr>
-        <w:spacing w:line="336" w:lineRule="auto" w:after="180"/>
-      </w:pPr>
-      <w:r>
-        <w:rPr>
-          <w:b w:val="0"/>
-        </w:rPr>
-        <w:t>Attempt the independent case before hints. Record whether you worked alone, used a hint or followed a model. After feedback, fix the first unsupported step and explain why it changed.</w:t>
-      </w:r>
-    </w:p>
-    <w:p>
-      <w:pPr>
-        <w:spacing w:line="336" w:lineRule="auto" w:after="180"/>
-      </w:pPr>
-      <w:r>
-        <w:rPr>
-          <w:b w:val="0"/>
-        </w:rPr>
-        <w:t>A later check uses a changed case, not a copied answer.</w:t>
-      </w:r>
-    </w:p>
-    <w:p>
-      <w:pPr>
-        <w:pStyle w:val="Heading1"/>
-      </w:pPr>
-      <w:r>
-        <w:t>15. Your lesson route</w:t>
-      </w:r>
-    </w:p>
-    <w:p>
-      <w:r>
-        <w:t>Use this map to navigate Training a small network, connect the goals to tasks and keep one evidence record for each attempt.</w:t>
+        <w:t>15. Reference · The earlier route checklist</w:t>
+      </w:r>
+    </w:p>
+    <w:p>
+      <w:r>
+        <w:t>Use one main route rather than repeating the lesson.</w:t>
+      </w:r>
+    </w:p>
+    <w:p>
+      <w:pPr>
+        <w:pStyle w:val="Heading2"/>
+      </w:pPr>
+      <w:r>
+        <w:t>Targets,route and first prediction</w:t>
       </w:r>
     </w:p>
     <w:p>
@@ -3813,12 +5251,117 @@
         <w:pStyle w:val="Heading1"/>
       </w:pPr>
       <w:r>
-        <w:t>16. Finish and return</w:t>
-      </w:r>
-    </w:p>
-    <w:p>
-      <w:r>
-        <w:t>Explain Training a small network without notes, identify a remaining question and plan a later check with a changed case.</w:t>
+        <w:t>17. Extra practice · Predict,check and repair</w:t>
+      </w:r>
+    </w:p>
+    <w:p>
+      <w:r>
+        <w:t>Keep supported feedback separate from the independent case.</w:t>
+      </w:r>
+    </w:p>
+    <w:p>
+      <w:pPr>
+        <w:pStyle w:val="Heading2"/>
+      </w:pPr>
+      <w:r>
+        <w:t>First supported question and optional hint</w:t>
+      </w:r>
+    </w:p>
+    <w:p>
+      <w:pPr>
+        <w:pStyle w:val="ListBullet"/>
+      </w:pPr>
+      <w:r>
+        <w:t>Train a single output weight while clearly marking the frozen hidden computation.</w:t>
+      </w:r>
+    </w:p>
+    <w:p>
+      <w:pPr>
+        <w:pStyle w:val="Heading3"/>
+      </w:pPr>
+      <w:r>
+        <w:t>Practice 1: explain the deciding evidence</w:t>
+      </w:r>
+    </w:p>
+    <w:p>
+      <w:pPr>
+        <w:pStyle w:val="ListBullet"/>
+      </w:pPr>
+      <w:r>
+        <w:t>Which labelled step matches this detail? v becomes 1; prediction 3 and loss 0. Next gradient is 0.</w:t>
+      </w:r>
+    </w:p>
+    <w:p>
+      <w:pPr>
+        <w:pStyle w:val="ListBullet"/>
+      </w:pPr>
+      <w:r>
+        <w:t>1. Freeze hidden step</w:t>
+      </w:r>
+    </w:p>
+    <w:p>
+      <w:pPr>
+        <w:pStyle w:val="ListBullet"/>
+      </w:pPr>
+      <w:r>
+        <w:t>2. Update and verify</w:t>
+      </w:r>
+    </w:p>
+    <w:p>
+      <w:pPr>
+        <w:pStyle w:val="ListBullet"/>
+      </w:pPr>
+      <w:r>
+        <w:t>3. Compute initial gradient</w:t>
+      </w:r>
+    </w:p>
+    <w:p>
+      <w:pPr>
+        <w:pStyle w:val="Heading3"/>
+      </w:pPr>
+      <w:r>
+        <w:t>My selected conclusion, deciding fact and explanation</w:t>
+      </w:r>
+    </w:p>
+    <w:p>
+      <w:r>
+        <w:t>________________________________________________________________</w:t>
+      </w:r>
+    </w:p>
+    <w:p>
+      <w:r>
+        <w:t>________________________________________________________________</w:t>
+      </w:r>
+    </w:p>
+    <w:p>
+      <w:r>
+        <w:t>________________________________________________________________</w:t>
+      </w:r>
+    </w:p>
+    <w:p>
+      <w:r>
+        <w:t>________________________________________________________________</w:t>
+      </w:r>
+    </w:p>
+    <w:p>
+      <w:r>
+        <w:t>________________________________________________________________</w:t>
+      </w:r>
+    </w:p>
+    <w:p>
+      <w:pPr>
+        <w:pStyle w:val="ListBullet"/>
+      </w:pPr>
+      <w:r>
+        <w:t>Hint if needed: Read the steps in the pictorial case. Match the supplied detail to the stage that performs or records it.</w:t>
+      </w:r>
+    </w:p>
+    <w:p>
+      <w:pPr>
+        <w:pStyle w:val="Heading2"/>
+      </w:pPr>
+      <w:r>
+        <w:t>Check after the first attempt · reference / check after trying</w:t>
       </w:r>
     </w:p>
     <w:p>
@@ -3829,51 +5372,54 @@
         <w:rPr>
           <w:b w:val="0"/>
         </w:rPr>
-        <w:t>Close your notes. Explain this goal in your own words: Trace repeated forward loss gradient and update steps</w:t>
-      </w:r>
-    </w:p>
-    <w:p>
-      <w:pPr>
-        <w:pStyle w:val="Heading3"/>
-      </w:pPr>
-      <w:r>
-        <w:t>My deciding step, evidence and one remaining question</w:t>
-      </w:r>
-    </w:p>
-    <w:p>
-      <w:r>
-        <w:t>________________________________________________________________</w:t>
-      </w:r>
-    </w:p>
-    <w:p>
-      <w:r>
-        <w:t>________________________________________________________________</w:t>
-      </w:r>
-    </w:p>
-    <w:p>
-      <w:r>
-        <w:t>________________________________________________________________</w:t>
-      </w:r>
-    </w:p>
-    <w:p>
-      <w:r>
-        <w:t>________________________________________________________________</w:t>
-      </w:r>
-    </w:p>
-    <w:p>
-      <w:r>
-        <w:t>________________________________________________________________</w:t>
-      </w:r>
-    </w:p>
-    <w:p>
-      <w:pPr>
-        <w:spacing w:line="336" w:lineRule="auto" w:after="180"/>
-      </w:pPr>
+        <w:t xml:space="preserve">After your attempt, compare with the supported explanation: Update and verify v becomes 1; </w:t>
+      </w:r>
+      <w:r>
+        <w:rPr>
+          <w:b/>
+        </w:rPr>
+        <w:t>prediction</w:t>
+      </w:r>
       <w:r>
         <w:rPr>
           <w:b w:val="0"/>
         </w:rPr>
-        <w:t xml:space="preserve">If you are unsure, return to the worked picture and explain one arrow. If you are ready, change an </w:t>
+        <w:t xml:space="preserve"> 3 and loss 0. Next gradient is 0. Only the </w:t>
+      </w:r>
+      <w:r>
+        <w:rPr>
+          <w:b/>
+        </w:rPr>
+        <w:t>output</w:t>
+      </w:r>
+      <w:r>
+        <w:rPr>
+          <w:b w:val="0"/>
+        </w:rPr>
+        <w:t xml:space="preserve"> weight v is being fitted in this toy network; the hidden ReLU is fixed.</w:t>
+      </w:r>
+    </w:p>
+    <w:p>
+      <w:pPr>
+        <w:spacing w:line="336" w:lineRule="auto" w:after="180"/>
+      </w:pPr>
+      <w:r>
+        <w:rPr>
+          <w:b w:val="0"/>
+        </w:rPr>
+        <w:t xml:space="preserve">The </w:t>
+      </w:r>
+      <w:r>
+        <w:rPr>
+          <w:b/>
+        </w:rPr>
+        <w:t>training</w:t>
+      </w:r>
+      <w:r>
+        <w:rPr>
+          <w:b w:val="0"/>
+        </w:rPr>
+        <w:t xml:space="preserve"> </w:t>
       </w:r>
       <w:r>
         <w:rPr>
@@ -3885,7 +5431,174 @@
         <w:rPr>
           <w:b w:val="0"/>
         </w:rPr>
-        <w:t xml:space="preserve"> or assumption and justify your </w:t>
+        <w:t xml:space="preserve"> gives hidden value three. Squared-error slope points v from zero towards one, and this specially chosen rate reaches one in a single update.</w:t>
+      </w:r>
+    </w:p>
+    <w:p>
+      <w:pPr>
+        <w:spacing w:line="336" w:lineRule="auto" w:after="180"/>
+      </w:pPr>
+      <w:r>
+        <w:rPr>
+          <w:b w:val="0"/>
+        </w:rPr>
+        <w:t xml:space="preserve">Zero loss on one </w:t>
+      </w:r>
+      <w:r>
+        <w:rPr>
+          <w:b/>
+        </w:rPr>
+        <w:t>training</w:t>
+      </w:r>
+      <w:r>
+        <w:rPr>
+          <w:b w:val="0"/>
+        </w:rPr>
+        <w:t xml:space="preserve"> pair is exact </w:t>
+      </w:r>
+      <w:r>
+        <w:rPr>
+          <w:b/>
+        </w:rPr>
+        <w:t>fitting</w:t>
+      </w:r>
+      <w:r>
+        <w:rPr>
+          <w:b w:val="0"/>
+        </w:rPr>
+        <w:t xml:space="preserve"> of that pair, not </w:t>
+      </w:r>
+      <w:r>
+        <w:rPr>
+          <w:b/>
+        </w:rPr>
+        <w:t>evidence</w:t>
+      </w:r>
+      <w:r>
+        <w:rPr>
+          <w:b w:val="0"/>
+        </w:rPr>
+        <w:t xml:space="preserve"> about other </w:t>
+      </w:r>
+      <w:r>
+        <w:rPr>
+          <w:b/>
+        </w:rPr>
+        <w:t>input</w:t>
+      </w:r>
+      <w:r>
+        <w:rPr>
+          <w:b w:val="0"/>
+        </w:rPr>
+        <w:t>s.</w:t>
+      </w:r>
+    </w:p>
+    <w:p>
+      <w:pPr>
+        <w:pStyle w:val="Heading2"/>
+      </w:pPr>
+      <w:r>
+        <w:t>Changed-case question and optional hint</w:t>
+      </w:r>
+    </w:p>
+    <w:p>
+      <w:pPr>
+        <w:pStyle w:val="Heading3"/>
+      </w:pPr>
+      <w:r>
+        <w:t>Practice 2: explain the deciding evidence</w:t>
+      </w:r>
+    </w:p>
+    <w:p>
+      <w:pPr>
+        <w:pStyle w:val="ListBullet"/>
+      </w:pPr>
+      <w:r>
+        <w:t>Changed-case practice: Change target from 3 to6 and restart v = 0 with the same rate. Which conclusion is supported by the supplied facts?</w:t>
+      </w:r>
+    </w:p>
+    <w:p>
+      <w:pPr>
+        <w:pStyle w:val="ListBullet"/>
+      </w:pPr>
+      <w:r>
+        <w:t>1. First gradient=-36; v becomes 2; prediction 6 and loss 0.</w:t>
+      </w:r>
+    </w:p>
+    <w:p>
+      <w:pPr>
+        <w:pStyle w:val="ListBullet"/>
+      </w:pPr>
+      <w:r>
+        <w:t>2. We can decide the result without examining the changed input or the procedure.</w:t>
+      </w:r>
+    </w:p>
+    <w:p>
+      <w:pPr>
+        <w:pStyle w:val="ListBullet"/>
+      </w:pPr>
+      <w:r>
+        <w:t>3. This one example guarantees correct results for every future input.</w:t>
+      </w:r>
+    </w:p>
+    <w:p>
+      <w:pPr>
+        <w:pStyle w:val="Heading3"/>
+      </w:pPr>
+      <w:r>
+        <w:t>My selected conclusion, deciding fact and explanation</w:t>
+      </w:r>
+    </w:p>
+    <w:p>
+      <w:r>
+        <w:t>________________________________________________________________</w:t>
+      </w:r>
+    </w:p>
+    <w:p>
+      <w:r>
+        <w:t>________________________________________________________________</w:t>
+      </w:r>
+    </w:p>
+    <w:p>
+      <w:r>
+        <w:t>________________________________________________________________</w:t>
+      </w:r>
+    </w:p>
+    <w:p>
+      <w:r>
+        <w:t>________________________________________________________________</w:t>
+      </w:r>
+    </w:p>
+    <w:p>
+      <w:r>
+        <w:t>________________________________________________________________</w:t>
+      </w:r>
+    </w:p>
+    <w:p>
+      <w:pPr>
+        <w:pStyle w:val="ListBullet"/>
+      </w:pPr>
+      <w:r>
+        <w:t>Hint if needed: Use the changed condition and the deciding step in the pictorial trace. The answer must say what follows from those facts.</w:t>
+      </w:r>
+    </w:p>
+    <w:p>
+      <w:pPr>
+        <w:pStyle w:val="Heading2"/>
+      </w:pPr>
+      <w:r>
+        <w:t>Check after the changed attempt · reference / check after trying</w:t>
+      </w:r>
+    </w:p>
+    <w:p>
+      <w:pPr>
+        <w:spacing w:line="336" w:lineRule="auto" w:after="180"/>
+      </w:pPr>
+      <w:r>
+        <w:rPr>
+          <w:b w:val="0"/>
+        </w:rPr>
+        <w:t xml:space="preserve">After your attempt, compare with the supported explanation: First gradient=-36; v becomes 2; </w:t>
       </w:r>
       <w:r>
         <w:rPr>
@@ -3897,18 +5610,49 @@
         <w:rPr>
           <w:b w:val="0"/>
         </w:rPr>
-        <w:t>.</w:t>
-      </w:r>
-    </w:p>
-    <w:p>
-      <w:pPr>
-        <w:spacing w:line="336" w:lineRule="auto" w:after="180"/>
-      </w:pPr>
+        <w:t xml:space="preserve"> 6 and loss 0. The hidden value remains 3, but the target residual and required </w:t>
+      </w:r>
+      <w:r>
+        <w:rPr>
+          <w:b/>
+        </w:rPr>
+        <w:t>output</w:t>
+      </w:r>
       <w:r>
         <w:rPr>
           <w:b w:val="0"/>
         </w:rPr>
-        <w:t xml:space="preserve">Save your workbook </w:t>
+        <w:t xml:space="preserve"> weight double.</w:t>
+      </w:r>
+    </w:p>
+    <w:p>
+      <w:pPr>
+        <w:pStyle w:val="Heading2"/>
+      </w:pPr>
+      <w:r>
+        <w:t>Repair and retain the record</w:t>
+      </w:r>
+    </w:p>
+    <w:p>
+      <w:pPr>
+        <w:spacing w:line="336" w:lineRule="auto" w:after="180"/>
+      </w:pPr>
+      <w:r>
+        <w:rPr>
+          <w:b w:val="0"/>
+        </w:rPr>
+        <w:t>Review Updating parameters (ai-5/11). Goal: Apply a learning rate to an ordered gradient. Short practice: Why must new loss be recomputed rather than assumed smaller?</w:t>
+      </w:r>
+    </w:p>
+    <w:p>
+      <w:pPr>
+        <w:spacing w:line="336" w:lineRule="auto" w:after="180"/>
+      </w:pPr>
+      <w:r>
+        <w:rPr>
+          <w:b w:val="0"/>
+        </w:rPr>
+        <w:t xml:space="preserve">Point to the relevant step in the picture, then write the changed result and the rule or </w:t>
       </w:r>
       <w:r>
         <w:rPr>
@@ -3920,20 +5664,175 @@
         <w:rPr>
           <w:b w:val="0"/>
         </w:rPr>
-        <w:t>. At the next review, try a different case before opening your old answer.</w:t>
-      </w:r>
-    </w:p>
-    <w:p>
-      <w:pPr>
-        <w:pStyle w:val="Heading1"/>
-      </w:pPr>
-      <w:r>
-        <w:t>17. Supported practice, repair and portfolio</w:t>
-      </w:r>
-    </w:p>
-    <w:p>
-      <w:r>
-        <w:t>Attempt supported questions before using hints or feedback. Review a missing building block, then keep the completed work.</w:t>
+        <w:t xml:space="preserve"> that supports it.. Return to this week and explain what you changed.</w:t>
+      </w:r>
+    </w:p>
+    <w:p>
+      <w:pPr>
+        <w:spacing w:line="336" w:lineRule="auto" w:after="180"/>
+      </w:pPr>
+      <w:r>
+        <w:rPr>
+          <w:b w:val="0"/>
+        </w:rPr>
+        <w:t>Review Slopes and local change (ai-5/9). Goal: Calculate an average rate of change over a stated interval. Short practice: Which calculation disproves “any increase helps”?</w:t>
+      </w:r>
+    </w:p>
+    <w:p>
+      <w:pPr>
+        <w:spacing w:line="336" w:lineRule="auto" w:after="180"/>
+      </w:pPr>
+      <w:r>
+        <w:rPr>
+          <w:b w:val="0"/>
+        </w:rPr>
+        <w:t xml:space="preserve">Point to the relevant step in the picture, then write the changed result and the rule or </w:t>
+      </w:r>
+      <w:r>
+        <w:rPr>
+          <w:b/>
+        </w:rPr>
+        <w:t>evidence</w:t>
+      </w:r>
+      <w:r>
+        <w:rPr>
+          <w:b w:val="0"/>
+        </w:rPr>
+        <w:t xml:space="preserve"> that supports it.. Return to this week and explain what you changed.</w:t>
+      </w:r>
+    </w:p>
+    <w:p>
+      <w:pPr>
+        <w:spacing w:line="336" w:lineRule="auto" w:after="180"/>
+      </w:pPr>
+      <w:r>
+        <w:rPr>
+          <w:b w:val="0"/>
+        </w:rPr>
+        <w:t>Review Forward passes by hand (ai-5/6). Goal: Record scores and activations in dependency order. Short practice: Why should feedback identify h before correcting only y?</w:t>
+      </w:r>
+    </w:p>
+    <w:p>
+      <w:pPr>
+        <w:spacing w:line="336" w:lineRule="auto" w:after="180"/>
+      </w:pPr>
+      <w:r>
+        <w:rPr>
+          <w:b w:val="0"/>
+        </w:rPr>
+        <w:t xml:space="preserve">Point to the relevant step in the picture, then write the changed result and the rule or </w:t>
+      </w:r>
+      <w:r>
+        <w:rPr>
+          <w:b/>
+        </w:rPr>
+        <w:t>evidence</w:t>
+      </w:r>
+      <w:r>
+        <w:rPr>
+          <w:b w:val="0"/>
+        </w:rPr>
+        <w:t xml:space="preserve"> that supports it.. Return to this week and explain what you changed.</w:t>
+      </w:r>
+    </w:p>
+    <w:p>
+      <w:pPr>
+        <w:spacing w:line="336" w:lineRule="auto" w:after="180"/>
+      </w:pPr>
+      <w:r>
+        <w:rPr>
+          <w:b w:val="0"/>
+        </w:rPr>
+        <w:t xml:space="preserve">The browser lab lets you edit the supported Python examples already included in this lesson. Predict first, run, inspect the actual </w:t>
+      </w:r>
+      <w:r>
+        <w:rPr>
+          <w:b/>
+        </w:rPr>
+        <w:t>output</w:t>
+      </w:r>
+      <w:r>
+        <w:rPr>
+          <w:b w:val="0"/>
+        </w:rPr>
+        <w:t xml:space="preserve"> or error, change one </w:t>
+      </w:r>
+      <w:r>
+        <w:rPr>
+          <w:b/>
+        </w:rPr>
+        <w:t>input</w:t>
+      </w:r>
+      <w:r>
+        <w:rPr>
+          <w:b w:val="0"/>
+        </w:rPr>
+        <w:t>, then run again.</w:t>
+      </w:r>
+    </w:p>
+    <w:p>
+      <w:pPr>
+        <w:spacing w:line="336" w:lineRule="auto" w:after="180"/>
+      </w:pPr>
+      <w:r>
+        <w:rPr>
+          <w:b w:val="0"/>
+        </w:rPr>
+        <w:t xml:space="preserve">Keep code, </w:t>
+      </w:r>
+      <w:r>
+        <w:rPr>
+          <w:b/>
+        </w:rPr>
+        <w:t>prediction</w:t>
+      </w:r>
+      <w:r>
+        <w:rPr>
+          <w:b w:val="0"/>
+        </w:rPr>
+        <w:t>s, actual results and a reasoned revision together. On paper, label your result as a trace rather than an execution.</w:t>
+      </w:r>
+    </w:p>
+    <w:p>
+      <w:pPr>
+        <w:spacing w:line="336" w:lineRule="auto" w:after="180"/>
+      </w:pPr>
+      <w:r>
+        <w:rPr>
+          <w:b w:val="0"/>
+        </w:rPr>
+        <w:t xml:space="preserve">Use Download completed work in the hosted lesson to export your answers, reflections, practice feedback and code-run </w:t>
+      </w:r>
+      <w:r>
+        <w:rPr>
+          <w:b/>
+        </w:rPr>
+        <w:t>evidence</w:t>
+      </w:r>
+      <w:r>
+        <w:rPr>
+          <w:b w:val="0"/>
+        </w:rPr>
+        <w:t>. Open the HTML copy to read or print it.</w:t>
+      </w:r>
+    </w:p>
+    <w:p>
+      <w:pPr>
+        <w:spacing w:line="336" w:lineRule="auto" w:after="180"/>
+      </w:pPr>
+      <w:r>
+        <w:rPr>
+          <w:b w:val="0"/>
+        </w:rPr>
+        <w:t>Drafts stay in this browser when storage is available; clear drafts on a shared device.</w:t>
+      </w:r>
+    </w:p>
+    <w:p>
+      <w:pPr>
+        <w:pStyle w:val="Heading2"/>
+      </w:pPr>
+      <w:r>
+        <w:t>Earlier wording, alternatives and picture transcripts · reference / check after trying</w:t>
       </w:r>
     </w:p>
     <w:p>
@@ -3949,92 +5848,10 @@
     </w:p>
     <w:p>
       <w:pPr>
-        <w:spacing w:line="336" w:lineRule="auto" w:after="180"/>
-      </w:pPr>
-      <w:r>
-        <w:rPr>
-          <w:b w:val="0"/>
-        </w:rPr>
-        <w:t xml:space="preserve">Train a single </w:t>
-      </w:r>
-      <w:r>
-        <w:rPr>
-          <w:b/>
-        </w:rPr>
-        <w:t>output</w:t>
-      </w:r>
-      <w:r>
-        <w:rPr>
-          <w:b w:val="0"/>
-        </w:rPr>
-        <w:t xml:space="preserve"> weight while clearly marking the frozen hidden computation.</w:t>
-      </w:r>
-    </w:p>
-    <w:p>
-      <w:pPr>
         <w:pStyle w:val="Heading3"/>
       </w:pPr>
       <w:r>
-        <w:t>Practice 1: explain the deciding evidence</w:t>
-      </w:r>
-    </w:p>
-    <w:p>
-      <w:pPr>
-        <w:spacing w:line="336" w:lineRule="auto" w:after="180"/>
-      </w:pPr>
-      <w:r>
-        <w:rPr>
-          <w:b w:val="0"/>
-        </w:rPr>
-        <w:t xml:space="preserve">Which labelled step matches this detail? v becomes 1; </w:t>
-      </w:r>
-      <w:r>
-        <w:rPr>
-          <w:b/>
-        </w:rPr>
-        <w:t>prediction</w:t>
-      </w:r>
-      <w:r>
-        <w:rPr>
-          <w:b w:val="0"/>
-        </w:rPr>
-        <w:t xml:space="preserve"> 3 and loss 0. Next gradient is 0.</w:t>
-      </w:r>
-    </w:p>
-    <w:p>
-      <w:pPr>
-        <w:spacing w:line="336" w:lineRule="auto" w:after="180"/>
-        <w:shd w:fill="F4F9FC"/>
-      </w:pPr>
-      <w:r>
-        <w:rPr>
-          <w:b w:val="0"/>
-        </w:rPr>
-        <w:t>1. Freeze hidden step</w:t>
-      </w:r>
-    </w:p>
-    <w:p>
-      <w:pPr>
-        <w:spacing w:line="336" w:lineRule="auto" w:after="180"/>
-        <w:shd w:fill="F4F9FC"/>
-      </w:pPr>
-      <w:r>
-        <w:rPr>
-          <w:b w:val="0"/>
-        </w:rPr>
-        <w:t>2. Update and verify</w:t>
-      </w:r>
-    </w:p>
-    <w:p>
-      <w:pPr>
-        <w:spacing w:line="336" w:lineRule="auto" w:after="180"/>
-        <w:shd w:fill="F4F9FC"/>
-      </w:pPr>
-      <w:r>
-        <w:rPr>
-          <w:b w:val="0"/>
-        </w:rPr>
-        <w:t>3. Compute initial gradient</w:t>
+        <w:t>Repair a missing building block</w:t>
       </w:r>
     </w:p>
     <w:p>
@@ -4042,32 +5859,7 @@
         <w:pStyle w:val="Heading3"/>
       </w:pPr>
       <w:r>
-        <w:t>My selected conclusion, deciding fact and explanation</w:t>
-      </w:r>
-    </w:p>
-    <w:p>
-      <w:r>
-        <w:t>________________________________________________________________</w:t>
-      </w:r>
-    </w:p>
-    <w:p>
-      <w:r>
-        <w:t>________________________________________________________________</w:t>
-      </w:r>
-    </w:p>
-    <w:p>
-      <w:r>
-        <w:t>________________________________________________________________</w:t>
-      </w:r>
-    </w:p>
-    <w:p>
-      <w:r>
-        <w:t>________________________________________________________________</w:t>
-      </w:r>
-    </w:p>
-    <w:p>
-      <w:r>
-        <w:t>________________________________________________________________</w:t>
+        <w:t>Predict, run and debug</w:t>
       </w:r>
     </w:p>
     <w:p>
@@ -4075,592 +5867,25 @@
         <w:pStyle w:val="Heading3"/>
       </w:pPr>
       <w:r>
-        <w:t>Hint · try first</w:t>
-      </w:r>
-    </w:p>
-    <w:p>
-      <w:pPr>
-        <w:spacing w:line="336" w:lineRule="auto" w:after="180"/>
-        <w:shd w:fill="F1F6F8"/>
-      </w:pPr>
-      <w:r>
-        <w:rPr>
-          <w:b w:val="0"/>
-        </w:rPr>
-        <w:t>Hint if needed: Read the steps in the pictorial case. Match the supplied detail to the stage that performs or records it.</w:t>
-      </w:r>
-    </w:p>
-    <w:p>
-      <w:pPr>
-        <w:pStyle w:val="Heading3"/>
-      </w:pPr>
-      <w:r>
-        <w:t>Feedback · compare after trying</w:t>
-      </w:r>
-    </w:p>
-    <w:p>
-      <w:pPr>
-        <w:spacing w:line="336" w:lineRule="auto" w:after="180"/>
-        <w:shd w:fill="F1F6FC"/>
-      </w:pPr>
-      <w:r>
-        <w:rPr>
-          <w:b w:val="0"/>
-        </w:rPr>
-        <w:t xml:space="preserve">After your attempt, compare with the supported explanation: Update and verify v becomes 1; </w:t>
-      </w:r>
-      <w:r>
-        <w:rPr>
-          <w:b/>
-        </w:rPr>
-        <w:t>prediction</w:t>
-      </w:r>
-      <w:r>
-        <w:rPr>
-          <w:b w:val="0"/>
-        </w:rPr>
-        <w:t xml:space="preserve"> 3 and loss 0. Next gradient is 0. Only the </w:t>
-      </w:r>
-      <w:r>
-        <w:rPr>
-          <w:b/>
-        </w:rPr>
-        <w:t>output</w:t>
-      </w:r>
-      <w:r>
-        <w:rPr>
-          <w:b w:val="0"/>
-        </w:rPr>
-        <w:t xml:space="preserve"> weight v is being fitted in this toy network; the hidden ReLU is fixed.</w:t>
-      </w:r>
-    </w:p>
-    <w:p>
-      <w:pPr>
-        <w:spacing w:line="336" w:lineRule="auto" w:after="180"/>
-        <w:shd w:fill="F1F6FC"/>
-      </w:pPr>
-      <w:r>
-        <w:rPr>
-          <w:b w:val="0"/>
-        </w:rPr>
-        <w:t xml:space="preserve">The </w:t>
-      </w:r>
-      <w:r>
-        <w:rPr>
-          <w:b/>
-        </w:rPr>
-        <w:t>training</w:t>
-      </w:r>
-      <w:r>
-        <w:rPr>
-          <w:b w:val="0"/>
-        </w:rPr>
-        <w:t xml:space="preserve"> </w:t>
-      </w:r>
-      <w:r>
-        <w:rPr>
-          <w:b/>
-        </w:rPr>
-        <w:t>input</w:t>
-      </w:r>
-      <w:r>
-        <w:rPr>
-          <w:b w:val="0"/>
-        </w:rPr>
-        <w:t xml:space="preserve"> gives hidden value three. Squared-error slope points v from zero towards one, and this specially chosen rate reaches one in a single update.</w:t>
-      </w:r>
-    </w:p>
-    <w:p>
-      <w:pPr>
-        <w:spacing w:line="336" w:lineRule="auto" w:after="180"/>
-        <w:shd w:fill="F1F6FC"/>
-      </w:pPr>
-      <w:r>
-        <w:rPr>
-          <w:b w:val="0"/>
-        </w:rPr>
-        <w:t xml:space="preserve">Zero loss on one </w:t>
-      </w:r>
-      <w:r>
-        <w:rPr>
-          <w:b/>
-        </w:rPr>
-        <w:t>training</w:t>
-      </w:r>
-      <w:r>
-        <w:rPr>
-          <w:b w:val="0"/>
-        </w:rPr>
-        <w:t xml:space="preserve"> pair is exact </w:t>
-      </w:r>
-      <w:r>
-        <w:rPr>
-          <w:b/>
-        </w:rPr>
-        <w:t>fitting</w:t>
-      </w:r>
-      <w:r>
-        <w:rPr>
-          <w:b w:val="0"/>
-        </w:rPr>
-        <w:t xml:space="preserve"> of that pair, not </w:t>
-      </w:r>
-      <w:r>
-        <w:rPr>
-          <w:b/>
-        </w:rPr>
-        <w:t>evidence</w:t>
-      </w:r>
-      <w:r>
-        <w:rPr>
-          <w:b w:val="0"/>
-        </w:rPr>
-        <w:t xml:space="preserve"> about other </w:t>
-      </w:r>
-      <w:r>
-        <w:rPr>
-          <w:b/>
-        </w:rPr>
-        <w:t>input</w:t>
-      </w:r>
-      <w:r>
-        <w:rPr>
-          <w:b w:val="0"/>
-        </w:rPr>
-        <w:t>s.</w:t>
-      </w:r>
-    </w:p>
-    <w:p>
-      <w:pPr>
-        <w:pStyle w:val="Heading3"/>
-      </w:pPr>
-      <w:r>
-        <w:t>Practice 2: explain the deciding evidence</w:t>
-      </w:r>
-    </w:p>
-    <w:p>
-      <w:pPr>
-        <w:pStyle w:val="Heading3"/>
-      </w:pPr>
-      <w:r>
-        <w:t>Changed case · predict first</w:t>
-      </w:r>
-    </w:p>
-    <w:p>
-      <w:pPr>
-        <w:spacing w:line="336" w:lineRule="auto" w:after="180"/>
-        <w:shd w:fill="F5F1FB"/>
-      </w:pPr>
-      <w:r>
-        <w:rPr>
-          <w:b w:val="0"/>
-        </w:rPr>
-        <w:t>Changed-case practice: Change target from 3 to6 and restart v = 0 with the same rate. Which conclusion is supported by the supplied facts?</w:t>
-      </w:r>
-    </w:p>
-    <w:p>
-      <w:pPr>
-        <w:spacing w:line="336" w:lineRule="auto" w:after="180"/>
-        <w:shd w:fill="F4F9FC"/>
-      </w:pPr>
-      <w:r>
-        <w:rPr>
-          <w:b w:val="0"/>
-        </w:rPr>
-        <w:t xml:space="preserve">1. First gradient=-36; v becomes 2; </w:t>
-      </w:r>
-      <w:r>
-        <w:rPr>
-          <w:b/>
-        </w:rPr>
-        <w:t>prediction</w:t>
-      </w:r>
-      <w:r>
-        <w:rPr>
-          <w:b w:val="0"/>
-        </w:rPr>
-        <w:t xml:space="preserve"> 6 and loss 0.</w:t>
-      </w:r>
-    </w:p>
-    <w:p>
-      <w:pPr>
-        <w:spacing w:line="336" w:lineRule="auto" w:after="180"/>
-        <w:shd w:fill="F4F9FC"/>
-      </w:pPr>
-      <w:r>
-        <w:rPr>
-          <w:b w:val="0"/>
-        </w:rPr>
-        <w:t xml:space="preserve">2. We can decide the result without examining the changed </w:t>
-      </w:r>
-      <w:r>
-        <w:rPr>
-          <w:b/>
-        </w:rPr>
-        <w:t>input</w:t>
-      </w:r>
-      <w:r>
-        <w:rPr>
-          <w:b w:val="0"/>
-        </w:rPr>
-        <w:t xml:space="preserve"> or the procedure.</w:t>
-      </w:r>
-    </w:p>
-    <w:p>
-      <w:pPr>
-        <w:spacing w:line="336" w:lineRule="auto" w:after="180"/>
-        <w:shd w:fill="F4F9FC"/>
-      </w:pPr>
-      <w:r>
-        <w:rPr>
-          <w:b w:val="0"/>
-        </w:rPr>
-        <w:t xml:space="preserve">3. This one example guarantees correct results for every future </w:t>
-      </w:r>
-      <w:r>
-        <w:rPr>
-          <w:b/>
-        </w:rPr>
-        <w:t>input</w:t>
-      </w:r>
-      <w:r>
-        <w:rPr>
-          <w:b w:val="0"/>
-        </w:rPr>
-        <w:t>.</w:t>
-      </w:r>
-    </w:p>
-    <w:p>
-      <w:pPr>
-        <w:pStyle w:val="Heading3"/>
-      </w:pPr>
-      <w:r>
-        <w:t>My selected conclusion, deciding fact and explanation</w:t>
-      </w:r>
-    </w:p>
-    <w:p>
-      <w:r>
-        <w:t>________________________________________________________________</w:t>
-      </w:r>
-    </w:p>
-    <w:p>
-      <w:r>
-        <w:t>________________________________________________________________</w:t>
-      </w:r>
-    </w:p>
-    <w:p>
-      <w:r>
-        <w:t>________________________________________________________________</w:t>
-      </w:r>
-    </w:p>
-    <w:p>
-      <w:r>
-        <w:t>________________________________________________________________</w:t>
-      </w:r>
-    </w:p>
-    <w:p>
-      <w:r>
-        <w:t>________________________________________________________________</w:t>
-      </w:r>
-    </w:p>
-    <w:p>
-      <w:pPr>
-        <w:pStyle w:val="Heading3"/>
-      </w:pPr>
-      <w:r>
-        <w:t>Hint · try first</w:t>
-      </w:r>
-    </w:p>
-    <w:p>
-      <w:pPr>
-        <w:spacing w:line="336" w:lineRule="auto" w:after="180"/>
-        <w:shd w:fill="F1F6F8"/>
-      </w:pPr>
-      <w:r>
-        <w:rPr>
-          <w:b w:val="0"/>
-        </w:rPr>
-        <w:t>Hint if needed: Use the changed condition and the deciding step in the pictorial trace. The answer must say what follows from those facts.</w:t>
-      </w:r>
-    </w:p>
-    <w:p>
-      <w:pPr>
-        <w:pStyle w:val="Heading3"/>
-      </w:pPr>
-      <w:r>
-        <w:t>Feedback · compare after trying</w:t>
-      </w:r>
-    </w:p>
-    <w:p>
-      <w:pPr>
-        <w:spacing w:line="336" w:lineRule="auto" w:after="180"/>
-        <w:shd w:fill="F1F6FC"/>
-      </w:pPr>
-      <w:r>
-        <w:rPr>
-          <w:b w:val="0"/>
-        </w:rPr>
-        <w:t xml:space="preserve">After your attempt, compare with the supported explanation: First gradient=-36; v becomes 2; </w:t>
-      </w:r>
-      <w:r>
-        <w:rPr>
-          <w:b/>
-        </w:rPr>
-        <w:t>prediction</w:t>
-      </w:r>
-      <w:r>
-        <w:rPr>
-          <w:b w:val="0"/>
-        </w:rPr>
-        <w:t xml:space="preserve"> 6 and loss 0. The hidden value remains 3, but the target residual and required </w:t>
-      </w:r>
-      <w:r>
-        <w:rPr>
-          <w:b/>
-        </w:rPr>
-        <w:t>output</w:t>
-      </w:r>
-      <w:r>
-        <w:rPr>
-          <w:b w:val="0"/>
-        </w:rPr>
-        <w:t xml:space="preserve"> weight double.</w:t>
-      </w:r>
-    </w:p>
-    <w:p>
-      <w:pPr>
-        <w:pStyle w:val="Heading3"/>
-      </w:pPr>
-      <w:r>
-        <w:t>Repair a missing building block</w:t>
-      </w:r>
-    </w:p>
-    <w:p>
-      <w:pPr>
-        <w:spacing w:line="336" w:lineRule="auto" w:after="180"/>
-      </w:pPr>
-      <w:r>
-        <w:rPr>
-          <w:b w:val="0"/>
-        </w:rPr>
-        <w:t>Review Updating parameters (ai-5/11). Goal: Apply a learning rate to an ordered gradient. Short practice: Why must new loss be recomputed rather than assumed smaller?</w:t>
-      </w:r>
-    </w:p>
-    <w:p>
-      <w:pPr>
-        <w:spacing w:line="336" w:lineRule="auto" w:after="180"/>
-      </w:pPr>
-      <w:r>
-        <w:rPr>
-          <w:b w:val="0"/>
-        </w:rPr>
-        <w:t xml:space="preserve">Point to the relevant step in the picture, then write the changed result and the rule or </w:t>
-      </w:r>
-      <w:r>
-        <w:rPr>
-          <w:b/>
-        </w:rPr>
-        <w:t>evidence</w:t>
-      </w:r>
-      <w:r>
-        <w:rPr>
-          <w:b w:val="0"/>
-        </w:rPr>
-        <w:t xml:space="preserve"> that supports it.. Return to this week and explain what you changed.</w:t>
-      </w:r>
-    </w:p>
-    <w:p>
-      <w:pPr>
-        <w:spacing w:line="336" w:lineRule="auto" w:after="180"/>
-      </w:pPr>
-      <w:r>
-        <w:rPr>
-          <w:b w:val="0"/>
-        </w:rPr>
-        <w:t>Review Slopes and local change (ai-5/9). Goal: Calculate an average rate of change over a stated interval. Short practice: Which calculation disproves “any increase helps”?</w:t>
-      </w:r>
-    </w:p>
-    <w:p>
-      <w:pPr>
-        <w:spacing w:line="336" w:lineRule="auto" w:after="180"/>
-      </w:pPr>
-      <w:r>
-        <w:rPr>
-          <w:b w:val="0"/>
-        </w:rPr>
-        <w:t xml:space="preserve">Point to the relevant step in the picture, then write the changed result and the rule or </w:t>
-      </w:r>
-      <w:r>
-        <w:rPr>
-          <w:b/>
-        </w:rPr>
-        <w:t>evidence</w:t>
-      </w:r>
-      <w:r>
-        <w:rPr>
-          <w:b w:val="0"/>
-        </w:rPr>
-        <w:t xml:space="preserve"> that supports it.. Return to this week and explain what you changed.</w:t>
-      </w:r>
-    </w:p>
-    <w:p>
-      <w:pPr>
-        <w:spacing w:line="336" w:lineRule="auto" w:after="180"/>
-      </w:pPr>
-      <w:r>
-        <w:rPr>
-          <w:b w:val="0"/>
-        </w:rPr>
-        <w:t>Review Forward passes by hand (ai-5/6). Goal: Record scores and activations in dependency order. Short practice: Why should feedback identify h before correcting only y?</w:t>
-      </w:r>
-    </w:p>
-    <w:p>
-      <w:pPr>
-        <w:spacing w:line="336" w:lineRule="auto" w:after="180"/>
-      </w:pPr>
-      <w:r>
-        <w:rPr>
-          <w:b w:val="0"/>
-        </w:rPr>
-        <w:t xml:space="preserve">Point to the relevant step in the picture, then write the changed result and the rule or </w:t>
-      </w:r>
-      <w:r>
-        <w:rPr>
-          <w:b/>
-        </w:rPr>
-        <w:t>evidence</w:t>
-      </w:r>
-      <w:r>
-        <w:rPr>
-          <w:b w:val="0"/>
-        </w:rPr>
-        <w:t xml:space="preserve"> that supports it.. Return to this week and explain what you changed.</w:t>
-      </w:r>
-    </w:p>
-    <w:p>
-      <w:pPr>
-        <w:pStyle w:val="Heading3"/>
-      </w:pPr>
-      <w:r>
-        <w:t>Predict, run and debug</w:t>
-      </w:r>
-    </w:p>
-    <w:p>
-      <w:pPr>
-        <w:spacing w:line="336" w:lineRule="auto" w:after="180"/>
-      </w:pPr>
-      <w:r>
-        <w:rPr>
-          <w:b w:val="0"/>
-        </w:rPr>
-        <w:t xml:space="preserve">The browser lab lets you edit the supported Python examples already included in this lesson. Predict first, run, inspect the actual </w:t>
-      </w:r>
-      <w:r>
-        <w:rPr>
-          <w:b/>
-        </w:rPr>
-        <w:t>output</w:t>
-      </w:r>
-      <w:r>
-        <w:rPr>
-          <w:b w:val="0"/>
-        </w:rPr>
-        <w:t xml:space="preserve"> or error, change one </w:t>
-      </w:r>
-      <w:r>
-        <w:rPr>
-          <w:b/>
-        </w:rPr>
-        <w:t>input</w:t>
-      </w:r>
-      <w:r>
-        <w:rPr>
-          <w:b w:val="0"/>
-        </w:rPr>
-        <w:t>, then run again.</w:t>
-      </w:r>
-    </w:p>
-    <w:p>
-      <w:pPr>
-        <w:spacing w:line="336" w:lineRule="auto" w:after="180"/>
-      </w:pPr>
-      <w:r>
-        <w:rPr>
-          <w:b w:val="0"/>
-        </w:rPr>
-        <w:t xml:space="preserve">Keep code, </w:t>
-      </w:r>
-      <w:r>
-        <w:rPr>
-          <w:b/>
-        </w:rPr>
-        <w:t>prediction</w:t>
-      </w:r>
-      <w:r>
-        <w:rPr>
-          <w:b w:val="0"/>
-        </w:rPr>
-        <w:t>s, actual results and a reasoned revision together. On paper, label your result as a trace rather than an execution.</w:t>
-      </w:r>
-    </w:p>
-    <w:p>
-      <w:pPr>
-        <w:pStyle w:val="Heading3"/>
-      </w:pPr>
-      <w:r>
         <w:t>Keep your completed work</w:t>
       </w:r>
     </w:p>
     <w:p>
       <w:pPr>
-        <w:spacing w:line="336" w:lineRule="auto" w:after="180"/>
-      </w:pPr>
-      <w:r>
-        <w:rPr>
-          <w:b w:val="0"/>
-        </w:rPr>
-        <w:t xml:space="preserve">Use Download completed work in the hosted lesson to export your answers, reflections, practice feedback and code-run </w:t>
-      </w:r>
-      <w:r>
-        <w:rPr>
-          <w:b/>
-        </w:rPr>
-        <w:t>evidence</w:t>
-      </w:r>
-      <w:r>
-        <w:rPr>
-          <w:b w:val="0"/>
-        </w:rPr>
-        <w:t>. Open the HTML copy to read or print it.</w:t>
-      </w:r>
-    </w:p>
-    <w:p>
-      <w:pPr>
-        <w:spacing w:line="336" w:lineRule="auto" w:after="180"/>
-      </w:pPr>
-      <w:r>
-        <w:rPr>
-          <w:b w:val="0"/>
-        </w:rPr>
-        <w:t>Drafts stay in this browser when storage is available; clear drafts on a shared device.</w:t>
-      </w:r>
-    </w:p>
-    <w:p>
-      <w:pPr>
         <w:pStyle w:val="Heading1"/>
       </w:pPr>
       <w:r>
-        <w:t>18. Visual concept journey</w:t>
-      </w:r>
-    </w:p>
-    <w:p>
-      <w:r>
-        <w:t>Explain each Training a small network graphic using its labels, deciding evidence and relevant limitation.</w:t>
-      </w:r>
-    </w:p>
-    <w:p>
-      <w:pPr>
-        <w:pStyle w:val="Heading3"/>
+        <w:t>18. Reference · Six-picture concept journey</w:t>
+      </w:r>
+    </w:p>
+    <w:p>
+      <w:r>
+        <w:t>Choose the picture that supports the current explanation.</w:t>
+      </w:r>
+    </w:p>
+    <w:p>
+      <w:pPr>
+        <w:pStyle w:val="Heading2"/>
       </w:pPr>
       <w:r>
         <w:t>01. Training a small network: the case</w:t>
@@ -4671,7 +5896,7 @@
         <w:drawing>
           <wp:inline xmlns:a="http://schemas.openxmlformats.org/drawingml/2006/main" xmlns:pic="http://schemas.openxmlformats.org/drawingml/2006/picture">
             <wp:extent cx="5486400" cy="2990088"/>
-            <wp:docPr id="2" name="Picture 2" descr="Train a single output weight while clearly marking the frozen hidden computation. Supplied facts: Toy h=ReLU(x), y=vh. One training pair x = 3, target 3; start v = 0; squared loss; rate 1/18. All inputs and outcomes in this worked example are invented classroom data; no real model run is claimed."/>
+            <wp:docPr id="4" name="Picture 4" descr="Train a single output weight while clearly marking the frozen hidden computation. Supplied facts: Toy h=ReLU(x), y=vh. One training pair x = 3, target 3; start v = 0; squared loss; rate 1/18. All inputs and outcomes in this worked example are invented classroom data; no real model run is claimed."/>
             <wp:cNvGraphicFramePr>
               <a:graphicFrameLocks noChangeAspect="1"/>
             </wp:cNvGraphicFramePr>
@@ -4683,7 +5908,7 @@
                     <pic:cNvPicPr/>
                   </pic:nvPicPr>
                   <pic:blipFill>
-                    <a:blip r:embed="rId10"/>
+                    <a:blip r:embed="rId12"/>
                     <a:stretch>
                       <a:fillRect/>
                     </a:stretch>
@@ -4763,7 +5988,6 @@
     <w:p>
       <w:pPr>
         <w:spacing w:line="336" w:lineRule="auto" w:after="180"/>
-        <w:shd w:fill="F5F1FB"/>
       </w:pPr>
       <w:r>
         <w:rPr>
@@ -4774,7 +5998,7 @@
     </w:p>
     <w:p>
       <w:pPr>
-        <w:pStyle w:val="Heading3"/>
+        <w:pStyle w:val="Heading2"/>
       </w:pPr>
       <w:r>
         <w:t>02. Follow the deciding steps</w:t>
@@ -4785,7 +6009,7 @@
         <w:drawing>
           <wp:inline xmlns:a="http://schemas.openxmlformats.org/drawingml/2006/main" xmlns:pic="http://schemas.openxmlformats.org/drawingml/2006/picture">
             <wp:extent cx="5486400" cy="3182112"/>
-            <wp:docPr id="3" name="Picture 3" descr="Freeze hidden step: h=3 for this pair; only v is trainable. → Compute initial gradient: Loss 9; gradient 2(3v-3)×3=-18 at v=0. → Update and verify: v becomes 1; prediction 3 and loss 0. Next gradient is 0."/>
+            <wp:docPr id="5" name="Picture 5" descr="Freeze hidden step: h=3 for this pair; only v is trainable. → Compute initial gradient: Loss 9; gradient 2(3v-3)×3=-18 at v=0. → Update and verify: v becomes 1; prediction 3 and loss 0. Next gradient is 0."/>
             <wp:cNvGraphicFramePr>
               <a:graphicFrameLocks noChangeAspect="1"/>
             </wp:cNvGraphicFramePr>
@@ -4797,7 +6021,7 @@
                     <pic:cNvPicPr/>
                   </pic:nvPicPr>
                   <pic:blipFill>
-                    <a:blip r:embed="rId11"/>
+                    <a:blip r:embed="rId9"/>
                     <a:stretch>
                       <a:fillRect/>
                     </a:stretch>
@@ -4842,7 +6066,6 @@
     <w:p>
       <w:pPr>
         <w:spacing w:line="336" w:lineRule="auto" w:after="180"/>
-        <w:shd w:fill="F5F1FB"/>
       </w:pPr>
       <w:r>
         <w:rPr>
@@ -4865,7 +6088,7 @@
     </w:p>
     <w:p>
       <w:pPr>
-        <w:pStyle w:val="Heading3"/>
+        <w:pStyle w:val="Heading2"/>
       </w:pPr>
       <w:r>
         <w:t>03. One full-data update from v is 1</w:t>
@@ -4876,7 +6099,7 @@
         <w:drawing>
           <wp:inline xmlns:a="http://schemas.openxmlformats.org/drawingml/2006/main" xmlns:pic="http://schemas.openxmlformats.org/drawingml/2006/picture">
             <wp:extent cx="5486400" cy="2898648"/>
-            <wp:docPr id="4" name="Picture 4" descr="One full-data update from v is 1. Forward and loss | Predictions [1, 2] for targets [2, 4] | Errors [-1, -2], MSE 2.5. Gradient | 2 times (-1 times 1 - 2 times 2) / 2 | Gradient -5. Update with rate 0.1 | 1 - 0.1 times -5 | Next v is 1.5"/>
+            <wp:docPr id="6" name="Picture 6" descr="One full-data update from v is 1. Forward and loss | Predictions [1, 2] for targets [2, 4] | Errors [-1, -2], MSE 2.5. Gradient | 2 times (-1 times 1 - 2 times 2) / 2 | Gradient -5. Update with rate 0.1 | 1 - 0.1 times -5 | Next v is 1.5"/>
             <wp:cNvGraphicFramePr>
               <a:graphicFrameLocks noChangeAspect="1"/>
             </wp:cNvGraphicFramePr>
@@ -4888,7 +6111,7 @@
                     <pic:cNvPicPr/>
                   </pic:nvPicPr>
                   <pic:blipFill>
-                    <a:blip r:embed="rId12"/>
+                    <a:blip r:embed="rId13"/>
                     <a:stretch>
                       <a:fillRect/>
                     </a:stretch>
@@ -4944,7 +6167,6 @@
     <w:p>
       <w:pPr>
         <w:spacing w:line="336" w:lineRule="auto" w:after="180"/>
-        <w:shd w:fill="F5F1FB"/>
       </w:pPr>
       <w:r>
         <w:rPr>
@@ -4955,7 +6177,7 @@
     </w:p>
     <w:p>
       <w:pPr>
-        <w:pStyle w:val="Heading3"/>
+        <w:pStyle w:val="Heading2"/>
       </w:pPr>
       <w:r>
         <w:t>04. Change one thing. Trace what follows.</w:t>
@@ -4966,7 +6188,7 @@
         <w:drawing>
           <wp:inline xmlns:a="http://schemas.openxmlformats.org/drawingml/2006/main" xmlns:pic="http://schemas.openxmlformats.org/drawingml/2006/picture">
             <wp:extent cx="5486400" cy="3026664"/>
-            <wp:docPr id="5" name="Picture 5" descr="Original case: v becomes 1; prediction 3 and loss 0. Next gradient is 0. Changed condition: Change target from 3 to6 and restart v = 0 with the same rate. Expected result: First gradient=-36; v becomes 2; prediction 6 and loss 0. Reason: The hidden value remains 3, but the target residual and required output weight double."/>
+            <wp:docPr id="7" name="Picture 7" descr="Original case: v becomes 1; prediction 3 and loss 0. Next gradient is 0. Changed condition: Change target from 3 to6 and restart v = 0 with the same rate. Expected result: First gradient=-36; v becomes 2; prediction 6 and loss 0. Reason: The hidden value remains 3, but the target residual and required output weight double."/>
             <wp:cNvGraphicFramePr>
               <a:graphicFrameLocks noChangeAspect="1"/>
             </wp:cNvGraphicFramePr>
@@ -4978,7 +6200,7 @@
                     <pic:cNvPicPr/>
                   </pic:nvPicPr>
                   <pic:blipFill>
-                    <a:blip r:embed="rId13"/>
+                    <a:blip r:embed="rId10"/>
                     <a:stretch>
                       <a:fillRect/>
                     </a:stretch>
@@ -5058,7 +6280,6 @@
     <w:p>
       <w:pPr>
         <w:spacing w:line="336" w:lineRule="auto" w:after="180"/>
-        <w:shd w:fill="F5F1FB"/>
       </w:pPr>
       <w:r>
         <w:rPr>
@@ -5069,7 +6290,7 @@
     </w:p>
     <w:p>
       <w:pPr>
-        <w:pStyle w:val="Heading3"/>
+        <w:pStyle w:val="Heading2"/>
       </w:pPr>
       <w:r>
         <w:t>05. Connect the explanation to its limit</w:t>
@@ -5080,7 +6301,7 @@
         <w:drawing>
           <wp:inline xmlns:a="http://schemas.openxmlformats.org/drawingml/2006/main" xmlns:pic="http://schemas.openxmlformats.org/drawingml/2006/picture">
             <wp:extent cx="5486400" cy="2834640"/>
-            <wp:docPr id="6" name="Picture 6" descr="Only the output weight v is being fitted in this toy network; the hidden ReLU is fixed. The training input gives hidden value three. Squared-error slope points v from zero towards one, and this specially chosen rate reaches one in a single update. Zero loss on one training pair is exact fitting of that pair, not evidence about other inputs. Limit: A zero loss on one example is memorised fit to that example, not proof of a generally useful image classifier."/>
+            <wp:docPr id="8" name="Picture 8" descr="Only the output weight v is being fitted in this toy network; the hidden ReLU is fixed. The training input gives hidden value three. Squared-error slope points v from zero towards one, and this specially chosen rate reaches one in a single update. Zero loss on one training pair is exact fitting of that pair, not evidence about other inputs. Limit: Zero loss on one example is an exact fit to that recorded example. It does not by itself establish memorisation or a generally useful image classifier."/>
             <wp:cNvGraphicFramePr>
               <a:graphicFrameLocks noChangeAspect="1"/>
             </wp:cNvGraphicFramePr>
@@ -5155,18 +6376,7 @@
         <w:rPr>
           <w:b w:val="0"/>
         </w:rPr>
-        <w:t xml:space="preserve"> gives hidden value three.</w:t>
-      </w:r>
-    </w:p>
-    <w:p>
-      <w:pPr>
-        <w:spacing w:line="336" w:lineRule="auto" w:after="180"/>
-      </w:pPr>
-      <w:r>
-        <w:rPr>
-          <w:b w:val="0"/>
-        </w:rPr>
-        <w:t xml:space="preserve">Squared-error slope points v from zero towards one, and this specially chosen rate reaches one in a single update. Zero loss on one </w:t>
+        <w:t xml:space="preserve"> gives hidden value three. Squared-error slope points v from zero towards one, and this specially chosen rate reaches one in a single update. Zero loss on one </w:t>
       </w:r>
       <w:r>
         <w:rPr>
@@ -5214,24 +6424,12 @@
         <w:rPr>
           <w:b w:val="0"/>
         </w:rPr>
-        <w:t>s.</w:t>
+        <w:t>s. Limit: Zero loss on one example is an exact fit to that recorded example. It does not by itself establish memorisation or a generally useful image classifier.</w:t>
       </w:r>
     </w:p>
     <w:p>
       <w:pPr>
         <w:spacing w:line="336" w:lineRule="auto" w:after="180"/>
-      </w:pPr>
-      <w:r>
-        <w:rPr>
-          <w:b w:val="0"/>
-        </w:rPr>
-        <w:t>Limit: A zero loss on one example is memorised fit to that example, not proof of a generally useful image classifier.</w:t>
-      </w:r>
-    </w:p>
-    <w:p>
-      <w:pPr>
-        <w:spacing w:line="336" w:lineRule="auto" w:after="180"/>
-        <w:shd w:fill="F5F1FB"/>
       </w:pPr>
       <w:r>
         <w:rPr>
@@ -5242,7 +6440,7 @@
     </w:p>
     <w:p>
       <w:pPr>
-        <w:pStyle w:val="Heading3"/>
+        <w:pStyle w:val="Heading2"/>
       </w:pPr>
       <w:r>
         <w:t>06. Make the idea visible in your project</w:t>
@@ -5253,7 +6451,7 @@
         <w:drawing>
           <wp:inline xmlns:a="http://schemas.openxmlformats.org/drawingml/2006/main" xmlns:pic="http://schemas.openxmlformats.org/drawingml/2006/picture">
             <wp:extent cx="5486400" cy="3681984"/>
-            <wp:docPr id="7" name="Picture 7" descr="For your Image-pattern Network Investigation, save the input, procedure, observed result and limitation of this check. Label this worked example as practice; use a different, previously unreviewed case when checking independent understanding. Draw your input, deciding step, result and limit. Supported question: Which parameter changed, and which part was not trained? Point to the relevant step in the picture, then write the changed result and the rule or evidence that supports it."/>
+            <wp:docPr id="9" name="Picture 9" descr="For your Image-pattern Network Investigation, save the input, procedure, observed result and limitation of this check. Label this worked example as practice; use a different, previously unreviewed case when checking independent understanding. Draw your input, deciding step, result and limit. Supported question: Which parameter changed, and which part was not trained? Point to the relevant step in the picture, then write the changed result and the rule or evidence that supports it."/>
             <wp:cNvGraphicFramePr>
               <a:graphicFrameLocks noChangeAspect="1"/>
             </wp:cNvGraphicFramePr>
@@ -5356,7 +6554,6 @@
     <w:p>
       <w:pPr>
         <w:spacing w:line="336" w:lineRule="auto" w:after="180"/>
-        <w:shd w:fill="F5F1FB"/>
       </w:pPr>
       <w:r>
         <w:rPr>
@@ -5375,6 +6572,62 @@
           <w:b w:val="0"/>
         </w:rPr>
         <w:t>.</w:t>
+      </w:r>
+    </w:p>
+    <w:p>
+      <w:pPr>
+        <w:pStyle w:val="Heading2"/>
+      </w:pPr>
+      <w:r>
+        <w:t>Earlier wording, alternatives and picture transcripts · reference / check after trying</w:t>
+      </w:r>
+    </w:p>
+    <w:p>
+      <w:pPr>
+        <w:pStyle w:val="Heading3"/>
+      </w:pPr>
+      <w:r>
+        <w:t>01. Training a small network: the case</w:t>
+      </w:r>
+    </w:p>
+    <w:p>
+      <w:pPr>
+        <w:pStyle w:val="Heading3"/>
+      </w:pPr>
+      <w:r>
+        <w:t>02. Follow the deciding steps</w:t>
+      </w:r>
+    </w:p>
+    <w:p>
+      <w:pPr>
+        <w:pStyle w:val="Heading3"/>
+      </w:pPr>
+      <w:r>
+        <w:t>03. One full-data update from v is 1</w:t>
+      </w:r>
+    </w:p>
+    <w:p>
+      <w:pPr>
+        <w:pStyle w:val="Heading3"/>
+      </w:pPr>
+      <w:r>
+        <w:t>04. Change one thing. Trace what follows.</w:t>
+      </w:r>
+    </w:p>
+    <w:p>
+      <w:pPr>
+        <w:pStyle w:val="Heading3"/>
+      </w:pPr>
+      <w:r>
+        <w:t>05. Connect the explanation to its limit</w:t>
+      </w:r>
+    </w:p>
+    <w:p>
+      <w:pPr>
+        <w:pStyle w:val="Heading3"/>
+      </w:pPr>
+      <w:r>
+        <w:t>06. Make the idea visible in your project</w:t>
       </w:r>
     </w:p>
     <w:sectPr>
